--- a/отчет курсовая.docx
+++ b/отчет курсовая.docx
@@ -608,7 +608,22 @@
           <w:szCs w:val="28"/>
         </w:rPr>
         <w:tab/>
-        <w:t>Темникова К.Н.</w:t>
+      </w:r>
+      <w:proofErr w:type="spellStart"/>
+      <w:r>
+        <w:rPr>
+          <w:rFonts w:eastAsia="Times New Roman" w:cs="Times New Roman"/>
+          <w:szCs w:val="28"/>
+        </w:rPr>
+        <w:t>Темникова</w:t>
+      </w:r>
+      <w:proofErr w:type="spellEnd"/>
+      <w:r>
+        <w:rPr>
+          <w:rFonts w:eastAsia="Times New Roman" w:cs="Times New Roman"/>
+          <w:szCs w:val="28"/>
+        </w:rPr>
+        <w:t xml:space="preserve"> К.Н.</w:t>
       </w:r>
     </w:p>
     <w:p>
@@ -803,7 +818,7 @@
             </w:rPr>
             <w:fldChar w:fldCharType="separate"/>
           </w:r>
-          <w:hyperlink w:anchor="_Toc188531098" w:history="1">
+          <w:hyperlink w:anchor="_Toc188534327" w:history="1">
             <w:r>
               <w:rPr>
                 <w:rStyle w:val="a5"/>
@@ -828,7 +843,7 @@
               <w:rPr>
                 <w:noProof/>
               </w:rPr>
-              <w:instrText xml:space="preserve"> PAGEREF _Toc188531098 \h </w:instrText>
+              <w:instrText xml:space="preserve"> PAGEREF _Toc188534327 \h </w:instrText>
             </w:r>
             <w:r>
               <w:rPr>
@@ -864,7 +879,7 @@
               <w:sz w:val="22"/>
             </w:rPr>
           </w:pPr>
-          <w:hyperlink w:anchor="_Toc188531099" w:history="1">
+          <w:hyperlink w:anchor="_Toc188534328" w:history="1">
             <w:r>
               <w:rPr>
                 <w:rStyle w:val="a5"/>
@@ -888,7 +903,7 @@
               <w:rPr>
                 <w:noProof/>
               </w:rPr>
-              <w:instrText xml:space="preserve"> PAGEREF _Toc188531099 \h </w:instrText>
+              <w:instrText xml:space="preserve"> PAGEREF _Toc188534328 \h </w:instrText>
             </w:r>
             <w:r>
               <w:rPr>
@@ -924,7 +939,7 @@
               <w:sz w:val="22"/>
             </w:rPr>
           </w:pPr>
-          <w:hyperlink w:anchor="_Toc188531100" w:history="1">
+          <w:hyperlink w:anchor="_Toc188534329" w:history="1">
             <w:r>
               <w:rPr>
                 <w:rStyle w:val="a5"/>
@@ -948,7 +963,7 @@
               <w:rPr>
                 <w:noProof/>
               </w:rPr>
-              <w:instrText xml:space="preserve"> PAGEREF _Toc188531100 \h </w:instrText>
+              <w:instrText xml:space="preserve"> PAGEREF _Toc188534329 \h </w:instrText>
             </w:r>
             <w:r>
               <w:rPr>
@@ -984,7 +999,7 @@
               <w:sz w:val="22"/>
             </w:rPr>
           </w:pPr>
-          <w:hyperlink w:anchor="_Toc188531101" w:history="1">
+          <w:hyperlink w:anchor="_Toc188534330" w:history="1">
             <w:r>
               <w:rPr>
                 <w:rStyle w:val="a5"/>
@@ -1008,7 +1023,7 @@
               <w:rPr>
                 <w:noProof/>
               </w:rPr>
-              <w:instrText xml:space="preserve"> PAGEREF _Toc188531101 \h </w:instrText>
+              <w:instrText xml:space="preserve"> PAGEREF _Toc188534330 \h </w:instrText>
             </w:r>
             <w:r>
               <w:rPr>
@@ -1044,7 +1059,7 @@
               <w:sz w:val="22"/>
             </w:rPr>
           </w:pPr>
-          <w:hyperlink w:anchor="_Toc188531102" w:history="1">
+          <w:hyperlink w:anchor="_Toc188534331" w:history="1">
             <w:r>
               <w:rPr>
                 <w:rStyle w:val="a5"/>
@@ -1068,7 +1083,7 @@
               <w:rPr>
                 <w:noProof/>
               </w:rPr>
-              <w:instrText xml:space="preserve"> PAGEREF _Toc188531102 \h </w:instrText>
+              <w:instrText xml:space="preserve"> PAGEREF _Toc188534331 \h </w:instrText>
             </w:r>
             <w:r>
               <w:rPr>
@@ -1104,7 +1119,7 @@
               <w:sz w:val="22"/>
             </w:rPr>
           </w:pPr>
-          <w:hyperlink w:anchor="_Toc188531103" w:history="1">
+          <w:hyperlink w:anchor="_Toc188534332" w:history="1">
             <w:r>
               <w:rPr>
                 <w:rStyle w:val="a5"/>
@@ -1129,7 +1144,7 @@
               <w:rPr>
                 <w:noProof/>
               </w:rPr>
-              <w:instrText xml:space="preserve"> PAGEREF _Toc188531103 \h </w:instrText>
+              <w:instrText xml:space="preserve"> PAGEREF _Toc188534332 \h </w:instrText>
             </w:r>
             <w:r>
               <w:rPr>
@@ -1165,7 +1180,7 @@
               <w:sz w:val="22"/>
             </w:rPr>
           </w:pPr>
-          <w:hyperlink w:anchor="_Toc188531104" w:history="1">
+          <w:hyperlink w:anchor="_Toc188534333" w:history="1">
             <w:r>
               <w:rPr>
                 <w:rStyle w:val="a5"/>
@@ -1198,7 +1213,7 @@
               <w:rPr>
                 <w:noProof/>
               </w:rPr>
-              <w:instrText xml:space="preserve"> PAGEREF _Toc188531104 \h </w:instrText>
+              <w:instrText xml:space="preserve"> PAGEREF _Toc188534333 \h </w:instrText>
             </w:r>
             <w:r>
               <w:rPr>
@@ -1234,7 +1249,7 @@
               <w:sz w:val="22"/>
             </w:rPr>
           </w:pPr>
-          <w:hyperlink w:anchor="_Toc188531105" w:history="1">
+          <w:hyperlink w:anchor="_Toc188534334" w:history="1">
             <w:r>
               <w:rPr>
                 <w:rStyle w:val="a5"/>
@@ -1258,7 +1273,7 @@
               <w:rPr>
                 <w:noProof/>
               </w:rPr>
-              <w:instrText xml:space="preserve"> PAGEREF _Toc188531105 \h </w:instrText>
+              <w:instrText xml:space="preserve"> PAGEREF _Toc188534334 \h </w:instrText>
             </w:r>
             <w:r>
               <w:rPr>
@@ -1275,7 +1290,7 @@
               <w:rPr>
                 <w:noProof/>
               </w:rPr>
-              <w:t>15</w:t>
+              <w:t>16</w:t>
             </w:r>
             <w:r>
               <w:rPr>
@@ -1294,7 +1309,7 @@
               <w:sz w:val="22"/>
             </w:rPr>
           </w:pPr>
-          <w:hyperlink w:anchor="_Toc188531106" w:history="1">
+          <w:hyperlink w:anchor="_Toc188534335" w:history="1">
             <w:r>
               <w:rPr>
                 <w:rStyle w:val="a5"/>
@@ -1318,7 +1333,7 @@
               <w:rPr>
                 <w:noProof/>
               </w:rPr>
-              <w:instrText xml:space="preserve"> PAGEREF _Toc188531106 \h </w:instrText>
+              <w:instrText xml:space="preserve"> PAGEREF _Toc188534335 \h </w:instrText>
             </w:r>
             <w:r>
               <w:rPr>
@@ -1335,7 +1350,7 @@
               <w:rPr>
                 <w:noProof/>
               </w:rPr>
-              <w:t>16</w:t>
+              <w:t>17</w:t>
             </w:r>
             <w:r>
               <w:rPr>
@@ -1354,7 +1369,7 @@
               <w:sz w:val="22"/>
             </w:rPr>
           </w:pPr>
-          <w:hyperlink w:anchor="_Toc188531107" w:history="1">
+          <w:hyperlink w:anchor="_Toc188534336" w:history="1">
             <w:r>
               <w:rPr>
                 <w:rStyle w:val="a5"/>
@@ -1378,7 +1393,7 @@
               <w:rPr>
                 <w:noProof/>
               </w:rPr>
-              <w:instrText xml:space="preserve"> PAGEREF _Toc188531107 \h </w:instrText>
+              <w:instrText xml:space="preserve"> PAGEREF _Toc188534336 \h </w:instrText>
             </w:r>
             <w:r>
               <w:rPr>
@@ -1395,7 +1410,7 @@
               <w:rPr>
                 <w:noProof/>
               </w:rPr>
-              <w:t>17</w:t>
+              <w:t>18</w:t>
             </w:r>
             <w:r>
               <w:rPr>
@@ -1414,7 +1429,7 @@
               <w:sz w:val="22"/>
             </w:rPr>
           </w:pPr>
-          <w:hyperlink w:anchor="_Toc188531108" w:history="1">
+          <w:hyperlink w:anchor="_Toc188534337" w:history="1">
             <w:r>
               <w:rPr>
                 <w:rStyle w:val="a5"/>
@@ -1438,7 +1453,7 @@
               <w:rPr>
                 <w:noProof/>
               </w:rPr>
-              <w:instrText xml:space="preserve"> PAGEREF _Toc188531108 \h </w:instrText>
+              <w:instrText xml:space="preserve"> PAGEREF _Toc188534337 \h </w:instrText>
             </w:r>
             <w:r>
               <w:rPr>
@@ -1455,7 +1470,7 @@
               <w:rPr>
                 <w:noProof/>
               </w:rPr>
-              <w:t>18</w:t>
+              <w:t>19</w:t>
             </w:r>
             <w:r>
               <w:rPr>
@@ -1474,7 +1489,7 @@
               <w:sz w:val="22"/>
             </w:rPr>
           </w:pPr>
-          <w:hyperlink w:anchor="_Toc188531109" w:history="1">
+          <w:hyperlink w:anchor="_Toc188534338" w:history="1">
             <w:r>
               <w:rPr>
                 <w:rStyle w:val="a5"/>
@@ -1499,7 +1514,7 @@
               <w:rPr>
                 <w:noProof/>
               </w:rPr>
-              <w:instrText xml:space="preserve"> PAGEREF _Toc188531109 \h </w:instrText>
+              <w:instrText xml:space="preserve"> PAGEREF _Toc188534338 \h </w:instrText>
             </w:r>
             <w:r>
               <w:rPr>
@@ -1516,7 +1531,7 @@
               <w:rPr>
                 <w:noProof/>
               </w:rPr>
-              <w:t>20</w:t>
+              <w:t>21</w:t>
             </w:r>
             <w:r>
               <w:rPr>
@@ -1535,7 +1550,7 @@
               <w:sz w:val="22"/>
             </w:rPr>
           </w:pPr>
-          <w:hyperlink w:anchor="_Toc188531110" w:history="1">
+          <w:hyperlink w:anchor="_Toc188534339" w:history="1">
             <w:r>
               <w:rPr>
                 <w:rStyle w:val="a5"/>
@@ -1560,7 +1575,7 @@
               <w:rPr>
                 <w:noProof/>
               </w:rPr>
-              <w:instrText xml:space="preserve"> PAGEREF _Toc188531110 \h </w:instrText>
+              <w:instrText xml:space="preserve"> PAGEREF _Toc188534339 \h </w:instrText>
             </w:r>
             <w:r>
               <w:rPr>
@@ -1577,7 +1592,67 @@
               <w:rPr>
                 <w:noProof/>
               </w:rPr>
-              <w:t>21</w:t>
+              <w:t>22</w:t>
+            </w:r>
+            <w:r>
+              <w:rPr>
+                <w:noProof/>
+              </w:rPr>
+              <w:fldChar w:fldCharType="end"/>
+            </w:r>
+          </w:hyperlink>
+        </w:p>
+        <w:p>
+          <w:pPr>
+            <w:pStyle w:val="11"/>
+            <w:rPr>
+              <w:rFonts w:asciiTheme="minorHAnsi" w:eastAsiaTheme="minorEastAsia" w:hAnsiTheme="minorHAnsi" w:cstheme="minorBidi"/>
+              <w:noProof/>
+              <w:sz w:val="22"/>
+            </w:rPr>
+          </w:pPr>
+          <w:hyperlink w:anchor="_Toc188534340" w:history="1">
+            <w:r>
+              <w:rPr>
+                <w:rStyle w:val="a5"/>
+                <w:noProof/>
+              </w:rPr>
+              <w:t>Приложение</w:t>
+            </w:r>
+            <w:r>
+              <w:rPr>
+                <w:noProof/>
+              </w:rPr>
+              <w:tab/>
+            </w:r>
+            <w:r>
+              <w:rPr>
+                <w:noProof/>
+              </w:rPr>
+              <w:fldChar w:fldCharType="begin"/>
+            </w:r>
+            <w:r>
+              <w:rPr>
+                <w:noProof/>
+              </w:rPr>
+              <w:instrText xml:space="preserve"> PAGEREF _Toc188534340 \h </w:instrText>
+            </w:r>
+            <w:r>
+              <w:rPr>
+                <w:noProof/>
+              </w:rPr>
+            </w:r>
+            <w:r>
+              <w:rPr>
+                <w:noProof/>
+              </w:rPr>
+              <w:fldChar w:fldCharType="separate"/>
+            </w:r>
+            <w:r>
+              <w:rPr>
+                <w:noProof/>
+              </w:rPr>
+              <w:t>23</w:t>
             </w:r>
             <w:r>
               <w:rPr>
@@ -2001,8 +2076,17 @@
           <w:rFonts w:cs="Times New Roman"/>
           <w:szCs w:val="28"/>
         </w:rPr>
-        <w:t>Ссылка на макет в Figma</w:t>
-      </w:r>
+        <w:t xml:space="preserve">Ссылка на макет в </w:t>
+      </w:r>
+      <w:proofErr w:type="spellStart"/>
+      <w:r>
+        <w:rPr>
+          <w:rFonts w:cs="Times New Roman"/>
+          <w:szCs w:val="28"/>
+        </w:rPr>
+        <w:t>Figma</w:t>
+      </w:r>
+      <w:proofErr w:type="spellEnd"/>
       <w:r>
         <w:rPr>
           <w:rFonts w:cs="Times New Roman"/>
@@ -2040,6 +2124,7 @@
         </w:rPr>
         <w:t>.</w:t>
       </w:r>
+      <w:proofErr w:type="spellStart"/>
       <w:r>
         <w:rPr>
           <w:rFonts w:cs="Times New Roman"/>
@@ -2048,6 +2133,7 @@
         </w:rPr>
         <w:t>figma</w:t>
       </w:r>
+      <w:proofErr w:type="spellEnd"/>
       <w:r>
         <w:rPr>
           <w:rFonts w:cs="Times New Roman"/>
@@ -2085,6 +2171,7 @@
         </w:rPr>
         <w:t>/</w:t>
       </w:r>
+      <w:proofErr w:type="spellStart"/>
       <w:r>
         <w:rPr>
           <w:rFonts w:cs="Times New Roman"/>
@@ -2093,6 +2180,7 @@
         </w:rPr>
         <w:t>gFekqDtG</w:t>
       </w:r>
+      <w:proofErr w:type="spellEnd"/>
       <w:r>
         <w:rPr>
           <w:rFonts w:cs="Times New Roman"/>
@@ -2115,6 +2203,7 @@
         </w:rPr>
         <w:t>2</w:t>
       </w:r>
+      <w:proofErr w:type="spellStart"/>
       <w:r>
         <w:rPr>
           <w:rFonts w:cs="Times New Roman"/>
@@ -2123,6 +2212,7 @@
         </w:rPr>
         <w:t>StRi</w:t>
       </w:r>
+      <w:proofErr w:type="spellEnd"/>
       <w:r>
         <w:rPr>
           <w:rFonts w:cs="Times New Roman"/>
@@ -2130,6 +2220,7 @@
         </w:rPr>
         <w:t>510</w:t>
       </w:r>
+      <w:proofErr w:type="spellStart"/>
       <w:r>
         <w:rPr>
           <w:rFonts w:cs="Times New Roman"/>
@@ -2138,6 +2229,7 @@
         </w:rPr>
         <w:t>rakq</w:t>
       </w:r>
+      <w:proofErr w:type="spellEnd"/>
       <w:r>
         <w:rPr>
           <w:rFonts w:cs="Times New Roman"/>
@@ -2310,6 +2402,7 @@
         </w:rPr>
         <w:t>=</w:t>
       </w:r>
+      <w:proofErr w:type="spellStart"/>
       <w:r>
         <w:rPr>
           <w:rFonts w:cs="Times New Roman"/>
@@ -2318,6 +2411,7 @@
         </w:rPr>
         <w:t>xNSLaUPjhUAOGAQi</w:t>
       </w:r>
+      <w:proofErr w:type="spellEnd"/>
       <w:r>
         <w:rPr>
           <w:rFonts w:cs="Times New Roman"/>
@@ -2364,6 +2458,7 @@
         </w:rPr>
         <w:t>://</w:t>
       </w:r>
+      <w:proofErr w:type="spellStart"/>
       <w:r>
         <w:rPr>
           <w:rFonts w:cs="Times New Roman"/>
@@ -2372,6 +2467,7 @@
         </w:rPr>
         <w:t>github</w:t>
       </w:r>
+      <w:proofErr w:type="spellEnd"/>
       <w:r>
         <w:rPr>
           <w:rFonts w:cs="Times New Roman"/>
@@ -2394,6 +2490,7 @@
         </w:rPr>
         <w:t>/</w:t>
       </w:r>
+      <w:proofErr w:type="spellStart"/>
       <w:r>
         <w:rPr>
           <w:rFonts w:cs="Times New Roman"/>
@@ -2402,6 +2499,7 @@
         </w:rPr>
         <w:t>kiraaamel</w:t>
       </w:r>
+      <w:proofErr w:type="spellEnd"/>
       <w:r>
         <w:rPr>
           <w:rFonts w:cs="Times New Roman"/>
@@ -2465,7 +2563,7 @@
           <w:szCs w:val="28"/>
         </w:rPr>
       </w:pPr>
-      <w:bookmarkStart w:id="2" w:name="_Toc188531098"/>
+      <w:bookmarkStart w:id="2" w:name="_Toc188534327"/>
       <w:r>
         <w:rPr>
           <w:rFonts w:cs="Times New Roman"/>
@@ -2480,7 +2578,7 @@
       <w:pPr>
         <w:pStyle w:val="1"/>
       </w:pPr>
-      <w:bookmarkStart w:id="3" w:name="_Toc188531099"/>
+      <w:bookmarkStart w:id="3" w:name="_Toc188534328"/>
       <w:r>
         <w:t>1.1 Анализ предметной области</w:t>
       </w:r>
@@ -2714,7 +2812,7 @@
       <w:pPr>
         <w:pStyle w:val="1"/>
       </w:pPr>
-      <w:bookmarkStart w:id="4" w:name="_Toc188531100"/>
+      <w:bookmarkStart w:id="4" w:name="_Toc188534329"/>
       <w:r>
         <w:t>1.2 Анализ аналогов</w:t>
       </w:r>
@@ -2769,6 +2867,7 @@
         </w:rPr>
         <w:t>://</w:t>
       </w:r>
+      <w:proofErr w:type="spellStart"/>
       <w:r>
         <w:rPr>
           <w:rStyle w:val="a6"/>
@@ -2780,6 +2879,7 @@
         </w:rPr>
         <w:t>ru</w:t>
       </w:r>
+      <w:proofErr w:type="spellEnd"/>
       <w:r>
         <w:rPr>
           <w:rStyle w:val="a6"/>
@@ -3519,8 +3619,13 @@
         </w:rPr>
       </w:pPr>
       <w:r>
-        <w:t>4) Игроутка</w:t>
-      </w:r>
+        <w:t xml:space="preserve">4) </w:t>
+      </w:r>
+      <w:proofErr w:type="spellStart"/>
+      <w:r>
+        <w:t>Игроутка</w:t>
+      </w:r>
+      <w:proofErr w:type="spellEnd"/>
       <w:r>
         <w:rPr>
           <w:rFonts w:eastAsia="Times New Roman" w:cs="Times New Roman"/>
@@ -3830,7 +3935,7 @@
       <w:pPr>
         <w:pStyle w:val="1"/>
       </w:pPr>
-      <w:bookmarkStart w:id="5" w:name="_Toc188531101"/>
+      <w:bookmarkStart w:id="5" w:name="_Toc188534330"/>
       <w:r>
         <w:t>1.3 Анализ целевой аудитории</w:t>
       </w:r>
@@ -4176,7 +4281,7 @@
       <w:pPr>
         <w:pStyle w:val="1"/>
       </w:pPr>
-      <w:bookmarkStart w:id="6" w:name="_Toc188531102"/>
+      <w:bookmarkStart w:id="6" w:name="_Toc188534331"/>
       <w:r>
         <w:lastRenderedPageBreak/>
         <w:t>1.4. Анализ функциональности проекта</w:t>
@@ -4751,7 +4856,7 @@
           <w:szCs w:val="28"/>
         </w:rPr>
       </w:pPr>
-      <w:bookmarkStart w:id="7" w:name="_Toc188531103"/>
+      <w:bookmarkStart w:id="7" w:name="_Toc188534332"/>
       <w:r>
         <w:rPr>
           <w:rFonts w:cs="Times New Roman"/>
@@ -4766,7 +4871,7 @@
       <w:pPr>
         <w:pStyle w:val="1"/>
       </w:pPr>
-      <w:bookmarkStart w:id="8" w:name="_Toc188531104"/>
+      <w:bookmarkStart w:id="8" w:name="_Toc188534333"/>
       <w:r>
         <w:t>2.1</w:t>
       </w:r>
@@ -5024,21 +5129,7 @@
           <w:rFonts w:cs="Times New Roman"/>
           <w:szCs w:val="28"/>
         </w:rPr>
-        <w:t xml:space="preserve">Рисунок 2. </w:t>
-      </w:r>
-      <w:r>
-        <w:rPr>
-          <w:rFonts w:cs="Times New Roman"/>
-          <w:szCs w:val="28"/>
-        </w:rPr>
-        <w:t>П</w:t>
-      </w:r>
-      <w:r>
-        <w:rPr>
-          <w:rFonts w:cs="Times New Roman"/>
-          <w:szCs w:val="28"/>
-        </w:rPr>
-        <w:t xml:space="preserve">ример карточек с играми </w:t>
+        <w:t xml:space="preserve">Рисунок 2. Пример карточек с играми </w:t>
       </w:r>
       <w:r>
         <w:rPr>
@@ -5897,14 +5988,27 @@
       <w:r>
         <w:t xml:space="preserve">Пример игрового процесса </w:t>
       </w:r>
-      <w:fldSimple w:instr=" SEQ Пример_игрового_процесса \* ARABIC ">
-        <w:r>
-          <w:rPr>
-            <w:noProof/>
-          </w:rPr>
-          <w:t>1</w:t>
-        </w:r>
-      </w:fldSimple>
+      <w:r>
+        <w:fldChar w:fldCharType="begin"/>
+      </w:r>
+      <w:r>
+        <w:instrText xml:space="preserve"> SEQ Пример_игрового_процесса \* ARABIC </w:instrText>
+      </w:r>
+      <w:r>
+        <w:fldChar w:fldCharType="separate"/>
+      </w:r>
+      <w:r>
+        <w:rPr>
+          <w:noProof/>
+        </w:rPr>
+        <w:t>1</w:t>
+      </w:r>
+      <w:r>
+        <w:rPr>
+          <w:noProof/>
+        </w:rPr>
+        <w:fldChar w:fldCharType="end"/>
+      </w:r>
       <w:bookmarkEnd w:id="12"/>
     </w:p>
     <w:p>
@@ -6040,6 +6144,7 @@
         </w:rPr>
         <w:t>Текст выполнен шрифтами «</w:t>
       </w:r>
+      <w:proofErr w:type="spellStart"/>
       <w:r>
         <w:rPr>
           <w:rFonts w:cs="Times New Roman"/>
@@ -6048,6 +6153,7 @@
         </w:rPr>
         <w:t>Alegreya</w:t>
       </w:r>
+      <w:proofErr w:type="spellEnd"/>
       <w:r>
         <w:rPr>
           <w:rFonts w:cs="Times New Roman"/>
@@ -7003,13 +7109,15 @@
         <w:fldChar w:fldCharType="separate"/>
       </w:r>
       <w:r>
-        <w:t>Рисунок 7. М</w:t>
-      </w:r>
-      <w:r>
-        <w:t>а</w:t>
-      </w:r>
-      <w:r>
-        <w:t xml:space="preserve">кет Figma </w:t>
+        <w:t xml:space="preserve">Рисунок 7. Макет </w:t>
+      </w:r>
+      <w:proofErr w:type="spellStart"/>
+      <w:r>
+        <w:t>Figma</w:t>
+      </w:r>
+      <w:proofErr w:type="spellEnd"/>
+      <w:r>
+        <w:t xml:space="preserve"> </w:t>
       </w:r>
       <w:r>
         <w:rPr>
@@ -7102,16 +7210,37 @@
       </w:pPr>
       <w:bookmarkStart w:id="16" w:name="_Ref188531857"/>
       <w:r>
-        <w:t xml:space="preserve">Рисунок 7. Макет Figma </w:t>
-      </w:r>
-      <w:fldSimple w:instr=" SEQ Рисунок_7._Макет_Figma \* ARABIC ">
-        <w:r>
-          <w:rPr>
-            <w:noProof/>
-          </w:rPr>
-          <w:t>1</w:t>
-        </w:r>
-      </w:fldSimple>
+        <w:t xml:space="preserve">Рисунок 7. Макет </w:t>
+      </w:r>
+      <w:proofErr w:type="spellStart"/>
+      <w:r>
+        <w:t>Figma</w:t>
+      </w:r>
+      <w:proofErr w:type="spellEnd"/>
+      <w:r>
+        <w:t xml:space="preserve"> </w:t>
+      </w:r>
+      <w:r>
+        <w:fldChar w:fldCharType="begin"/>
+      </w:r>
+      <w:r>
+        <w:instrText xml:space="preserve"> SEQ Рисунок_7._Макет_Figma \* ARABIC </w:instrText>
+      </w:r>
+      <w:r>
+        <w:fldChar w:fldCharType="separate"/>
+      </w:r>
+      <w:r>
+        <w:rPr>
+          <w:noProof/>
+        </w:rPr>
+        <w:t>1</w:t>
+      </w:r>
+      <w:r>
+        <w:rPr>
+          <w:noProof/>
+        </w:rPr>
+        <w:fldChar w:fldCharType="end"/>
+      </w:r>
       <w:bookmarkEnd w:id="16"/>
     </w:p>
     <w:p>
@@ -7217,7 +7346,7 @@
       <w:pPr>
         <w:pStyle w:val="1"/>
       </w:pPr>
-      <w:bookmarkStart w:id="17" w:name="_Toc188531105"/>
+      <w:bookmarkStart w:id="17" w:name="_Toc188534334"/>
       <w:r>
         <w:t>2.2. Особенности верстки веб-сайта</w:t>
       </w:r>
@@ -7706,7 +7835,71 @@
           <w:rFonts w:cs="Times New Roman"/>
           <w:szCs w:val="28"/>
         </w:rPr>
-        <w:t>&gt; строки: &lt;link rel="stylesheet" href="style_library.css"&gt;.</w:t>
+        <w:t>&gt; строки: &lt;</w:t>
+      </w:r>
+      <w:proofErr w:type="spellStart"/>
+      <w:r>
+        <w:rPr>
+          <w:rFonts w:cs="Times New Roman"/>
+          <w:szCs w:val="28"/>
+        </w:rPr>
+        <w:t>link</w:t>
+      </w:r>
+      <w:proofErr w:type="spellEnd"/>
+      <w:r>
+        <w:rPr>
+          <w:rFonts w:cs="Times New Roman"/>
+          <w:szCs w:val="28"/>
+        </w:rPr>
+        <w:t xml:space="preserve"> </w:t>
+      </w:r>
+      <w:proofErr w:type="spellStart"/>
+      <w:r>
+        <w:rPr>
+          <w:rFonts w:cs="Times New Roman"/>
+          <w:szCs w:val="28"/>
+        </w:rPr>
+        <w:t>rel</w:t>
+      </w:r>
+      <w:proofErr w:type="spellEnd"/>
+      <w:r>
+        <w:rPr>
+          <w:rFonts w:cs="Times New Roman"/>
+          <w:szCs w:val="28"/>
+        </w:rPr>
+        <w:t>="</w:t>
+      </w:r>
+      <w:proofErr w:type="spellStart"/>
+      <w:r>
+        <w:rPr>
+          <w:rFonts w:cs="Times New Roman"/>
+          <w:szCs w:val="28"/>
+        </w:rPr>
+        <w:t>stylesheet</w:t>
+      </w:r>
+      <w:proofErr w:type="spellEnd"/>
+      <w:r>
+        <w:rPr>
+          <w:rFonts w:cs="Times New Roman"/>
+          <w:szCs w:val="28"/>
+        </w:rPr>
+        <w:t xml:space="preserve">" </w:t>
+      </w:r>
+      <w:proofErr w:type="spellStart"/>
+      <w:r>
+        <w:rPr>
+          <w:rFonts w:cs="Times New Roman"/>
+          <w:szCs w:val="28"/>
+        </w:rPr>
+        <w:t>href</w:t>
+      </w:r>
+      <w:proofErr w:type="spellEnd"/>
+      <w:r>
+        <w:rPr>
+          <w:rFonts w:cs="Times New Roman"/>
+          <w:szCs w:val="28"/>
+        </w:rPr>
+        <w:t>="style_library.css"&gt;.</w:t>
       </w:r>
       <w:r>
         <w:rPr>
@@ -7721,7 +7914,23 @@
           <w:szCs w:val="28"/>
         </w:rPr>
         <w:lastRenderedPageBreak/>
-        <w:t xml:space="preserve">Для выравнивания элементов на страницах использовались Flexbox и </w:t>
+        <w:t xml:space="preserve">Для выравнивания элементов на страницах использовались </w:t>
+      </w:r>
+      <w:proofErr w:type="spellStart"/>
+      <w:r>
+        <w:rPr>
+          <w:rFonts w:cs="Times New Roman"/>
+          <w:szCs w:val="28"/>
+        </w:rPr>
+        <w:t>Flexbox</w:t>
+      </w:r>
+      <w:proofErr w:type="spellEnd"/>
+      <w:r>
+        <w:rPr>
+          <w:rFonts w:cs="Times New Roman"/>
+          <w:szCs w:val="28"/>
+        </w:rPr>
+        <w:t xml:space="preserve"> и </w:t>
       </w:r>
       <w:r>
         <w:rPr>
@@ -7859,12 +8068,21 @@
         </w:rPr>
         <w:fldChar w:fldCharType="separate"/>
       </w:r>
-      <w:r>
-        <w:rPr>
-          <w:rFonts w:cs="Times New Roman"/>
-          <w:szCs w:val="28"/>
-        </w:rPr>
-        <w:t xml:space="preserve">transition </w:t>
+      <w:proofErr w:type="spellStart"/>
+      <w:r>
+        <w:rPr>
+          <w:rFonts w:cs="Times New Roman"/>
+          <w:szCs w:val="28"/>
+        </w:rPr>
+        <w:t>transition</w:t>
+      </w:r>
+      <w:proofErr w:type="spellEnd"/>
+      <w:r>
+        <w:rPr>
+          <w:rFonts w:cs="Times New Roman"/>
+          <w:szCs w:val="28"/>
+        </w:rPr>
+        <w:t xml:space="preserve"> </w:t>
       </w:r>
       <w:r>
         <w:rPr>
@@ -8069,12 +8287,21 @@
         </w:rPr>
       </w:pPr>
       <w:bookmarkStart w:id="20" w:name="_Ref188464272"/>
-      <w:r>
-        <w:rPr>
-          <w:rFonts w:cs="Times New Roman"/>
-          <w:szCs w:val="28"/>
-        </w:rPr>
-        <w:t xml:space="preserve">transition </w:t>
+      <w:proofErr w:type="spellStart"/>
+      <w:r>
+        <w:rPr>
+          <w:rFonts w:cs="Times New Roman"/>
+          <w:szCs w:val="28"/>
+        </w:rPr>
+        <w:t>transition</w:t>
+      </w:r>
+      <w:proofErr w:type="spellEnd"/>
+      <w:r>
+        <w:rPr>
+          <w:rFonts w:cs="Times New Roman"/>
+          <w:szCs w:val="28"/>
+        </w:rPr>
+        <w:t xml:space="preserve"> </w:t>
       </w:r>
       <w:r>
         <w:rPr>
@@ -8118,7 +8345,7 @@
       <w:pPr>
         <w:pStyle w:val="1"/>
       </w:pPr>
-      <w:bookmarkStart w:id="21" w:name="_Toc188531106"/>
+      <w:bookmarkStart w:id="21" w:name="_Toc188534335"/>
       <w:r>
         <w:t>2.3. Описание и верстка веб-формы</w:t>
       </w:r>
@@ -8466,6 +8693,7 @@
         </w:rPr>
         <w:t xml:space="preserve">. </w:t>
       </w:r>
+      <w:proofErr w:type="spellStart"/>
       <w:r>
         <w:rPr>
           <w:rFonts w:cs="Times New Roman"/>
@@ -8474,6 +8702,7 @@
         </w:rPr>
         <w:t>Fieldset</w:t>
       </w:r>
+      <w:proofErr w:type="spellEnd"/>
       <w:r>
         <w:rPr>
           <w:rFonts w:cs="Times New Roman"/>
@@ -8662,7 +8891,23 @@
           <w:rFonts w:cs="Times New Roman"/>
           <w:szCs w:val="28"/>
         </w:rPr>
-        <w:t xml:space="preserve">Стилизация input </w:t>
+        <w:t xml:space="preserve">Стилизация </w:t>
+      </w:r>
+      <w:proofErr w:type="spellStart"/>
+      <w:r>
+        <w:rPr>
+          <w:rFonts w:cs="Times New Roman"/>
+          <w:szCs w:val="28"/>
+        </w:rPr>
+        <w:t>input</w:t>
+      </w:r>
+      <w:proofErr w:type="spellEnd"/>
+      <w:r>
+        <w:rPr>
+          <w:rFonts w:cs="Times New Roman"/>
+          <w:szCs w:val="28"/>
+        </w:rPr>
+        <w:t xml:space="preserve"> </w:t>
       </w:r>
       <w:r>
         <w:rPr>
@@ -8758,7 +9003,23 @@
           <w:rFonts w:cs="Times New Roman"/>
           <w:szCs w:val="28"/>
         </w:rPr>
-        <w:t xml:space="preserve">Стилизация input </w:t>
+        <w:t xml:space="preserve">Стилизация </w:t>
+      </w:r>
+      <w:proofErr w:type="spellStart"/>
+      <w:r>
+        <w:rPr>
+          <w:rFonts w:cs="Times New Roman"/>
+          <w:szCs w:val="28"/>
+        </w:rPr>
+        <w:t>input</w:t>
+      </w:r>
+      <w:proofErr w:type="spellEnd"/>
+      <w:r>
+        <w:rPr>
+          <w:rFonts w:cs="Times New Roman"/>
+          <w:szCs w:val="28"/>
+        </w:rPr>
+        <w:t xml:space="preserve"> </w:t>
       </w:r>
       <w:r>
         <w:rPr>
@@ -8845,7 +9106,23 @@
           <w:rFonts w:eastAsia="Times New Roman" w:cs="Times New Roman"/>
           <w:szCs w:val="28"/>
         </w:rPr>
-        <w:t>Поле имени имеет атрибут required, что требует обязательного заполнения.</w:t>
+        <w:t xml:space="preserve">Поле имени имеет атрибут </w:t>
+      </w:r>
+      <w:proofErr w:type="spellStart"/>
+      <w:r>
+        <w:rPr>
+          <w:rFonts w:eastAsia="Times New Roman" w:cs="Times New Roman"/>
+          <w:szCs w:val="28"/>
+        </w:rPr>
+        <w:t>required</w:t>
+      </w:r>
+      <w:proofErr w:type="spellEnd"/>
+      <w:r>
+        <w:rPr>
+          <w:rFonts w:eastAsia="Times New Roman" w:cs="Times New Roman"/>
+          <w:szCs w:val="28"/>
+        </w:rPr>
+        <w:t>, что требует обязательного заполнения.</w:t>
       </w:r>
     </w:p>
     <w:p>
@@ -8868,14 +9145,46 @@
           <w:rFonts w:eastAsia="Times New Roman" w:cs="Times New Roman"/>
           <w:szCs w:val="28"/>
         </w:rPr>
-        <w:t>Поле электронной почты проверяется на корректность формата с помощью type="email".</w:t>
+        <w:t xml:space="preserve">Поле электронной почты проверяется на корректность формата с помощью </w:t>
+      </w:r>
+      <w:proofErr w:type="spellStart"/>
+      <w:r>
+        <w:rPr>
+          <w:rFonts w:eastAsia="Times New Roman" w:cs="Times New Roman"/>
+          <w:szCs w:val="28"/>
+        </w:rPr>
+        <w:t>type</w:t>
+      </w:r>
+      <w:proofErr w:type="spellEnd"/>
+      <w:r>
+        <w:rPr>
+          <w:rFonts w:eastAsia="Times New Roman" w:cs="Times New Roman"/>
+          <w:szCs w:val="28"/>
+        </w:rPr>
+        <w:t>="</w:t>
+      </w:r>
+      <w:proofErr w:type="spellStart"/>
+      <w:r>
+        <w:rPr>
+          <w:rFonts w:eastAsia="Times New Roman" w:cs="Times New Roman"/>
+          <w:szCs w:val="28"/>
+        </w:rPr>
+        <w:t>email</w:t>
+      </w:r>
+      <w:proofErr w:type="spellEnd"/>
+      <w:r>
+        <w:rPr>
+          <w:rFonts w:eastAsia="Times New Roman" w:cs="Times New Roman"/>
+          <w:szCs w:val="28"/>
+        </w:rPr>
+        <w:t>".</w:t>
       </w:r>
     </w:p>
     <w:p>
       <w:pPr>
         <w:pStyle w:val="1"/>
       </w:pPr>
-      <w:bookmarkStart w:id="24" w:name="_Toc188531107"/>
+      <w:bookmarkStart w:id="24" w:name="_Toc188534336"/>
       <w:r>
         <w:t>2.4. Анимация на сайте</w:t>
       </w:r>
@@ -8915,7 +9224,23 @@
           <w:szCs w:val="28"/>
         </w:rPr>
         <w:lastRenderedPageBreak/>
-        <w:t xml:space="preserve">Данная анимация отвечает за тень текста и его межбуквенное расстояние. </w:t>
+        <w:t xml:space="preserve">Данная анимация отвечает за тень текста и его </w:t>
+      </w:r>
+      <w:proofErr w:type="spellStart"/>
+      <w:r>
+        <w:rPr>
+          <w:rFonts w:eastAsia="Times New Roman" w:cs="Times New Roman"/>
+          <w:szCs w:val="28"/>
+        </w:rPr>
+        <w:t>межбуквенное</w:t>
+      </w:r>
+      <w:proofErr w:type="spellEnd"/>
+      <w:r>
+        <w:rPr>
+          <w:rFonts w:eastAsia="Times New Roman" w:cs="Times New Roman"/>
+          <w:szCs w:val="28"/>
+        </w:rPr>
+        <w:t xml:space="preserve"> расстояние. </w:t>
       </w:r>
       <w:r>
         <w:rPr>
@@ -9187,7 +9512,7 @@
       <w:pPr>
         <w:pStyle w:val="1"/>
       </w:pPr>
-      <w:bookmarkStart w:id="26" w:name="_Toc188531108"/>
+      <w:bookmarkStart w:id="26" w:name="_Toc188534337"/>
       <w:r>
         <w:t>2.5 Тестирование проекта</w:t>
       </w:r>
@@ -10378,7 +10703,7 @@
           <w:szCs w:val="28"/>
         </w:rPr>
       </w:pPr>
-      <w:bookmarkStart w:id="32" w:name="_Toc188531109"/>
+      <w:bookmarkStart w:id="32" w:name="_Toc188534338"/>
       <w:r>
         <w:rPr>
           <w:rFonts w:cs="Times New Roman"/>
@@ -10498,7 +10823,7 @@
           <w:szCs w:val="28"/>
         </w:rPr>
       </w:pPr>
-      <w:bookmarkStart w:id="33" w:name="_Toc188531110"/>
+      <w:bookmarkStart w:id="33" w:name="_Toc188534339"/>
       <w:r>
         <w:rPr>
           <w:rFonts w:cs="Times New Roman"/>
@@ -10535,7 +10860,39 @@
           <w:rFonts w:cs="Times New Roman"/>
           <w:szCs w:val="28"/>
         </w:rPr>
-        <w:t xml:space="preserve"> CSS медиа-запросы (media queries): медиа</w:t>
+        <w:t xml:space="preserve"> CSS медиа-запросы (</w:t>
+      </w:r>
+      <w:proofErr w:type="spellStart"/>
+      <w:r>
+        <w:rPr>
+          <w:rFonts w:cs="Times New Roman"/>
+          <w:szCs w:val="28"/>
+        </w:rPr>
+        <w:t>media</w:t>
+      </w:r>
+      <w:proofErr w:type="spellEnd"/>
+      <w:r>
+        <w:rPr>
+          <w:rFonts w:cs="Times New Roman"/>
+          <w:szCs w:val="28"/>
+        </w:rPr>
+        <w:t xml:space="preserve"> </w:t>
+      </w:r>
+      <w:proofErr w:type="spellStart"/>
+      <w:r>
+        <w:rPr>
+          <w:rFonts w:cs="Times New Roman"/>
+          <w:szCs w:val="28"/>
+        </w:rPr>
+        <w:t>queries</w:t>
+      </w:r>
+      <w:proofErr w:type="spellEnd"/>
+      <w:r>
+        <w:rPr>
+          <w:rFonts w:cs="Times New Roman"/>
+          <w:szCs w:val="28"/>
+        </w:rPr>
+        <w:t>): медиа</w:t>
       </w:r>
       <w:r>
         <w:rPr>
@@ -10744,6 +11101,7 @@
         </w:rPr>
         <w:t>80</w:t>
       </w:r>
+      <w:proofErr w:type="spellStart"/>
       <w:r>
         <w:rPr>
           <w:rFonts w:cs="Times New Roman"/>
@@ -10752,6 +11110,7 @@
         </w:rPr>
         <w:t>sh</w:t>
       </w:r>
+      <w:proofErr w:type="spellEnd"/>
       <w:r>
         <w:rPr>
           <w:rFonts w:cs="Times New Roman"/>
@@ -10847,7 +11206,23 @@
           <w:rFonts w:cs="Times New Roman"/>
           <w:szCs w:val="28"/>
         </w:rPr>
-        <w:t xml:space="preserve">-продакшен: использование </w:t>
+        <w:t>-</w:t>
+      </w:r>
+      <w:proofErr w:type="spellStart"/>
+      <w:r>
+        <w:rPr>
+          <w:rFonts w:cs="Times New Roman"/>
+          <w:szCs w:val="28"/>
+        </w:rPr>
+        <w:t>продакшен</w:t>
+      </w:r>
+      <w:proofErr w:type="spellEnd"/>
+      <w:r>
+        <w:rPr>
+          <w:rFonts w:cs="Times New Roman"/>
+          <w:szCs w:val="28"/>
+        </w:rPr>
+        <w:t xml:space="preserve">: использование </w:t>
       </w:r>
       <w:r>
         <w:rPr>
@@ -10886,7 +11261,43 @@
             <w:rFonts w:cs="Times New Roman"/>
             <w:szCs w:val="28"/>
           </w:rPr>
-          <w:t>Digital-продакшен JetStyle | Веб-дизайн, создание и разработка сайтов</w:t>
+          <w:t>Digital-</w:t>
+        </w:r>
+        <w:proofErr w:type="spellStart"/>
+        <w:r>
+          <w:rPr>
+            <w:rStyle w:val="a5"/>
+            <w:rFonts w:cs="Times New Roman"/>
+            <w:szCs w:val="28"/>
+          </w:rPr>
+          <w:t>продакшен</w:t>
+        </w:r>
+        <w:proofErr w:type="spellEnd"/>
+        <w:r>
+          <w:rPr>
+            <w:rStyle w:val="a5"/>
+            <w:rFonts w:cs="Times New Roman"/>
+            <w:szCs w:val="28"/>
+          </w:rPr>
+          <w:t xml:space="preserve"> </w:t>
+        </w:r>
+        <w:proofErr w:type="spellStart"/>
+        <w:r>
+          <w:rPr>
+            <w:rStyle w:val="a5"/>
+            <w:rFonts w:cs="Times New Roman"/>
+            <w:szCs w:val="28"/>
+          </w:rPr>
+          <w:t>JetStyle</w:t>
+        </w:r>
+        <w:proofErr w:type="spellEnd"/>
+        <w:r>
+          <w:rPr>
+            <w:rStyle w:val="a5"/>
+            <w:rFonts w:cs="Times New Roman"/>
+            <w:szCs w:val="28"/>
+          </w:rPr>
+          <w:t xml:space="preserve"> | Веб-дизайн, создание и разработка сайтов</w:t>
         </w:r>
       </w:hyperlink>
       <w:r>
@@ -10970,13 +11381,41 @@
         <w:t xml:space="preserve">: </w:t>
       </w:r>
       <w:hyperlink r:id="rId37" w:history="1">
+        <w:proofErr w:type="spellStart"/>
         <w:r>
           <w:rPr>
             <w:rStyle w:val="a5"/>
             <w:rFonts w:cs="Times New Roman"/>
             <w:szCs w:val="28"/>
           </w:rPr>
-          <w:t>Aim digital — дизайн и разработка цифровых продуктов и сервисов</w:t>
+          <w:t>Aim</w:t>
+        </w:r>
+        <w:proofErr w:type="spellEnd"/>
+        <w:r>
+          <w:rPr>
+            <w:rStyle w:val="a5"/>
+            <w:rFonts w:cs="Times New Roman"/>
+            <w:szCs w:val="28"/>
+          </w:rPr>
+          <w:t xml:space="preserve"> </w:t>
+        </w:r>
+        <w:proofErr w:type="spellStart"/>
+        <w:r>
+          <w:rPr>
+            <w:rStyle w:val="a5"/>
+            <w:rFonts w:cs="Times New Roman"/>
+            <w:szCs w:val="28"/>
+          </w:rPr>
+          <w:t>digital</w:t>
+        </w:r>
+        <w:proofErr w:type="spellEnd"/>
+        <w:r>
+          <w:rPr>
+            <w:rStyle w:val="a5"/>
+            <w:rFonts w:cs="Times New Roman"/>
+            <w:szCs w:val="28"/>
+          </w:rPr>
+          <w:t xml:space="preserve"> — дизайн и разработка цифровых продуктов и сервисов</w:t>
         </w:r>
       </w:hyperlink>
       <w:r>
@@ -11014,6 +11453,7 @@
           <w:szCs w:val="28"/>
         </w:rPr>
       </w:pPr>
+      <w:proofErr w:type="spellStart"/>
       <w:r>
         <w:rPr>
           <w:rFonts w:cs="Times New Roman"/>
@@ -11022,6 +11462,7 @@
         </w:rPr>
         <w:t>RuTube</w:t>
       </w:r>
+      <w:proofErr w:type="spellEnd"/>
       <w:r>
         <w:rPr>
           <w:rFonts w:cs="Times New Roman"/>
@@ -11098,6 +11539,2467 @@
       <w:r>
         <w:t xml:space="preserve"> (дата обращения: 23.01.2025).</w:t>
       </w:r>
+    </w:p>
+    <w:p>
+      <w:pPr>
+        <w:spacing w:line="360" w:lineRule="auto"/>
+        <w:ind w:left="720"/>
+        <w:jc w:val="both"/>
+      </w:pPr>
+    </w:p>
+    <w:p>
+      <w:pPr>
+        <w:spacing w:line="360" w:lineRule="auto"/>
+        <w:ind w:left="720"/>
+        <w:jc w:val="both"/>
+      </w:pPr>
+    </w:p>
+    <w:p>
+      <w:pPr>
+        <w:spacing w:line="360" w:lineRule="auto"/>
+        <w:ind w:left="720"/>
+        <w:jc w:val="both"/>
+      </w:pPr>
+    </w:p>
+    <w:p>
+      <w:pPr>
+        <w:spacing w:line="360" w:lineRule="auto"/>
+        <w:ind w:left="720"/>
+        <w:jc w:val="both"/>
+      </w:pPr>
+    </w:p>
+    <w:p>
+      <w:pPr>
+        <w:spacing w:line="360" w:lineRule="auto"/>
+        <w:ind w:left="720"/>
+        <w:jc w:val="both"/>
+      </w:pPr>
+    </w:p>
+    <w:p>
+      <w:pPr>
+        <w:spacing w:line="360" w:lineRule="auto"/>
+        <w:ind w:left="720"/>
+        <w:jc w:val="both"/>
+      </w:pPr>
+    </w:p>
+    <w:p>
+      <w:pPr>
+        <w:spacing w:line="360" w:lineRule="auto"/>
+        <w:ind w:left="720"/>
+        <w:jc w:val="both"/>
+      </w:pPr>
+    </w:p>
+    <w:p>
+      <w:pPr>
+        <w:spacing w:line="360" w:lineRule="auto"/>
+        <w:ind w:left="720"/>
+        <w:jc w:val="both"/>
+      </w:pPr>
+    </w:p>
+    <w:p>
+      <w:pPr>
+        <w:pStyle w:val="1"/>
+      </w:pPr>
+      <w:bookmarkStart w:id="34" w:name="_Toc188534340"/>
+      <w:r>
+        <w:lastRenderedPageBreak/>
+        <w:t>Приложение</w:t>
+      </w:r>
+      <w:bookmarkEnd w:id="34"/>
+    </w:p>
+    <w:p>
+      <w:pPr>
+        <w:jc w:val="center"/>
+        <w:rPr>
+          <w:rFonts w:cs="Times New Roman"/>
+          <w:b/>
+          <w:szCs w:val="28"/>
+        </w:rPr>
+      </w:pPr>
+      <w:r>
+        <w:rPr>
+          <w:rFonts w:cs="Times New Roman"/>
+          <w:b/>
+          <w:szCs w:val="28"/>
+        </w:rPr>
+        <w:t xml:space="preserve">Оценочный лист по дисциплине Основы веб-технологий, курсовой проект </w:t>
+      </w:r>
+    </w:p>
+    <w:p>
+      <w:pPr>
+        <w:rPr>
+          <w:rFonts w:cs="Times New Roman"/>
+          <w:szCs w:val="28"/>
+        </w:rPr>
+      </w:pPr>
+    </w:p>
+    <w:p>
+      <w:pPr>
+        <w:rPr>
+          <w:rFonts w:cs="Times New Roman"/>
+          <w:szCs w:val="28"/>
+        </w:rPr>
+      </w:pPr>
+      <w:r>
+        <w:rPr>
+          <w:rFonts w:cs="Times New Roman"/>
+          <w:szCs w:val="28"/>
+        </w:rPr>
+        <w:t>ФИО ____________________________________________________________________</w:t>
+      </w:r>
+    </w:p>
+    <w:p>
+      <w:pPr>
+        <w:rPr>
+          <w:rFonts w:cs="Times New Roman"/>
+          <w:szCs w:val="28"/>
+        </w:rPr>
+      </w:pPr>
+      <w:r>
+        <w:rPr>
+          <w:rFonts w:cs="Times New Roman"/>
+          <w:szCs w:val="28"/>
+        </w:rPr>
+        <w:t>Группа ___________________________________________________________________</w:t>
+      </w:r>
+    </w:p>
+    <w:p>
+      <w:pPr>
+        <w:rPr>
+          <w:rFonts w:cs="Times New Roman"/>
+          <w:szCs w:val="28"/>
+        </w:rPr>
+      </w:pPr>
+      <w:r>
+        <w:rPr>
+          <w:rFonts w:cs="Times New Roman"/>
+          <w:szCs w:val="28"/>
+        </w:rPr>
+        <w:t>Название проекта __________________________________________________________</w:t>
+      </w:r>
+    </w:p>
+    <w:p>
+      <w:pPr>
+        <w:rPr>
+          <w:rFonts w:cs="Times New Roman"/>
+          <w:szCs w:val="28"/>
+        </w:rPr>
+      </w:pPr>
+      <w:r>
+        <w:rPr>
+          <w:rFonts w:cs="Times New Roman"/>
+          <w:szCs w:val="28"/>
+        </w:rPr>
+        <w:t>Баллы раздел 1 _____</w:t>
+      </w:r>
+      <w:r>
+        <w:rPr>
+          <w:rFonts w:cs="Times New Roman"/>
+          <w:szCs w:val="28"/>
+        </w:rPr>
+        <w:t xml:space="preserve"> </w:t>
+      </w:r>
+      <w:r>
+        <w:rPr>
+          <w:rFonts w:cs="Times New Roman"/>
+          <w:szCs w:val="28"/>
+        </w:rPr>
+        <w:t>Баллы раздел 2 ______ Баллы раздел 3 _______</w:t>
+      </w:r>
+    </w:p>
+    <w:p>
+      <w:pPr>
+        <w:rPr>
+          <w:rFonts w:cs="Times New Roman"/>
+          <w:szCs w:val="28"/>
+        </w:rPr>
+      </w:pPr>
+      <w:r>
+        <w:rPr>
+          <w:rFonts w:cs="Times New Roman"/>
+          <w:szCs w:val="28"/>
+        </w:rPr>
+        <w:t>Итог ________</w:t>
+      </w:r>
+      <w:r>
+        <w:rPr>
+          <w:rFonts w:cs="Times New Roman"/>
+          <w:szCs w:val="28"/>
+        </w:rPr>
+        <w:t xml:space="preserve"> </w:t>
+      </w:r>
+      <w:r>
+        <w:rPr>
+          <w:rFonts w:cs="Times New Roman"/>
+          <w:szCs w:val="28"/>
+        </w:rPr>
+        <w:t>Оценка ______</w:t>
+      </w:r>
+    </w:p>
+    <w:p>
+      <w:pPr>
+        <w:rPr>
+          <w:rFonts w:cs="Times New Roman"/>
+          <w:szCs w:val="28"/>
+        </w:rPr>
+      </w:pPr>
+    </w:p>
+    <w:p>
+      <w:pPr>
+        <w:rPr>
+          <w:rFonts w:cs="Times New Roman"/>
+          <w:szCs w:val="28"/>
+        </w:rPr>
+      </w:pPr>
+      <w:r>
+        <w:rPr>
+          <w:rFonts w:cs="Times New Roman"/>
+          <w:szCs w:val="28"/>
+        </w:rPr>
+        <w:t>Раздел 1. Структура проекта (40 баллов)</w:t>
+      </w:r>
+    </w:p>
+    <w:p>
+      <w:pPr>
+        <w:rPr>
+          <w:rFonts w:cs="Times New Roman"/>
+          <w:szCs w:val="28"/>
+        </w:rPr>
+      </w:pPr>
+    </w:p>
+    <w:tbl>
+      <w:tblPr>
+        <w:tblW w:w="9630" w:type="dxa"/>
+        <w:tblBorders>
+          <w:top w:val="single" w:sz="8" w:space="0" w:color="000000"/>
+          <w:left w:val="single" w:sz="8" w:space="0" w:color="000000"/>
+          <w:bottom w:val="single" w:sz="8" w:space="0" w:color="000000"/>
+          <w:right w:val="single" w:sz="8" w:space="0" w:color="000000"/>
+          <w:insideH w:val="single" w:sz="8" w:space="0" w:color="000000"/>
+          <w:insideV w:val="single" w:sz="8" w:space="0" w:color="000000"/>
+        </w:tblBorders>
+        <w:tblLayout w:type="fixed"/>
+        <w:tblLook w:val="0600" w:firstRow="0" w:lastRow="0" w:firstColumn="0" w:lastColumn="0" w:noHBand="1" w:noVBand="1"/>
+      </w:tblPr>
+      <w:tblGrid>
+        <w:gridCol w:w="600"/>
+        <w:gridCol w:w="5486"/>
+        <w:gridCol w:w="1819"/>
+        <w:gridCol w:w="1725"/>
+      </w:tblGrid>
+      <w:tr>
+        <w:tc>
+          <w:tcPr>
+            <w:tcW w:w="600" w:type="dxa"/>
+            <w:shd w:val="clear" w:color="auto" w:fill="auto"/>
+            <w:tcMar>
+              <w:top w:w="100" w:type="dxa"/>
+              <w:left w:w="100" w:type="dxa"/>
+              <w:bottom w:w="100" w:type="dxa"/>
+              <w:right w:w="100" w:type="dxa"/>
+            </w:tcMar>
+          </w:tcPr>
+          <w:p>
+            <w:pPr>
+              <w:widowControl w:val="0"/>
+              <w:spacing w:line="240" w:lineRule="auto"/>
+              <w:rPr>
+                <w:rFonts w:cs="Times New Roman"/>
+                <w:szCs w:val="28"/>
+              </w:rPr>
+            </w:pPr>
+            <w:r>
+              <w:rPr>
+                <w:rFonts w:cs="Times New Roman"/>
+                <w:szCs w:val="28"/>
+              </w:rPr>
+              <w:t>№</w:t>
+            </w:r>
+          </w:p>
+        </w:tc>
+        <w:tc>
+          <w:tcPr>
+            <w:tcW w:w="5486" w:type="dxa"/>
+            <w:shd w:val="clear" w:color="auto" w:fill="auto"/>
+            <w:tcMar>
+              <w:top w:w="100" w:type="dxa"/>
+              <w:left w:w="100" w:type="dxa"/>
+              <w:bottom w:w="100" w:type="dxa"/>
+              <w:right w:w="100" w:type="dxa"/>
+            </w:tcMar>
+          </w:tcPr>
+          <w:p>
+            <w:pPr>
+              <w:widowControl w:val="0"/>
+              <w:spacing w:line="240" w:lineRule="auto"/>
+              <w:rPr>
+                <w:rFonts w:cs="Times New Roman"/>
+                <w:szCs w:val="28"/>
+              </w:rPr>
+            </w:pPr>
+            <w:r>
+              <w:rPr>
+                <w:rFonts w:cs="Times New Roman"/>
+                <w:szCs w:val="28"/>
+              </w:rPr>
+              <w:t>Критерий</w:t>
+            </w:r>
+          </w:p>
+        </w:tc>
+        <w:tc>
+          <w:tcPr>
+            <w:tcW w:w="1819" w:type="dxa"/>
+            <w:shd w:val="clear" w:color="auto" w:fill="auto"/>
+            <w:tcMar>
+              <w:top w:w="100" w:type="dxa"/>
+              <w:left w:w="100" w:type="dxa"/>
+              <w:bottom w:w="100" w:type="dxa"/>
+              <w:right w:w="100" w:type="dxa"/>
+            </w:tcMar>
+          </w:tcPr>
+          <w:p>
+            <w:pPr>
+              <w:widowControl w:val="0"/>
+              <w:spacing w:line="240" w:lineRule="auto"/>
+              <w:jc w:val="center"/>
+              <w:rPr>
+                <w:rFonts w:cs="Times New Roman"/>
+                <w:szCs w:val="28"/>
+              </w:rPr>
+            </w:pPr>
+            <w:r>
+              <w:rPr>
+                <w:rFonts w:cs="Times New Roman"/>
+                <w:szCs w:val="28"/>
+              </w:rPr>
+              <w:t>Максимальный балл за выполнение</w:t>
+            </w:r>
+          </w:p>
+        </w:tc>
+        <w:tc>
+          <w:tcPr>
+            <w:tcW w:w="1725" w:type="dxa"/>
+            <w:shd w:val="clear" w:color="auto" w:fill="auto"/>
+            <w:tcMar>
+              <w:top w:w="100" w:type="dxa"/>
+              <w:left w:w="100" w:type="dxa"/>
+              <w:bottom w:w="100" w:type="dxa"/>
+              <w:right w:w="100" w:type="dxa"/>
+            </w:tcMar>
+          </w:tcPr>
+          <w:p>
+            <w:pPr>
+              <w:widowControl w:val="0"/>
+              <w:spacing w:line="240" w:lineRule="auto"/>
+              <w:jc w:val="center"/>
+              <w:rPr>
+                <w:rFonts w:cs="Times New Roman"/>
+                <w:szCs w:val="28"/>
+              </w:rPr>
+            </w:pPr>
+            <w:r>
+              <w:rPr>
+                <w:rFonts w:cs="Times New Roman"/>
+                <w:szCs w:val="28"/>
+              </w:rPr>
+              <w:t>Отметка о выполнении (заполняет студент)</w:t>
+            </w:r>
+          </w:p>
+        </w:tc>
+      </w:tr>
+      <w:tr>
+        <w:tc>
+          <w:tcPr>
+            <w:tcW w:w="600" w:type="dxa"/>
+            <w:shd w:val="clear" w:color="auto" w:fill="auto"/>
+            <w:tcMar>
+              <w:top w:w="100" w:type="dxa"/>
+              <w:left w:w="100" w:type="dxa"/>
+              <w:bottom w:w="100" w:type="dxa"/>
+              <w:right w:w="100" w:type="dxa"/>
+            </w:tcMar>
+          </w:tcPr>
+          <w:p>
+            <w:pPr>
+              <w:widowControl w:val="0"/>
+              <w:spacing w:line="240" w:lineRule="auto"/>
+              <w:rPr>
+                <w:rFonts w:cs="Times New Roman"/>
+                <w:szCs w:val="28"/>
+              </w:rPr>
+            </w:pPr>
+            <w:r>
+              <w:rPr>
+                <w:rFonts w:cs="Times New Roman"/>
+                <w:szCs w:val="28"/>
+              </w:rPr>
+              <w:t>1</w:t>
+            </w:r>
+          </w:p>
+        </w:tc>
+        <w:tc>
+          <w:tcPr>
+            <w:tcW w:w="5486" w:type="dxa"/>
+            <w:shd w:val="clear" w:color="auto" w:fill="auto"/>
+            <w:tcMar>
+              <w:top w:w="100" w:type="dxa"/>
+              <w:left w:w="100" w:type="dxa"/>
+              <w:bottom w:w="100" w:type="dxa"/>
+              <w:right w:w="100" w:type="dxa"/>
+            </w:tcMar>
+          </w:tcPr>
+          <w:p>
+            <w:pPr>
+              <w:rPr>
+                <w:rFonts w:cs="Times New Roman"/>
+                <w:szCs w:val="28"/>
+              </w:rPr>
+            </w:pPr>
+            <w:r>
+              <w:rPr>
+                <w:rFonts w:cs="Times New Roman"/>
+                <w:szCs w:val="28"/>
+              </w:rPr>
+              <w:t xml:space="preserve">Разработка макета для проекта в </w:t>
+            </w:r>
+            <w:proofErr w:type="spellStart"/>
+            <w:r>
+              <w:rPr>
+                <w:rFonts w:cs="Times New Roman"/>
+                <w:szCs w:val="28"/>
+              </w:rPr>
+              <w:t>Figma</w:t>
+            </w:r>
+            <w:proofErr w:type="spellEnd"/>
+          </w:p>
+        </w:tc>
+        <w:tc>
+          <w:tcPr>
+            <w:tcW w:w="1819" w:type="dxa"/>
+            <w:shd w:val="clear" w:color="auto" w:fill="auto"/>
+            <w:tcMar>
+              <w:top w:w="100" w:type="dxa"/>
+              <w:left w:w="100" w:type="dxa"/>
+              <w:bottom w:w="100" w:type="dxa"/>
+              <w:right w:w="100" w:type="dxa"/>
+            </w:tcMar>
+          </w:tcPr>
+          <w:p>
+            <w:pPr>
+              <w:widowControl w:val="0"/>
+              <w:spacing w:line="240" w:lineRule="auto"/>
+              <w:jc w:val="center"/>
+              <w:rPr>
+                <w:rFonts w:cs="Times New Roman"/>
+                <w:szCs w:val="28"/>
+              </w:rPr>
+            </w:pPr>
+            <w:r>
+              <w:rPr>
+                <w:rFonts w:cs="Times New Roman"/>
+                <w:szCs w:val="28"/>
+              </w:rPr>
+              <w:t>10</w:t>
+            </w:r>
+          </w:p>
+        </w:tc>
+        <w:tc>
+          <w:tcPr>
+            <w:tcW w:w="1725" w:type="dxa"/>
+            <w:shd w:val="clear" w:color="auto" w:fill="auto"/>
+            <w:tcMar>
+              <w:top w:w="100" w:type="dxa"/>
+              <w:left w:w="100" w:type="dxa"/>
+              <w:bottom w:w="100" w:type="dxa"/>
+              <w:right w:w="100" w:type="dxa"/>
+            </w:tcMar>
+          </w:tcPr>
+          <w:p>
+            <w:pPr>
+              <w:widowControl w:val="0"/>
+              <w:spacing w:line="240" w:lineRule="auto"/>
+              <w:rPr>
+                <w:rFonts w:cs="Times New Roman"/>
+                <w:szCs w:val="28"/>
+              </w:rPr>
+            </w:pPr>
+          </w:p>
+        </w:tc>
+      </w:tr>
+      <w:tr>
+        <w:tc>
+          <w:tcPr>
+            <w:tcW w:w="600" w:type="dxa"/>
+            <w:shd w:val="clear" w:color="auto" w:fill="auto"/>
+            <w:tcMar>
+              <w:top w:w="100" w:type="dxa"/>
+              <w:left w:w="100" w:type="dxa"/>
+              <w:bottom w:w="100" w:type="dxa"/>
+              <w:right w:w="100" w:type="dxa"/>
+            </w:tcMar>
+          </w:tcPr>
+          <w:p>
+            <w:pPr>
+              <w:widowControl w:val="0"/>
+              <w:spacing w:line="240" w:lineRule="auto"/>
+              <w:rPr>
+                <w:rFonts w:cs="Times New Roman"/>
+                <w:szCs w:val="28"/>
+              </w:rPr>
+            </w:pPr>
+            <w:r>
+              <w:rPr>
+                <w:rFonts w:cs="Times New Roman"/>
+                <w:szCs w:val="28"/>
+              </w:rPr>
+              <w:t>2</w:t>
+            </w:r>
+          </w:p>
+        </w:tc>
+        <w:tc>
+          <w:tcPr>
+            <w:tcW w:w="5486" w:type="dxa"/>
+            <w:shd w:val="clear" w:color="auto" w:fill="auto"/>
+            <w:tcMar>
+              <w:top w:w="100" w:type="dxa"/>
+              <w:left w:w="100" w:type="dxa"/>
+              <w:bottom w:w="100" w:type="dxa"/>
+              <w:right w:w="100" w:type="dxa"/>
+            </w:tcMar>
+          </w:tcPr>
+          <w:p>
+            <w:pPr>
+              <w:widowControl w:val="0"/>
+              <w:spacing w:line="240" w:lineRule="auto"/>
+              <w:rPr>
+                <w:rFonts w:cs="Times New Roman"/>
+                <w:szCs w:val="28"/>
+              </w:rPr>
+            </w:pPr>
+            <w:r>
+              <w:rPr>
+                <w:rFonts w:cs="Times New Roman"/>
+                <w:szCs w:val="28"/>
+              </w:rPr>
+              <w:t>Многостраничный сайт (минимум 2 страницы - главная страница и страница конкретного объекта).</w:t>
+            </w:r>
+          </w:p>
+        </w:tc>
+        <w:tc>
+          <w:tcPr>
+            <w:tcW w:w="1819" w:type="dxa"/>
+            <w:shd w:val="clear" w:color="auto" w:fill="auto"/>
+            <w:tcMar>
+              <w:top w:w="100" w:type="dxa"/>
+              <w:left w:w="100" w:type="dxa"/>
+              <w:bottom w:w="100" w:type="dxa"/>
+              <w:right w:w="100" w:type="dxa"/>
+            </w:tcMar>
+          </w:tcPr>
+          <w:p>
+            <w:pPr>
+              <w:widowControl w:val="0"/>
+              <w:spacing w:line="240" w:lineRule="auto"/>
+              <w:jc w:val="center"/>
+              <w:rPr>
+                <w:rFonts w:cs="Times New Roman"/>
+                <w:szCs w:val="28"/>
+              </w:rPr>
+            </w:pPr>
+            <w:r>
+              <w:rPr>
+                <w:rFonts w:cs="Times New Roman"/>
+                <w:szCs w:val="28"/>
+              </w:rPr>
+              <w:t>5</w:t>
+            </w:r>
+          </w:p>
+        </w:tc>
+        <w:tc>
+          <w:tcPr>
+            <w:tcW w:w="1725" w:type="dxa"/>
+            <w:shd w:val="clear" w:color="auto" w:fill="auto"/>
+            <w:tcMar>
+              <w:top w:w="100" w:type="dxa"/>
+              <w:left w:w="100" w:type="dxa"/>
+              <w:bottom w:w="100" w:type="dxa"/>
+              <w:right w:w="100" w:type="dxa"/>
+            </w:tcMar>
+          </w:tcPr>
+          <w:p>
+            <w:pPr>
+              <w:widowControl w:val="0"/>
+              <w:spacing w:line="240" w:lineRule="auto"/>
+              <w:rPr>
+                <w:rFonts w:cs="Times New Roman"/>
+                <w:szCs w:val="28"/>
+              </w:rPr>
+            </w:pPr>
+          </w:p>
+        </w:tc>
+      </w:tr>
+      <w:tr>
+        <w:tc>
+          <w:tcPr>
+            <w:tcW w:w="600" w:type="dxa"/>
+            <w:shd w:val="clear" w:color="auto" w:fill="auto"/>
+            <w:tcMar>
+              <w:top w:w="100" w:type="dxa"/>
+              <w:left w:w="100" w:type="dxa"/>
+              <w:bottom w:w="100" w:type="dxa"/>
+              <w:right w:w="100" w:type="dxa"/>
+            </w:tcMar>
+          </w:tcPr>
+          <w:p>
+            <w:pPr>
+              <w:widowControl w:val="0"/>
+              <w:spacing w:line="240" w:lineRule="auto"/>
+              <w:rPr>
+                <w:rFonts w:cs="Times New Roman"/>
+                <w:szCs w:val="28"/>
+              </w:rPr>
+            </w:pPr>
+            <w:r>
+              <w:rPr>
+                <w:rFonts w:cs="Times New Roman"/>
+                <w:szCs w:val="28"/>
+              </w:rPr>
+              <w:t>3</w:t>
+            </w:r>
+          </w:p>
+        </w:tc>
+        <w:tc>
+          <w:tcPr>
+            <w:tcW w:w="5486" w:type="dxa"/>
+            <w:shd w:val="clear" w:color="auto" w:fill="auto"/>
+            <w:tcMar>
+              <w:top w:w="100" w:type="dxa"/>
+              <w:left w:w="100" w:type="dxa"/>
+              <w:bottom w:w="100" w:type="dxa"/>
+              <w:right w:w="100" w:type="dxa"/>
+            </w:tcMar>
+          </w:tcPr>
+          <w:p>
+            <w:pPr>
+              <w:rPr>
+                <w:rFonts w:cs="Times New Roman"/>
+                <w:szCs w:val="28"/>
+              </w:rPr>
+            </w:pPr>
+            <w:r>
+              <w:rPr>
+                <w:rFonts w:cs="Times New Roman"/>
+                <w:szCs w:val="28"/>
+              </w:rPr>
+              <w:t xml:space="preserve">Код проходит валидацию (HTML/CSS). </w:t>
+            </w:r>
+          </w:p>
+        </w:tc>
+        <w:tc>
+          <w:tcPr>
+            <w:tcW w:w="1819" w:type="dxa"/>
+            <w:shd w:val="clear" w:color="auto" w:fill="auto"/>
+            <w:tcMar>
+              <w:top w:w="100" w:type="dxa"/>
+              <w:left w:w="100" w:type="dxa"/>
+              <w:bottom w:w="100" w:type="dxa"/>
+              <w:right w:w="100" w:type="dxa"/>
+            </w:tcMar>
+          </w:tcPr>
+          <w:p>
+            <w:pPr>
+              <w:widowControl w:val="0"/>
+              <w:spacing w:line="240" w:lineRule="auto"/>
+              <w:jc w:val="center"/>
+              <w:rPr>
+                <w:rFonts w:cs="Times New Roman"/>
+                <w:szCs w:val="28"/>
+              </w:rPr>
+            </w:pPr>
+            <w:r>
+              <w:rPr>
+                <w:rFonts w:cs="Times New Roman"/>
+                <w:szCs w:val="28"/>
+              </w:rPr>
+              <w:t>5</w:t>
+            </w:r>
+          </w:p>
+        </w:tc>
+        <w:tc>
+          <w:tcPr>
+            <w:tcW w:w="1725" w:type="dxa"/>
+            <w:shd w:val="clear" w:color="auto" w:fill="auto"/>
+            <w:tcMar>
+              <w:top w:w="100" w:type="dxa"/>
+              <w:left w:w="100" w:type="dxa"/>
+              <w:bottom w:w="100" w:type="dxa"/>
+              <w:right w:w="100" w:type="dxa"/>
+            </w:tcMar>
+          </w:tcPr>
+          <w:p>
+            <w:pPr>
+              <w:widowControl w:val="0"/>
+              <w:spacing w:line="240" w:lineRule="auto"/>
+              <w:rPr>
+                <w:rFonts w:cs="Times New Roman"/>
+                <w:szCs w:val="28"/>
+              </w:rPr>
+            </w:pPr>
+          </w:p>
+        </w:tc>
+      </w:tr>
+      <w:tr>
+        <w:tc>
+          <w:tcPr>
+            <w:tcW w:w="600" w:type="dxa"/>
+            <w:shd w:val="clear" w:color="auto" w:fill="auto"/>
+            <w:tcMar>
+              <w:top w:w="100" w:type="dxa"/>
+              <w:left w:w="100" w:type="dxa"/>
+              <w:bottom w:w="100" w:type="dxa"/>
+              <w:right w:w="100" w:type="dxa"/>
+            </w:tcMar>
+          </w:tcPr>
+          <w:p>
+            <w:pPr>
+              <w:widowControl w:val="0"/>
+              <w:spacing w:line="240" w:lineRule="auto"/>
+              <w:rPr>
+                <w:rFonts w:cs="Times New Roman"/>
+                <w:szCs w:val="28"/>
+              </w:rPr>
+            </w:pPr>
+            <w:r>
+              <w:rPr>
+                <w:rFonts w:cs="Times New Roman"/>
+                <w:szCs w:val="28"/>
+              </w:rPr>
+              <w:t>4</w:t>
+            </w:r>
+          </w:p>
+        </w:tc>
+        <w:tc>
+          <w:tcPr>
+            <w:tcW w:w="5486" w:type="dxa"/>
+            <w:shd w:val="clear" w:color="auto" w:fill="auto"/>
+            <w:tcMar>
+              <w:top w:w="100" w:type="dxa"/>
+              <w:left w:w="100" w:type="dxa"/>
+              <w:bottom w:w="100" w:type="dxa"/>
+              <w:right w:w="100" w:type="dxa"/>
+            </w:tcMar>
+          </w:tcPr>
+          <w:p>
+            <w:pPr>
+              <w:rPr>
+                <w:rFonts w:cs="Times New Roman"/>
+                <w:szCs w:val="28"/>
+              </w:rPr>
+            </w:pPr>
+            <w:r>
+              <w:rPr>
+                <w:rFonts w:cs="Times New Roman"/>
+                <w:szCs w:val="28"/>
+              </w:rPr>
+              <w:t>Разработка адаптивной верстки - минимум для трех размеров экранов (не путать с резиновой версткой)</w:t>
+            </w:r>
+          </w:p>
+        </w:tc>
+        <w:tc>
+          <w:tcPr>
+            <w:tcW w:w="1819" w:type="dxa"/>
+            <w:shd w:val="clear" w:color="auto" w:fill="auto"/>
+            <w:tcMar>
+              <w:top w:w="100" w:type="dxa"/>
+              <w:left w:w="100" w:type="dxa"/>
+              <w:bottom w:w="100" w:type="dxa"/>
+              <w:right w:w="100" w:type="dxa"/>
+            </w:tcMar>
+          </w:tcPr>
+          <w:p>
+            <w:pPr>
+              <w:widowControl w:val="0"/>
+              <w:spacing w:line="240" w:lineRule="auto"/>
+              <w:jc w:val="center"/>
+              <w:rPr>
+                <w:rFonts w:cs="Times New Roman"/>
+                <w:szCs w:val="28"/>
+              </w:rPr>
+            </w:pPr>
+            <w:r>
+              <w:rPr>
+                <w:rFonts w:cs="Times New Roman"/>
+                <w:szCs w:val="28"/>
+              </w:rPr>
+              <w:t>5</w:t>
+            </w:r>
+          </w:p>
+        </w:tc>
+        <w:tc>
+          <w:tcPr>
+            <w:tcW w:w="1725" w:type="dxa"/>
+            <w:shd w:val="clear" w:color="auto" w:fill="auto"/>
+            <w:tcMar>
+              <w:top w:w="100" w:type="dxa"/>
+              <w:left w:w="100" w:type="dxa"/>
+              <w:bottom w:w="100" w:type="dxa"/>
+              <w:right w:w="100" w:type="dxa"/>
+            </w:tcMar>
+          </w:tcPr>
+          <w:p>
+            <w:pPr>
+              <w:widowControl w:val="0"/>
+              <w:spacing w:line="240" w:lineRule="auto"/>
+              <w:rPr>
+                <w:rFonts w:cs="Times New Roman"/>
+                <w:szCs w:val="28"/>
+              </w:rPr>
+            </w:pPr>
+          </w:p>
+        </w:tc>
+      </w:tr>
+      <w:tr>
+        <w:tc>
+          <w:tcPr>
+            <w:tcW w:w="600" w:type="dxa"/>
+            <w:shd w:val="clear" w:color="auto" w:fill="auto"/>
+            <w:tcMar>
+              <w:top w:w="100" w:type="dxa"/>
+              <w:left w:w="100" w:type="dxa"/>
+              <w:bottom w:w="100" w:type="dxa"/>
+              <w:right w:w="100" w:type="dxa"/>
+            </w:tcMar>
+          </w:tcPr>
+          <w:p>
+            <w:pPr>
+              <w:widowControl w:val="0"/>
+              <w:spacing w:line="240" w:lineRule="auto"/>
+              <w:rPr>
+                <w:rFonts w:cs="Times New Roman"/>
+                <w:szCs w:val="28"/>
+              </w:rPr>
+            </w:pPr>
+            <w:r>
+              <w:rPr>
+                <w:rFonts w:cs="Times New Roman"/>
+                <w:szCs w:val="28"/>
+              </w:rPr>
+              <w:t>5</w:t>
+            </w:r>
+          </w:p>
+        </w:tc>
+        <w:tc>
+          <w:tcPr>
+            <w:tcW w:w="5486" w:type="dxa"/>
+            <w:shd w:val="clear" w:color="auto" w:fill="auto"/>
+            <w:tcMar>
+              <w:top w:w="100" w:type="dxa"/>
+              <w:left w:w="100" w:type="dxa"/>
+              <w:bottom w:w="100" w:type="dxa"/>
+              <w:right w:w="100" w:type="dxa"/>
+            </w:tcMar>
+          </w:tcPr>
+          <w:p>
+            <w:pPr>
+              <w:rPr>
+                <w:rFonts w:cs="Times New Roman"/>
+                <w:szCs w:val="28"/>
+              </w:rPr>
+            </w:pPr>
+            <w:r>
+              <w:rPr>
+                <w:rFonts w:cs="Times New Roman"/>
+                <w:szCs w:val="28"/>
+              </w:rPr>
+              <w:t>Продумана доступность сайта для лиц с ограниченными возможностями</w:t>
+            </w:r>
+          </w:p>
+        </w:tc>
+        <w:tc>
+          <w:tcPr>
+            <w:tcW w:w="1819" w:type="dxa"/>
+            <w:shd w:val="clear" w:color="auto" w:fill="auto"/>
+            <w:tcMar>
+              <w:top w:w="100" w:type="dxa"/>
+              <w:left w:w="100" w:type="dxa"/>
+              <w:bottom w:w="100" w:type="dxa"/>
+              <w:right w:w="100" w:type="dxa"/>
+            </w:tcMar>
+          </w:tcPr>
+          <w:p>
+            <w:pPr>
+              <w:widowControl w:val="0"/>
+              <w:spacing w:line="240" w:lineRule="auto"/>
+              <w:jc w:val="center"/>
+              <w:rPr>
+                <w:rFonts w:cs="Times New Roman"/>
+                <w:szCs w:val="28"/>
+              </w:rPr>
+            </w:pPr>
+            <w:r>
+              <w:rPr>
+                <w:rFonts w:cs="Times New Roman"/>
+                <w:szCs w:val="28"/>
+              </w:rPr>
+              <w:t>5</w:t>
+            </w:r>
+          </w:p>
+        </w:tc>
+        <w:tc>
+          <w:tcPr>
+            <w:tcW w:w="1725" w:type="dxa"/>
+            <w:shd w:val="clear" w:color="auto" w:fill="auto"/>
+            <w:tcMar>
+              <w:top w:w="100" w:type="dxa"/>
+              <w:left w:w="100" w:type="dxa"/>
+              <w:bottom w:w="100" w:type="dxa"/>
+              <w:right w:w="100" w:type="dxa"/>
+            </w:tcMar>
+          </w:tcPr>
+          <w:p>
+            <w:pPr>
+              <w:widowControl w:val="0"/>
+              <w:spacing w:line="240" w:lineRule="auto"/>
+              <w:rPr>
+                <w:rFonts w:cs="Times New Roman"/>
+                <w:szCs w:val="28"/>
+              </w:rPr>
+            </w:pPr>
+          </w:p>
+        </w:tc>
+      </w:tr>
+      <w:tr>
+        <w:tc>
+          <w:tcPr>
+            <w:tcW w:w="600" w:type="dxa"/>
+            <w:shd w:val="clear" w:color="auto" w:fill="auto"/>
+            <w:tcMar>
+              <w:top w:w="100" w:type="dxa"/>
+              <w:left w:w="100" w:type="dxa"/>
+              <w:bottom w:w="100" w:type="dxa"/>
+              <w:right w:w="100" w:type="dxa"/>
+            </w:tcMar>
+          </w:tcPr>
+          <w:p>
+            <w:pPr>
+              <w:widowControl w:val="0"/>
+              <w:spacing w:line="240" w:lineRule="auto"/>
+              <w:rPr>
+                <w:rFonts w:cs="Times New Roman"/>
+                <w:szCs w:val="28"/>
+              </w:rPr>
+            </w:pPr>
+            <w:r>
+              <w:rPr>
+                <w:rFonts w:cs="Times New Roman"/>
+                <w:szCs w:val="28"/>
+              </w:rPr>
+              <w:t>6</w:t>
+            </w:r>
+          </w:p>
+        </w:tc>
+        <w:tc>
+          <w:tcPr>
+            <w:tcW w:w="5486" w:type="dxa"/>
+            <w:shd w:val="clear" w:color="auto" w:fill="auto"/>
+            <w:tcMar>
+              <w:top w:w="100" w:type="dxa"/>
+              <w:left w:w="100" w:type="dxa"/>
+              <w:bottom w:w="100" w:type="dxa"/>
+              <w:right w:w="100" w:type="dxa"/>
+            </w:tcMar>
+          </w:tcPr>
+          <w:p>
+            <w:pPr>
+              <w:rPr>
+                <w:rFonts w:cs="Times New Roman"/>
+                <w:szCs w:val="28"/>
+              </w:rPr>
+            </w:pPr>
+            <w:r>
+              <w:rPr>
+                <w:rFonts w:cs="Times New Roman"/>
+                <w:szCs w:val="28"/>
+              </w:rPr>
+              <w:t xml:space="preserve">User </w:t>
+            </w:r>
+            <w:proofErr w:type="spellStart"/>
+            <w:r>
+              <w:rPr>
+                <w:rFonts w:cs="Times New Roman"/>
+                <w:szCs w:val="28"/>
+              </w:rPr>
+              <w:t>friendly</w:t>
+            </w:r>
+            <w:proofErr w:type="spellEnd"/>
+            <w:r>
+              <w:rPr>
+                <w:rFonts w:cs="Times New Roman"/>
+                <w:szCs w:val="28"/>
+              </w:rPr>
+              <w:t xml:space="preserve"> дизайн</w:t>
+            </w:r>
+          </w:p>
+        </w:tc>
+        <w:tc>
+          <w:tcPr>
+            <w:tcW w:w="1819" w:type="dxa"/>
+            <w:shd w:val="clear" w:color="auto" w:fill="auto"/>
+            <w:tcMar>
+              <w:top w:w="100" w:type="dxa"/>
+              <w:left w:w="100" w:type="dxa"/>
+              <w:bottom w:w="100" w:type="dxa"/>
+              <w:right w:w="100" w:type="dxa"/>
+            </w:tcMar>
+          </w:tcPr>
+          <w:p>
+            <w:pPr>
+              <w:widowControl w:val="0"/>
+              <w:spacing w:line="240" w:lineRule="auto"/>
+              <w:jc w:val="center"/>
+              <w:rPr>
+                <w:rFonts w:cs="Times New Roman"/>
+                <w:szCs w:val="28"/>
+              </w:rPr>
+            </w:pPr>
+            <w:r>
+              <w:rPr>
+                <w:rFonts w:cs="Times New Roman"/>
+                <w:szCs w:val="28"/>
+              </w:rPr>
+              <w:t>5</w:t>
+            </w:r>
+          </w:p>
+        </w:tc>
+        <w:tc>
+          <w:tcPr>
+            <w:tcW w:w="1725" w:type="dxa"/>
+            <w:shd w:val="clear" w:color="auto" w:fill="auto"/>
+            <w:tcMar>
+              <w:top w:w="100" w:type="dxa"/>
+              <w:left w:w="100" w:type="dxa"/>
+              <w:bottom w:w="100" w:type="dxa"/>
+              <w:right w:w="100" w:type="dxa"/>
+            </w:tcMar>
+          </w:tcPr>
+          <w:p>
+            <w:pPr>
+              <w:widowControl w:val="0"/>
+              <w:spacing w:line="240" w:lineRule="auto"/>
+              <w:rPr>
+                <w:rFonts w:cs="Times New Roman"/>
+                <w:szCs w:val="28"/>
+              </w:rPr>
+            </w:pPr>
+          </w:p>
+        </w:tc>
+      </w:tr>
+      <w:tr>
+        <w:tc>
+          <w:tcPr>
+            <w:tcW w:w="600" w:type="dxa"/>
+            <w:shd w:val="clear" w:color="auto" w:fill="auto"/>
+            <w:tcMar>
+              <w:top w:w="100" w:type="dxa"/>
+              <w:left w:w="100" w:type="dxa"/>
+              <w:bottom w:w="100" w:type="dxa"/>
+              <w:right w:w="100" w:type="dxa"/>
+            </w:tcMar>
+          </w:tcPr>
+          <w:p>
+            <w:pPr>
+              <w:widowControl w:val="0"/>
+              <w:spacing w:line="240" w:lineRule="auto"/>
+              <w:rPr>
+                <w:rFonts w:cs="Times New Roman"/>
+                <w:szCs w:val="28"/>
+              </w:rPr>
+            </w:pPr>
+            <w:r>
+              <w:rPr>
+                <w:rFonts w:cs="Times New Roman"/>
+                <w:szCs w:val="28"/>
+              </w:rPr>
+              <w:t>7</w:t>
+            </w:r>
+          </w:p>
+        </w:tc>
+        <w:tc>
+          <w:tcPr>
+            <w:tcW w:w="5486" w:type="dxa"/>
+            <w:shd w:val="clear" w:color="auto" w:fill="auto"/>
+            <w:tcMar>
+              <w:top w:w="100" w:type="dxa"/>
+              <w:left w:w="100" w:type="dxa"/>
+              <w:bottom w:w="100" w:type="dxa"/>
+              <w:right w:w="100" w:type="dxa"/>
+            </w:tcMar>
+          </w:tcPr>
+          <w:p>
+            <w:pPr>
+              <w:rPr>
+                <w:rFonts w:cs="Times New Roman"/>
+                <w:szCs w:val="28"/>
+              </w:rPr>
+            </w:pPr>
+            <w:r>
+              <w:rPr>
+                <w:rFonts w:cs="Times New Roman"/>
+                <w:szCs w:val="28"/>
+              </w:rPr>
+              <w:t>Создать репозиторий проекта, вести разработку в нем с использованием веток (демонстрация регулярных коммитов).</w:t>
+            </w:r>
+          </w:p>
+        </w:tc>
+        <w:tc>
+          <w:tcPr>
+            <w:tcW w:w="1819" w:type="dxa"/>
+            <w:shd w:val="clear" w:color="auto" w:fill="auto"/>
+            <w:tcMar>
+              <w:top w:w="100" w:type="dxa"/>
+              <w:left w:w="100" w:type="dxa"/>
+              <w:bottom w:w="100" w:type="dxa"/>
+              <w:right w:w="100" w:type="dxa"/>
+            </w:tcMar>
+          </w:tcPr>
+          <w:p>
+            <w:pPr>
+              <w:widowControl w:val="0"/>
+              <w:spacing w:line="240" w:lineRule="auto"/>
+              <w:jc w:val="center"/>
+              <w:rPr>
+                <w:rFonts w:cs="Times New Roman"/>
+                <w:szCs w:val="28"/>
+              </w:rPr>
+            </w:pPr>
+            <w:r>
+              <w:rPr>
+                <w:rFonts w:cs="Times New Roman"/>
+                <w:szCs w:val="28"/>
+              </w:rPr>
+              <w:t>5</w:t>
+            </w:r>
+          </w:p>
+        </w:tc>
+        <w:tc>
+          <w:tcPr>
+            <w:tcW w:w="1725" w:type="dxa"/>
+            <w:shd w:val="clear" w:color="auto" w:fill="auto"/>
+            <w:tcMar>
+              <w:top w:w="100" w:type="dxa"/>
+              <w:left w:w="100" w:type="dxa"/>
+              <w:bottom w:w="100" w:type="dxa"/>
+              <w:right w:w="100" w:type="dxa"/>
+            </w:tcMar>
+          </w:tcPr>
+          <w:p>
+            <w:pPr>
+              <w:widowControl w:val="0"/>
+              <w:spacing w:line="240" w:lineRule="auto"/>
+              <w:rPr>
+                <w:rFonts w:cs="Times New Roman"/>
+                <w:szCs w:val="28"/>
+              </w:rPr>
+            </w:pPr>
+          </w:p>
+        </w:tc>
+      </w:tr>
+    </w:tbl>
+    <w:p>
+      <w:pPr>
+        <w:rPr>
+          <w:rFonts w:cs="Times New Roman"/>
+          <w:szCs w:val="28"/>
+        </w:rPr>
+      </w:pPr>
+    </w:p>
+    <w:p>
+      <w:pPr>
+        <w:rPr>
+          <w:rFonts w:cs="Times New Roman"/>
+          <w:szCs w:val="28"/>
+        </w:rPr>
+      </w:pPr>
+      <w:r>
+        <w:rPr>
+          <w:rFonts w:cs="Times New Roman"/>
+          <w:szCs w:val="28"/>
+        </w:rPr>
+        <w:t>Раздел 2. Реализация (40 баллов)</w:t>
+      </w:r>
+    </w:p>
+    <w:p>
+      <w:pPr>
+        <w:rPr>
+          <w:rFonts w:cs="Times New Roman"/>
+          <w:szCs w:val="28"/>
+        </w:rPr>
+      </w:pPr>
+    </w:p>
+    <w:tbl>
+      <w:tblPr>
+        <w:tblW w:w="9630" w:type="dxa"/>
+        <w:tblBorders>
+          <w:top w:val="single" w:sz="8" w:space="0" w:color="000000"/>
+          <w:left w:val="single" w:sz="8" w:space="0" w:color="000000"/>
+          <w:bottom w:val="single" w:sz="8" w:space="0" w:color="000000"/>
+          <w:right w:val="single" w:sz="8" w:space="0" w:color="000000"/>
+          <w:insideH w:val="single" w:sz="8" w:space="0" w:color="000000"/>
+          <w:insideV w:val="single" w:sz="8" w:space="0" w:color="000000"/>
+        </w:tblBorders>
+        <w:tblLayout w:type="fixed"/>
+        <w:tblLook w:val="0600" w:firstRow="0" w:lastRow="0" w:firstColumn="0" w:lastColumn="0" w:noHBand="1" w:noVBand="1"/>
+      </w:tblPr>
+      <w:tblGrid>
+        <w:gridCol w:w="600"/>
+        <w:gridCol w:w="5760"/>
+        <w:gridCol w:w="1560"/>
+        <w:gridCol w:w="1710"/>
+      </w:tblGrid>
+      <w:tr>
+        <w:tc>
+          <w:tcPr>
+            <w:tcW w:w="600" w:type="dxa"/>
+            <w:shd w:val="clear" w:color="auto" w:fill="auto"/>
+            <w:tcMar>
+              <w:top w:w="100" w:type="dxa"/>
+              <w:left w:w="100" w:type="dxa"/>
+              <w:bottom w:w="100" w:type="dxa"/>
+              <w:right w:w="100" w:type="dxa"/>
+            </w:tcMar>
+          </w:tcPr>
+          <w:p>
+            <w:pPr>
+              <w:widowControl w:val="0"/>
+              <w:spacing w:line="240" w:lineRule="auto"/>
+              <w:rPr>
+                <w:rFonts w:cs="Times New Roman"/>
+                <w:szCs w:val="28"/>
+              </w:rPr>
+            </w:pPr>
+            <w:r>
+              <w:rPr>
+                <w:rFonts w:cs="Times New Roman"/>
+                <w:szCs w:val="28"/>
+              </w:rPr>
+              <w:t>№</w:t>
+            </w:r>
+          </w:p>
+        </w:tc>
+        <w:tc>
+          <w:tcPr>
+            <w:tcW w:w="5760" w:type="dxa"/>
+            <w:shd w:val="clear" w:color="auto" w:fill="auto"/>
+            <w:tcMar>
+              <w:top w:w="100" w:type="dxa"/>
+              <w:left w:w="100" w:type="dxa"/>
+              <w:bottom w:w="100" w:type="dxa"/>
+              <w:right w:w="100" w:type="dxa"/>
+            </w:tcMar>
+          </w:tcPr>
+          <w:p>
+            <w:pPr>
+              <w:widowControl w:val="0"/>
+              <w:spacing w:line="240" w:lineRule="auto"/>
+              <w:rPr>
+                <w:rFonts w:cs="Times New Roman"/>
+                <w:szCs w:val="28"/>
+              </w:rPr>
+            </w:pPr>
+            <w:r>
+              <w:rPr>
+                <w:rFonts w:cs="Times New Roman"/>
+                <w:szCs w:val="28"/>
+              </w:rPr>
+              <w:t>Критерий</w:t>
+            </w:r>
+          </w:p>
+        </w:tc>
+        <w:tc>
+          <w:tcPr>
+            <w:tcW w:w="1560" w:type="dxa"/>
+            <w:shd w:val="clear" w:color="auto" w:fill="auto"/>
+            <w:tcMar>
+              <w:top w:w="100" w:type="dxa"/>
+              <w:left w:w="100" w:type="dxa"/>
+              <w:bottom w:w="100" w:type="dxa"/>
+              <w:right w:w="100" w:type="dxa"/>
+            </w:tcMar>
+          </w:tcPr>
+          <w:p>
+            <w:pPr>
+              <w:widowControl w:val="0"/>
+              <w:spacing w:line="240" w:lineRule="auto"/>
+              <w:jc w:val="center"/>
+              <w:rPr>
+                <w:rFonts w:cs="Times New Roman"/>
+                <w:szCs w:val="28"/>
+              </w:rPr>
+            </w:pPr>
+            <w:r>
+              <w:rPr>
+                <w:rFonts w:cs="Times New Roman"/>
+                <w:szCs w:val="28"/>
+              </w:rPr>
+              <w:t>Максимальный балл за выполнение</w:t>
+            </w:r>
+          </w:p>
+        </w:tc>
+        <w:tc>
+          <w:tcPr>
+            <w:tcW w:w="1710" w:type="dxa"/>
+            <w:shd w:val="clear" w:color="auto" w:fill="auto"/>
+            <w:tcMar>
+              <w:top w:w="100" w:type="dxa"/>
+              <w:left w:w="100" w:type="dxa"/>
+              <w:bottom w:w="100" w:type="dxa"/>
+              <w:right w:w="100" w:type="dxa"/>
+            </w:tcMar>
+          </w:tcPr>
+          <w:p>
+            <w:pPr>
+              <w:widowControl w:val="0"/>
+              <w:spacing w:line="240" w:lineRule="auto"/>
+              <w:jc w:val="center"/>
+              <w:rPr>
+                <w:rFonts w:cs="Times New Roman"/>
+                <w:szCs w:val="28"/>
+              </w:rPr>
+            </w:pPr>
+            <w:r>
+              <w:rPr>
+                <w:rFonts w:cs="Times New Roman"/>
+                <w:szCs w:val="28"/>
+              </w:rPr>
+              <w:t>Отметка о выполнении (заполняет студент)</w:t>
+            </w:r>
+          </w:p>
+        </w:tc>
+      </w:tr>
+      <w:tr>
+        <w:tc>
+          <w:tcPr>
+            <w:tcW w:w="600" w:type="dxa"/>
+            <w:shd w:val="clear" w:color="auto" w:fill="auto"/>
+            <w:tcMar>
+              <w:top w:w="100" w:type="dxa"/>
+              <w:left w:w="100" w:type="dxa"/>
+              <w:bottom w:w="100" w:type="dxa"/>
+              <w:right w:w="100" w:type="dxa"/>
+            </w:tcMar>
+          </w:tcPr>
+          <w:p>
+            <w:pPr>
+              <w:widowControl w:val="0"/>
+              <w:spacing w:line="240" w:lineRule="auto"/>
+              <w:rPr>
+                <w:rFonts w:cs="Times New Roman"/>
+                <w:szCs w:val="28"/>
+              </w:rPr>
+            </w:pPr>
+            <w:r>
+              <w:rPr>
+                <w:rFonts w:cs="Times New Roman"/>
+                <w:szCs w:val="28"/>
+              </w:rPr>
+              <w:t>1</w:t>
+            </w:r>
+          </w:p>
+        </w:tc>
+        <w:tc>
+          <w:tcPr>
+            <w:tcW w:w="5760" w:type="dxa"/>
+            <w:shd w:val="clear" w:color="auto" w:fill="auto"/>
+            <w:tcMar>
+              <w:top w:w="100" w:type="dxa"/>
+              <w:left w:w="100" w:type="dxa"/>
+              <w:bottom w:w="100" w:type="dxa"/>
+              <w:right w:w="100" w:type="dxa"/>
+            </w:tcMar>
+          </w:tcPr>
+          <w:p>
+            <w:pPr>
+              <w:rPr>
+                <w:rFonts w:cs="Times New Roman"/>
+                <w:szCs w:val="28"/>
+              </w:rPr>
+            </w:pPr>
+            <w:r>
+              <w:rPr>
+                <w:rFonts w:cs="Times New Roman"/>
+                <w:szCs w:val="28"/>
+              </w:rPr>
+              <w:t xml:space="preserve">Единое оформление страниц (общая шапка и подвал, есть </w:t>
+            </w:r>
+            <w:proofErr w:type="spellStart"/>
+            <w:r>
+              <w:rPr>
+                <w:rFonts w:cs="Times New Roman"/>
+                <w:szCs w:val="28"/>
+              </w:rPr>
+              <w:t>кликабельное</w:t>
+            </w:r>
+            <w:proofErr w:type="spellEnd"/>
+            <w:r>
+              <w:rPr>
+                <w:rFonts w:cs="Times New Roman"/>
+                <w:szCs w:val="28"/>
+              </w:rPr>
+              <w:t xml:space="preserve"> меню, название сайта, </w:t>
+            </w:r>
+            <w:proofErr w:type="spellStart"/>
+            <w:r>
+              <w:rPr>
+                <w:rFonts w:cs="Times New Roman"/>
+                <w:szCs w:val="28"/>
+              </w:rPr>
+              <w:t>title</w:t>
+            </w:r>
+            <w:proofErr w:type="spellEnd"/>
+            <w:r>
+              <w:rPr>
+                <w:rFonts w:cs="Times New Roman"/>
+                <w:szCs w:val="28"/>
+              </w:rPr>
+              <w:t xml:space="preserve">). </w:t>
+            </w:r>
+          </w:p>
+        </w:tc>
+        <w:tc>
+          <w:tcPr>
+            <w:tcW w:w="1560" w:type="dxa"/>
+            <w:shd w:val="clear" w:color="auto" w:fill="auto"/>
+            <w:tcMar>
+              <w:top w:w="100" w:type="dxa"/>
+              <w:left w:w="100" w:type="dxa"/>
+              <w:bottom w:w="100" w:type="dxa"/>
+              <w:right w:w="100" w:type="dxa"/>
+            </w:tcMar>
+          </w:tcPr>
+          <w:p>
+            <w:pPr>
+              <w:widowControl w:val="0"/>
+              <w:spacing w:line="240" w:lineRule="auto"/>
+              <w:jc w:val="center"/>
+              <w:rPr>
+                <w:rFonts w:cs="Times New Roman"/>
+                <w:szCs w:val="28"/>
+              </w:rPr>
+            </w:pPr>
+            <w:r>
+              <w:rPr>
+                <w:rFonts w:cs="Times New Roman"/>
+                <w:szCs w:val="28"/>
+              </w:rPr>
+              <w:t>10</w:t>
+            </w:r>
+          </w:p>
+        </w:tc>
+        <w:tc>
+          <w:tcPr>
+            <w:tcW w:w="1710" w:type="dxa"/>
+            <w:shd w:val="clear" w:color="auto" w:fill="auto"/>
+            <w:tcMar>
+              <w:top w:w="100" w:type="dxa"/>
+              <w:left w:w="100" w:type="dxa"/>
+              <w:bottom w:w="100" w:type="dxa"/>
+              <w:right w:w="100" w:type="dxa"/>
+            </w:tcMar>
+          </w:tcPr>
+          <w:p>
+            <w:pPr>
+              <w:widowControl w:val="0"/>
+              <w:spacing w:line="240" w:lineRule="auto"/>
+              <w:rPr>
+                <w:rFonts w:cs="Times New Roman"/>
+                <w:szCs w:val="28"/>
+              </w:rPr>
+            </w:pPr>
+          </w:p>
+        </w:tc>
+      </w:tr>
+      <w:tr>
+        <w:tc>
+          <w:tcPr>
+            <w:tcW w:w="600" w:type="dxa"/>
+            <w:shd w:val="clear" w:color="auto" w:fill="auto"/>
+            <w:tcMar>
+              <w:top w:w="100" w:type="dxa"/>
+              <w:left w:w="100" w:type="dxa"/>
+              <w:bottom w:w="100" w:type="dxa"/>
+              <w:right w:w="100" w:type="dxa"/>
+            </w:tcMar>
+          </w:tcPr>
+          <w:p>
+            <w:pPr>
+              <w:widowControl w:val="0"/>
+              <w:spacing w:line="240" w:lineRule="auto"/>
+              <w:rPr>
+                <w:rFonts w:cs="Times New Roman"/>
+                <w:szCs w:val="28"/>
+              </w:rPr>
+            </w:pPr>
+            <w:r>
+              <w:rPr>
+                <w:rFonts w:cs="Times New Roman"/>
+                <w:szCs w:val="28"/>
+              </w:rPr>
+              <w:t>2</w:t>
+            </w:r>
+          </w:p>
+        </w:tc>
+        <w:tc>
+          <w:tcPr>
+            <w:tcW w:w="5760" w:type="dxa"/>
+            <w:shd w:val="clear" w:color="auto" w:fill="auto"/>
+            <w:tcMar>
+              <w:top w:w="100" w:type="dxa"/>
+              <w:left w:w="100" w:type="dxa"/>
+              <w:bottom w:w="100" w:type="dxa"/>
+              <w:right w:w="100" w:type="dxa"/>
+            </w:tcMar>
+          </w:tcPr>
+          <w:p>
+            <w:pPr>
+              <w:widowControl w:val="0"/>
+              <w:spacing w:line="240" w:lineRule="auto"/>
+              <w:rPr>
+                <w:rFonts w:cs="Times New Roman"/>
+                <w:szCs w:val="28"/>
+              </w:rPr>
+            </w:pPr>
+            <w:r>
+              <w:rPr>
+                <w:rFonts w:cs="Times New Roman"/>
+                <w:szCs w:val="28"/>
+              </w:rPr>
+              <w:t>Мультимедиа информация (есть изображения, видео)</w:t>
+            </w:r>
+          </w:p>
+        </w:tc>
+        <w:tc>
+          <w:tcPr>
+            <w:tcW w:w="1560" w:type="dxa"/>
+            <w:shd w:val="clear" w:color="auto" w:fill="auto"/>
+            <w:tcMar>
+              <w:top w:w="100" w:type="dxa"/>
+              <w:left w:w="100" w:type="dxa"/>
+              <w:bottom w:w="100" w:type="dxa"/>
+              <w:right w:w="100" w:type="dxa"/>
+            </w:tcMar>
+          </w:tcPr>
+          <w:p>
+            <w:pPr>
+              <w:widowControl w:val="0"/>
+              <w:spacing w:line="240" w:lineRule="auto"/>
+              <w:jc w:val="center"/>
+              <w:rPr>
+                <w:rFonts w:cs="Times New Roman"/>
+                <w:szCs w:val="28"/>
+              </w:rPr>
+            </w:pPr>
+            <w:r>
+              <w:rPr>
+                <w:rFonts w:cs="Times New Roman"/>
+                <w:szCs w:val="28"/>
+              </w:rPr>
+              <w:t>10</w:t>
+            </w:r>
+          </w:p>
+        </w:tc>
+        <w:tc>
+          <w:tcPr>
+            <w:tcW w:w="1710" w:type="dxa"/>
+            <w:shd w:val="clear" w:color="auto" w:fill="auto"/>
+            <w:tcMar>
+              <w:top w:w="100" w:type="dxa"/>
+              <w:left w:w="100" w:type="dxa"/>
+              <w:bottom w:w="100" w:type="dxa"/>
+              <w:right w:w="100" w:type="dxa"/>
+            </w:tcMar>
+          </w:tcPr>
+          <w:p>
+            <w:pPr>
+              <w:widowControl w:val="0"/>
+              <w:spacing w:line="240" w:lineRule="auto"/>
+              <w:rPr>
+                <w:rFonts w:cs="Times New Roman"/>
+                <w:szCs w:val="28"/>
+              </w:rPr>
+            </w:pPr>
+          </w:p>
+        </w:tc>
+      </w:tr>
+      <w:tr>
+        <w:tc>
+          <w:tcPr>
+            <w:tcW w:w="600" w:type="dxa"/>
+            <w:shd w:val="clear" w:color="auto" w:fill="auto"/>
+            <w:tcMar>
+              <w:top w:w="100" w:type="dxa"/>
+              <w:left w:w="100" w:type="dxa"/>
+              <w:bottom w:w="100" w:type="dxa"/>
+              <w:right w:w="100" w:type="dxa"/>
+            </w:tcMar>
+          </w:tcPr>
+          <w:p>
+            <w:pPr>
+              <w:widowControl w:val="0"/>
+              <w:spacing w:line="240" w:lineRule="auto"/>
+              <w:rPr>
+                <w:rFonts w:cs="Times New Roman"/>
+                <w:szCs w:val="28"/>
+              </w:rPr>
+            </w:pPr>
+            <w:r>
+              <w:rPr>
+                <w:rFonts w:cs="Times New Roman"/>
+                <w:szCs w:val="28"/>
+              </w:rPr>
+              <w:t>3</w:t>
+            </w:r>
+          </w:p>
+        </w:tc>
+        <w:tc>
+          <w:tcPr>
+            <w:tcW w:w="5760" w:type="dxa"/>
+            <w:shd w:val="clear" w:color="auto" w:fill="auto"/>
+            <w:tcMar>
+              <w:top w:w="100" w:type="dxa"/>
+              <w:left w:w="100" w:type="dxa"/>
+              <w:bottom w:w="100" w:type="dxa"/>
+              <w:right w:w="100" w:type="dxa"/>
+            </w:tcMar>
+          </w:tcPr>
+          <w:p>
+            <w:pPr>
+              <w:rPr>
+                <w:rFonts w:cs="Times New Roman"/>
+                <w:szCs w:val="28"/>
+              </w:rPr>
+            </w:pPr>
+            <w:r>
+              <w:rPr>
+                <w:rFonts w:cs="Times New Roman"/>
+                <w:szCs w:val="28"/>
+              </w:rPr>
+              <w:t>Сайт содержит форму для заполнения пользователем (придумать логику для чего заполняется форма). При отправке формы происходит перенаправление на отдельную страницу. Если не заполнены обязательные поля, форма не отправляется.</w:t>
+            </w:r>
+          </w:p>
+        </w:tc>
+        <w:tc>
+          <w:tcPr>
+            <w:tcW w:w="1560" w:type="dxa"/>
+            <w:shd w:val="clear" w:color="auto" w:fill="auto"/>
+            <w:tcMar>
+              <w:top w:w="100" w:type="dxa"/>
+              <w:left w:w="100" w:type="dxa"/>
+              <w:bottom w:w="100" w:type="dxa"/>
+              <w:right w:w="100" w:type="dxa"/>
+            </w:tcMar>
+          </w:tcPr>
+          <w:p>
+            <w:pPr>
+              <w:widowControl w:val="0"/>
+              <w:spacing w:line="240" w:lineRule="auto"/>
+              <w:jc w:val="center"/>
+              <w:rPr>
+                <w:rFonts w:cs="Times New Roman"/>
+                <w:szCs w:val="28"/>
+              </w:rPr>
+            </w:pPr>
+            <w:r>
+              <w:rPr>
+                <w:rFonts w:cs="Times New Roman"/>
+                <w:szCs w:val="28"/>
+              </w:rPr>
+              <w:t>10</w:t>
+            </w:r>
+          </w:p>
+        </w:tc>
+        <w:tc>
+          <w:tcPr>
+            <w:tcW w:w="1710" w:type="dxa"/>
+            <w:shd w:val="clear" w:color="auto" w:fill="auto"/>
+            <w:tcMar>
+              <w:top w:w="100" w:type="dxa"/>
+              <w:left w:w="100" w:type="dxa"/>
+              <w:bottom w:w="100" w:type="dxa"/>
+              <w:right w:w="100" w:type="dxa"/>
+            </w:tcMar>
+          </w:tcPr>
+          <w:p>
+            <w:pPr>
+              <w:widowControl w:val="0"/>
+              <w:spacing w:line="240" w:lineRule="auto"/>
+              <w:rPr>
+                <w:rFonts w:cs="Times New Roman"/>
+                <w:szCs w:val="28"/>
+              </w:rPr>
+            </w:pPr>
+          </w:p>
+        </w:tc>
+      </w:tr>
+      <w:tr>
+        <w:tc>
+          <w:tcPr>
+            <w:tcW w:w="600" w:type="dxa"/>
+            <w:shd w:val="clear" w:color="auto" w:fill="auto"/>
+            <w:tcMar>
+              <w:top w:w="100" w:type="dxa"/>
+              <w:left w:w="100" w:type="dxa"/>
+              <w:bottom w:w="100" w:type="dxa"/>
+              <w:right w:w="100" w:type="dxa"/>
+            </w:tcMar>
+          </w:tcPr>
+          <w:p>
+            <w:pPr>
+              <w:widowControl w:val="0"/>
+              <w:spacing w:line="240" w:lineRule="auto"/>
+              <w:rPr>
+                <w:rFonts w:cs="Times New Roman"/>
+                <w:szCs w:val="28"/>
+              </w:rPr>
+            </w:pPr>
+            <w:r>
+              <w:rPr>
+                <w:rFonts w:cs="Times New Roman"/>
+                <w:szCs w:val="28"/>
+              </w:rPr>
+              <w:t>4</w:t>
+            </w:r>
+          </w:p>
+        </w:tc>
+        <w:tc>
+          <w:tcPr>
+            <w:tcW w:w="5760" w:type="dxa"/>
+            <w:shd w:val="clear" w:color="auto" w:fill="auto"/>
+            <w:tcMar>
+              <w:top w:w="100" w:type="dxa"/>
+              <w:left w:w="100" w:type="dxa"/>
+              <w:bottom w:w="100" w:type="dxa"/>
+              <w:right w:w="100" w:type="dxa"/>
+            </w:tcMar>
+          </w:tcPr>
+          <w:p>
+            <w:pPr>
+              <w:rPr>
+                <w:rFonts w:cs="Times New Roman"/>
+                <w:szCs w:val="28"/>
+              </w:rPr>
+            </w:pPr>
+            <w:r>
+              <w:rPr>
+                <w:rFonts w:cs="Times New Roman"/>
+                <w:szCs w:val="28"/>
+              </w:rPr>
+              <w:t>Сайт содержит логичную анимацию</w:t>
+            </w:r>
+          </w:p>
+        </w:tc>
+        <w:tc>
+          <w:tcPr>
+            <w:tcW w:w="1560" w:type="dxa"/>
+            <w:shd w:val="clear" w:color="auto" w:fill="auto"/>
+            <w:tcMar>
+              <w:top w:w="100" w:type="dxa"/>
+              <w:left w:w="100" w:type="dxa"/>
+              <w:bottom w:w="100" w:type="dxa"/>
+              <w:right w:w="100" w:type="dxa"/>
+            </w:tcMar>
+          </w:tcPr>
+          <w:p>
+            <w:pPr>
+              <w:widowControl w:val="0"/>
+              <w:spacing w:line="240" w:lineRule="auto"/>
+              <w:jc w:val="center"/>
+              <w:rPr>
+                <w:rFonts w:cs="Times New Roman"/>
+                <w:szCs w:val="28"/>
+              </w:rPr>
+            </w:pPr>
+            <w:r>
+              <w:rPr>
+                <w:rFonts w:cs="Times New Roman"/>
+                <w:szCs w:val="28"/>
+              </w:rPr>
+              <w:t>10</w:t>
+            </w:r>
+          </w:p>
+        </w:tc>
+        <w:tc>
+          <w:tcPr>
+            <w:tcW w:w="1710" w:type="dxa"/>
+            <w:shd w:val="clear" w:color="auto" w:fill="auto"/>
+            <w:tcMar>
+              <w:top w:w="100" w:type="dxa"/>
+              <w:left w:w="100" w:type="dxa"/>
+              <w:bottom w:w="100" w:type="dxa"/>
+              <w:right w:w="100" w:type="dxa"/>
+            </w:tcMar>
+          </w:tcPr>
+          <w:p>
+            <w:pPr>
+              <w:widowControl w:val="0"/>
+              <w:spacing w:line="240" w:lineRule="auto"/>
+              <w:rPr>
+                <w:rFonts w:cs="Times New Roman"/>
+                <w:szCs w:val="28"/>
+              </w:rPr>
+            </w:pPr>
+          </w:p>
+        </w:tc>
+      </w:tr>
+    </w:tbl>
+    <w:p>
+      <w:pPr>
+        <w:rPr>
+          <w:rFonts w:cs="Times New Roman"/>
+          <w:szCs w:val="28"/>
+        </w:rPr>
+      </w:pPr>
+    </w:p>
+    <w:p>
+      <w:pPr>
+        <w:rPr>
+          <w:rFonts w:cs="Times New Roman"/>
+          <w:szCs w:val="28"/>
+        </w:rPr>
+      </w:pPr>
+    </w:p>
+    <w:p>
+      <w:pPr>
+        <w:rPr>
+          <w:rFonts w:cs="Times New Roman"/>
+          <w:szCs w:val="28"/>
+        </w:rPr>
+      </w:pPr>
+    </w:p>
+    <w:p>
+      <w:pPr>
+        <w:rPr>
+          <w:rFonts w:cs="Times New Roman"/>
+          <w:szCs w:val="28"/>
+        </w:rPr>
+      </w:pPr>
+      <w:r>
+        <w:rPr>
+          <w:rFonts w:cs="Times New Roman"/>
+          <w:szCs w:val="28"/>
+        </w:rPr>
+        <w:t>Раздел 3. Документация (20 баллов)</w:t>
+      </w:r>
+    </w:p>
+    <w:p>
+      <w:pPr>
+        <w:rPr>
+          <w:rFonts w:cs="Times New Roman"/>
+          <w:szCs w:val="28"/>
+        </w:rPr>
+      </w:pPr>
+    </w:p>
+    <w:tbl>
+      <w:tblPr>
+        <w:tblW w:w="9630" w:type="dxa"/>
+        <w:tblBorders>
+          <w:top w:val="single" w:sz="8" w:space="0" w:color="000000"/>
+          <w:left w:val="single" w:sz="8" w:space="0" w:color="000000"/>
+          <w:bottom w:val="single" w:sz="8" w:space="0" w:color="000000"/>
+          <w:right w:val="single" w:sz="8" w:space="0" w:color="000000"/>
+          <w:insideH w:val="single" w:sz="8" w:space="0" w:color="000000"/>
+          <w:insideV w:val="single" w:sz="8" w:space="0" w:color="000000"/>
+        </w:tblBorders>
+        <w:tblLayout w:type="fixed"/>
+        <w:tblLook w:val="0600" w:firstRow="0" w:lastRow="0" w:firstColumn="0" w:lastColumn="0" w:noHBand="1" w:noVBand="1"/>
+      </w:tblPr>
+      <w:tblGrid>
+        <w:gridCol w:w="600"/>
+        <w:gridCol w:w="5790"/>
+        <w:gridCol w:w="1500"/>
+        <w:gridCol w:w="1740"/>
+      </w:tblGrid>
+      <w:tr>
+        <w:tc>
+          <w:tcPr>
+            <w:tcW w:w="600" w:type="dxa"/>
+            <w:shd w:val="clear" w:color="auto" w:fill="auto"/>
+            <w:tcMar>
+              <w:top w:w="100" w:type="dxa"/>
+              <w:left w:w="100" w:type="dxa"/>
+              <w:bottom w:w="100" w:type="dxa"/>
+              <w:right w:w="100" w:type="dxa"/>
+            </w:tcMar>
+          </w:tcPr>
+          <w:p>
+            <w:pPr>
+              <w:widowControl w:val="0"/>
+              <w:spacing w:line="240" w:lineRule="auto"/>
+              <w:rPr>
+                <w:rFonts w:cs="Times New Roman"/>
+                <w:szCs w:val="28"/>
+              </w:rPr>
+            </w:pPr>
+            <w:r>
+              <w:rPr>
+                <w:rFonts w:cs="Times New Roman"/>
+                <w:szCs w:val="28"/>
+              </w:rPr>
+              <w:t>№</w:t>
+            </w:r>
+          </w:p>
+        </w:tc>
+        <w:tc>
+          <w:tcPr>
+            <w:tcW w:w="5790" w:type="dxa"/>
+            <w:shd w:val="clear" w:color="auto" w:fill="auto"/>
+            <w:tcMar>
+              <w:top w:w="100" w:type="dxa"/>
+              <w:left w:w="100" w:type="dxa"/>
+              <w:bottom w:w="100" w:type="dxa"/>
+              <w:right w:w="100" w:type="dxa"/>
+            </w:tcMar>
+          </w:tcPr>
+          <w:p>
+            <w:pPr>
+              <w:widowControl w:val="0"/>
+              <w:spacing w:line="240" w:lineRule="auto"/>
+              <w:rPr>
+                <w:rFonts w:cs="Times New Roman"/>
+                <w:szCs w:val="28"/>
+              </w:rPr>
+            </w:pPr>
+            <w:r>
+              <w:rPr>
+                <w:rFonts w:cs="Times New Roman"/>
+                <w:szCs w:val="28"/>
+              </w:rPr>
+              <w:t>Критерий</w:t>
+            </w:r>
+          </w:p>
+        </w:tc>
+        <w:tc>
+          <w:tcPr>
+            <w:tcW w:w="1500" w:type="dxa"/>
+            <w:shd w:val="clear" w:color="auto" w:fill="auto"/>
+            <w:tcMar>
+              <w:top w:w="100" w:type="dxa"/>
+              <w:left w:w="100" w:type="dxa"/>
+              <w:bottom w:w="100" w:type="dxa"/>
+              <w:right w:w="100" w:type="dxa"/>
+            </w:tcMar>
+          </w:tcPr>
+          <w:p>
+            <w:pPr>
+              <w:widowControl w:val="0"/>
+              <w:spacing w:line="240" w:lineRule="auto"/>
+              <w:jc w:val="center"/>
+              <w:rPr>
+                <w:rFonts w:cs="Times New Roman"/>
+                <w:szCs w:val="28"/>
+              </w:rPr>
+            </w:pPr>
+            <w:r>
+              <w:rPr>
+                <w:rFonts w:cs="Times New Roman"/>
+                <w:szCs w:val="28"/>
+              </w:rPr>
+              <w:t>Максимальный балл за выполнение</w:t>
+            </w:r>
+          </w:p>
+        </w:tc>
+        <w:tc>
+          <w:tcPr>
+            <w:tcW w:w="1740" w:type="dxa"/>
+            <w:shd w:val="clear" w:color="auto" w:fill="auto"/>
+            <w:tcMar>
+              <w:top w:w="100" w:type="dxa"/>
+              <w:left w:w="100" w:type="dxa"/>
+              <w:bottom w:w="100" w:type="dxa"/>
+              <w:right w:w="100" w:type="dxa"/>
+            </w:tcMar>
+          </w:tcPr>
+          <w:p>
+            <w:pPr>
+              <w:widowControl w:val="0"/>
+              <w:spacing w:line="240" w:lineRule="auto"/>
+              <w:jc w:val="center"/>
+              <w:rPr>
+                <w:rFonts w:cs="Times New Roman"/>
+                <w:szCs w:val="28"/>
+              </w:rPr>
+            </w:pPr>
+            <w:r>
+              <w:rPr>
+                <w:rFonts w:cs="Times New Roman"/>
+                <w:szCs w:val="28"/>
+              </w:rPr>
+              <w:t>Отметка о выполнении (заполняет студент)</w:t>
+            </w:r>
+          </w:p>
+        </w:tc>
+      </w:tr>
+      <w:tr>
+        <w:tc>
+          <w:tcPr>
+            <w:tcW w:w="600" w:type="dxa"/>
+            <w:shd w:val="clear" w:color="auto" w:fill="auto"/>
+            <w:tcMar>
+              <w:top w:w="100" w:type="dxa"/>
+              <w:left w:w="100" w:type="dxa"/>
+              <w:bottom w:w="100" w:type="dxa"/>
+              <w:right w:w="100" w:type="dxa"/>
+            </w:tcMar>
+          </w:tcPr>
+          <w:p>
+            <w:pPr>
+              <w:widowControl w:val="0"/>
+              <w:spacing w:line="240" w:lineRule="auto"/>
+              <w:rPr>
+                <w:rFonts w:cs="Times New Roman"/>
+                <w:szCs w:val="28"/>
+              </w:rPr>
+            </w:pPr>
+            <w:r>
+              <w:rPr>
+                <w:rFonts w:cs="Times New Roman"/>
+                <w:szCs w:val="28"/>
+              </w:rPr>
+              <w:t>1</w:t>
+            </w:r>
+          </w:p>
+        </w:tc>
+        <w:tc>
+          <w:tcPr>
+            <w:tcW w:w="5790" w:type="dxa"/>
+            <w:shd w:val="clear" w:color="auto" w:fill="auto"/>
+            <w:tcMar>
+              <w:top w:w="100" w:type="dxa"/>
+              <w:left w:w="100" w:type="dxa"/>
+              <w:bottom w:w="100" w:type="dxa"/>
+              <w:right w:w="100" w:type="dxa"/>
+            </w:tcMar>
+          </w:tcPr>
+          <w:p>
+            <w:pPr>
+              <w:jc w:val="both"/>
+              <w:rPr>
+                <w:rFonts w:cs="Times New Roman"/>
+                <w:szCs w:val="28"/>
+              </w:rPr>
+            </w:pPr>
+            <w:r>
+              <w:rPr>
+                <w:rFonts w:cs="Times New Roman"/>
+                <w:szCs w:val="28"/>
+              </w:rPr>
+              <w:t>Анализ аналогов (поиск отечественных и зарубежных сайтов, анализ структуры сайта, юзабилити, функциональности)</w:t>
+            </w:r>
+          </w:p>
+        </w:tc>
+        <w:tc>
+          <w:tcPr>
+            <w:tcW w:w="1500" w:type="dxa"/>
+            <w:shd w:val="clear" w:color="auto" w:fill="auto"/>
+            <w:tcMar>
+              <w:top w:w="100" w:type="dxa"/>
+              <w:left w:w="100" w:type="dxa"/>
+              <w:bottom w:w="100" w:type="dxa"/>
+              <w:right w:w="100" w:type="dxa"/>
+            </w:tcMar>
+          </w:tcPr>
+          <w:p>
+            <w:pPr>
+              <w:widowControl w:val="0"/>
+              <w:spacing w:line="240" w:lineRule="auto"/>
+              <w:jc w:val="center"/>
+              <w:rPr>
+                <w:rFonts w:cs="Times New Roman"/>
+                <w:szCs w:val="28"/>
+              </w:rPr>
+            </w:pPr>
+            <w:r>
+              <w:rPr>
+                <w:rFonts w:cs="Times New Roman"/>
+                <w:szCs w:val="28"/>
+              </w:rPr>
+              <w:t>5</w:t>
+            </w:r>
+          </w:p>
+        </w:tc>
+        <w:tc>
+          <w:tcPr>
+            <w:tcW w:w="1740" w:type="dxa"/>
+            <w:shd w:val="clear" w:color="auto" w:fill="auto"/>
+            <w:tcMar>
+              <w:top w:w="100" w:type="dxa"/>
+              <w:left w:w="100" w:type="dxa"/>
+              <w:bottom w:w="100" w:type="dxa"/>
+              <w:right w:w="100" w:type="dxa"/>
+            </w:tcMar>
+          </w:tcPr>
+          <w:p>
+            <w:pPr>
+              <w:widowControl w:val="0"/>
+              <w:spacing w:line="240" w:lineRule="auto"/>
+              <w:rPr>
+                <w:rFonts w:cs="Times New Roman"/>
+                <w:szCs w:val="28"/>
+              </w:rPr>
+            </w:pPr>
+          </w:p>
+        </w:tc>
+      </w:tr>
+      <w:tr>
+        <w:tc>
+          <w:tcPr>
+            <w:tcW w:w="600" w:type="dxa"/>
+            <w:shd w:val="clear" w:color="auto" w:fill="auto"/>
+            <w:tcMar>
+              <w:top w:w="100" w:type="dxa"/>
+              <w:left w:w="100" w:type="dxa"/>
+              <w:bottom w:w="100" w:type="dxa"/>
+              <w:right w:w="100" w:type="dxa"/>
+            </w:tcMar>
+          </w:tcPr>
+          <w:p>
+            <w:pPr>
+              <w:widowControl w:val="0"/>
+              <w:spacing w:line="240" w:lineRule="auto"/>
+              <w:rPr>
+                <w:rFonts w:cs="Times New Roman"/>
+                <w:szCs w:val="28"/>
+              </w:rPr>
+            </w:pPr>
+            <w:r>
+              <w:rPr>
+                <w:rFonts w:cs="Times New Roman"/>
+                <w:szCs w:val="28"/>
+              </w:rPr>
+              <w:t>2</w:t>
+            </w:r>
+          </w:p>
+        </w:tc>
+        <w:tc>
+          <w:tcPr>
+            <w:tcW w:w="5790" w:type="dxa"/>
+            <w:shd w:val="clear" w:color="auto" w:fill="auto"/>
+            <w:tcMar>
+              <w:top w:w="100" w:type="dxa"/>
+              <w:left w:w="100" w:type="dxa"/>
+              <w:bottom w:w="100" w:type="dxa"/>
+              <w:right w:w="100" w:type="dxa"/>
+            </w:tcMar>
+          </w:tcPr>
+          <w:p>
+            <w:pPr>
+              <w:jc w:val="both"/>
+              <w:rPr>
+                <w:rFonts w:cs="Times New Roman"/>
+                <w:szCs w:val="28"/>
+              </w:rPr>
+            </w:pPr>
+            <w:r>
+              <w:rPr>
+                <w:rFonts w:cs="Times New Roman"/>
+                <w:szCs w:val="28"/>
+              </w:rPr>
+              <w:t>Проектирование (проектирование интерфейса)</w:t>
+            </w:r>
+          </w:p>
+        </w:tc>
+        <w:tc>
+          <w:tcPr>
+            <w:tcW w:w="1500" w:type="dxa"/>
+            <w:shd w:val="clear" w:color="auto" w:fill="auto"/>
+            <w:tcMar>
+              <w:top w:w="100" w:type="dxa"/>
+              <w:left w:w="100" w:type="dxa"/>
+              <w:bottom w:w="100" w:type="dxa"/>
+              <w:right w:w="100" w:type="dxa"/>
+            </w:tcMar>
+          </w:tcPr>
+          <w:p>
+            <w:pPr>
+              <w:widowControl w:val="0"/>
+              <w:spacing w:line="240" w:lineRule="auto"/>
+              <w:jc w:val="center"/>
+              <w:rPr>
+                <w:rFonts w:cs="Times New Roman"/>
+                <w:szCs w:val="28"/>
+              </w:rPr>
+            </w:pPr>
+            <w:r>
+              <w:rPr>
+                <w:rFonts w:cs="Times New Roman"/>
+                <w:szCs w:val="28"/>
+              </w:rPr>
+              <w:t>5</w:t>
+            </w:r>
+          </w:p>
+        </w:tc>
+        <w:tc>
+          <w:tcPr>
+            <w:tcW w:w="1740" w:type="dxa"/>
+            <w:shd w:val="clear" w:color="auto" w:fill="auto"/>
+            <w:tcMar>
+              <w:top w:w="100" w:type="dxa"/>
+              <w:left w:w="100" w:type="dxa"/>
+              <w:bottom w:w="100" w:type="dxa"/>
+              <w:right w:w="100" w:type="dxa"/>
+            </w:tcMar>
+          </w:tcPr>
+          <w:p>
+            <w:pPr>
+              <w:widowControl w:val="0"/>
+              <w:spacing w:line="240" w:lineRule="auto"/>
+              <w:rPr>
+                <w:rFonts w:cs="Times New Roman"/>
+                <w:szCs w:val="28"/>
+              </w:rPr>
+            </w:pPr>
+          </w:p>
+        </w:tc>
+      </w:tr>
+      <w:tr>
+        <w:tc>
+          <w:tcPr>
+            <w:tcW w:w="600" w:type="dxa"/>
+            <w:shd w:val="clear" w:color="auto" w:fill="auto"/>
+            <w:tcMar>
+              <w:top w:w="100" w:type="dxa"/>
+              <w:left w:w="100" w:type="dxa"/>
+              <w:bottom w:w="100" w:type="dxa"/>
+              <w:right w:w="100" w:type="dxa"/>
+            </w:tcMar>
+          </w:tcPr>
+          <w:p>
+            <w:pPr>
+              <w:widowControl w:val="0"/>
+              <w:spacing w:line="240" w:lineRule="auto"/>
+              <w:rPr>
+                <w:rFonts w:cs="Times New Roman"/>
+                <w:szCs w:val="28"/>
+              </w:rPr>
+            </w:pPr>
+            <w:r>
+              <w:rPr>
+                <w:rFonts w:cs="Times New Roman"/>
+                <w:szCs w:val="28"/>
+              </w:rPr>
+              <w:lastRenderedPageBreak/>
+              <w:t>3</w:t>
+            </w:r>
+          </w:p>
+        </w:tc>
+        <w:tc>
+          <w:tcPr>
+            <w:tcW w:w="5790" w:type="dxa"/>
+            <w:shd w:val="clear" w:color="auto" w:fill="auto"/>
+            <w:tcMar>
+              <w:top w:w="100" w:type="dxa"/>
+              <w:left w:w="100" w:type="dxa"/>
+              <w:bottom w:w="100" w:type="dxa"/>
+              <w:right w:w="100" w:type="dxa"/>
+            </w:tcMar>
+          </w:tcPr>
+          <w:p>
+            <w:pPr>
+              <w:jc w:val="both"/>
+              <w:rPr>
+                <w:rFonts w:cs="Times New Roman"/>
+                <w:szCs w:val="28"/>
+              </w:rPr>
+            </w:pPr>
+            <w:r>
+              <w:rPr>
+                <w:rFonts w:cs="Times New Roman"/>
+                <w:szCs w:val="28"/>
+              </w:rPr>
+              <w:t>Разработка и тестирование (верстка сайта, адаптивность, проработка вопросов для лиц с ограниченными возможностями)</w:t>
+            </w:r>
+          </w:p>
+        </w:tc>
+        <w:tc>
+          <w:tcPr>
+            <w:tcW w:w="1500" w:type="dxa"/>
+            <w:shd w:val="clear" w:color="auto" w:fill="auto"/>
+            <w:tcMar>
+              <w:top w:w="100" w:type="dxa"/>
+              <w:left w:w="100" w:type="dxa"/>
+              <w:bottom w:w="100" w:type="dxa"/>
+              <w:right w:w="100" w:type="dxa"/>
+            </w:tcMar>
+          </w:tcPr>
+          <w:p>
+            <w:pPr>
+              <w:widowControl w:val="0"/>
+              <w:spacing w:line="240" w:lineRule="auto"/>
+              <w:jc w:val="center"/>
+              <w:rPr>
+                <w:rFonts w:cs="Times New Roman"/>
+                <w:szCs w:val="28"/>
+              </w:rPr>
+            </w:pPr>
+            <w:r>
+              <w:rPr>
+                <w:rFonts w:cs="Times New Roman"/>
+                <w:szCs w:val="28"/>
+              </w:rPr>
+              <w:t>5</w:t>
+            </w:r>
+          </w:p>
+        </w:tc>
+        <w:tc>
+          <w:tcPr>
+            <w:tcW w:w="1740" w:type="dxa"/>
+            <w:shd w:val="clear" w:color="auto" w:fill="auto"/>
+            <w:tcMar>
+              <w:top w:w="100" w:type="dxa"/>
+              <w:left w:w="100" w:type="dxa"/>
+              <w:bottom w:w="100" w:type="dxa"/>
+              <w:right w:w="100" w:type="dxa"/>
+            </w:tcMar>
+          </w:tcPr>
+          <w:p>
+            <w:pPr>
+              <w:widowControl w:val="0"/>
+              <w:spacing w:line="240" w:lineRule="auto"/>
+              <w:rPr>
+                <w:rFonts w:cs="Times New Roman"/>
+                <w:szCs w:val="28"/>
+              </w:rPr>
+            </w:pPr>
+          </w:p>
+        </w:tc>
+      </w:tr>
+      <w:tr>
+        <w:tc>
+          <w:tcPr>
+            <w:tcW w:w="600" w:type="dxa"/>
+            <w:shd w:val="clear" w:color="auto" w:fill="auto"/>
+            <w:tcMar>
+              <w:top w:w="100" w:type="dxa"/>
+              <w:left w:w="100" w:type="dxa"/>
+              <w:bottom w:w="100" w:type="dxa"/>
+              <w:right w:w="100" w:type="dxa"/>
+            </w:tcMar>
+          </w:tcPr>
+          <w:p>
+            <w:pPr>
+              <w:widowControl w:val="0"/>
+              <w:spacing w:line="240" w:lineRule="auto"/>
+              <w:rPr>
+                <w:rFonts w:cs="Times New Roman"/>
+                <w:szCs w:val="28"/>
+              </w:rPr>
+            </w:pPr>
+            <w:r>
+              <w:rPr>
+                <w:rFonts w:cs="Times New Roman"/>
+                <w:szCs w:val="28"/>
+              </w:rPr>
+              <w:t>4</w:t>
+            </w:r>
+          </w:p>
+        </w:tc>
+        <w:tc>
+          <w:tcPr>
+            <w:tcW w:w="5790" w:type="dxa"/>
+            <w:shd w:val="clear" w:color="auto" w:fill="auto"/>
+            <w:tcMar>
+              <w:top w:w="100" w:type="dxa"/>
+              <w:left w:w="100" w:type="dxa"/>
+              <w:bottom w:w="100" w:type="dxa"/>
+              <w:right w:w="100" w:type="dxa"/>
+            </w:tcMar>
+          </w:tcPr>
+          <w:p>
+            <w:pPr>
+              <w:jc w:val="both"/>
+              <w:rPr>
+                <w:rFonts w:cs="Times New Roman"/>
+                <w:szCs w:val="28"/>
+              </w:rPr>
+            </w:pPr>
+            <w:r>
+              <w:rPr>
+                <w:rFonts w:cs="Times New Roman"/>
+                <w:szCs w:val="28"/>
+              </w:rPr>
+              <w:t>Заполнение оценочного листа по проекту (см. шаблон)</w:t>
+            </w:r>
+          </w:p>
+        </w:tc>
+        <w:tc>
+          <w:tcPr>
+            <w:tcW w:w="1500" w:type="dxa"/>
+            <w:shd w:val="clear" w:color="auto" w:fill="auto"/>
+            <w:tcMar>
+              <w:top w:w="100" w:type="dxa"/>
+              <w:left w:w="100" w:type="dxa"/>
+              <w:bottom w:w="100" w:type="dxa"/>
+              <w:right w:w="100" w:type="dxa"/>
+            </w:tcMar>
+          </w:tcPr>
+          <w:p>
+            <w:pPr>
+              <w:widowControl w:val="0"/>
+              <w:spacing w:line="240" w:lineRule="auto"/>
+              <w:jc w:val="center"/>
+              <w:rPr>
+                <w:rFonts w:cs="Times New Roman"/>
+                <w:szCs w:val="28"/>
+              </w:rPr>
+            </w:pPr>
+            <w:r>
+              <w:rPr>
+                <w:rFonts w:cs="Times New Roman"/>
+                <w:szCs w:val="28"/>
+              </w:rPr>
+              <w:t>5</w:t>
+            </w:r>
+          </w:p>
+        </w:tc>
+        <w:tc>
+          <w:tcPr>
+            <w:tcW w:w="1740" w:type="dxa"/>
+            <w:shd w:val="clear" w:color="auto" w:fill="auto"/>
+            <w:tcMar>
+              <w:top w:w="100" w:type="dxa"/>
+              <w:left w:w="100" w:type="dxa"/>
+              <w:bottom w:w="100" w:type="dxa"/>
+              <w:right w:w="100" w:type="dxa"/>
+            </w:tcMar>
+          </w:tcPr>
+          <w:p>
+            <w:pPr>
+              <w:widowControl w:val="0"/>
+              <w:spacing w:line="240" w:lineRule="auto"/>
+              <w:rPr>
+                <w:rFonts w:cs="Times New Roman"/>
+                <w:szCs w:val="28"/>
+              </w:rPr>
+            </w:pPr>
+          </w:p>
+        </w:tc>
+      </w:tr>
+    </w:tbl>
+    <w:p>
+      <w:pPr>
+        <w:rPr>
+          <w:rFonts w:cs="Times New Roman"/>
+          <w:szCs w:val="28"/>
+        </w:rPr>
+      </w:pPr>
+    </w:p>
+    <w:p>
+      <w:pPr>
+        <w:rPr>
+          <w:rFonts w:cs="Times New Roman"/>
+          <w:szCs w:val="28"/>
+          <w:lang w:eastAsia="en-US"/>
+        </w:rPr>
+      </w:pPr>
     </w:p>
     <w:sectPr>
       <w:footerReference w:type="even" r:id="rId39"/>
@@ -16476,28 +19378,28 @@
 </file>
 
 <file path=customXml/item1.xml><?xml version="1.0" encoding="utf-8"?>
+<b:Sources xmlns:b="http://schemas.openxmlformats.org/officeDocument/2006/bibliography" xmlns="http://schemas.openxmlformats.org/officeDocument/2006/bibliography" SelectedStyle="\APASixthEditionOfficeOnline.xsl" StyleName="APA" Version="6"/>
+</file>
+
+<file path=customXml/item2.xml><?xml version="1.0" encoding="utf-8"?>
 <go:gDocsCustomXmlDataStorage xmlns:go="http://customooxmlschemas.google.com/" xmlns:r="http://schemas.openxmlformats.org/officeDocument/2006/relationships" uri="GoogleDocsCustomDataVersion1">
   <go:docsCustomData roundtripDataSignature="AMtx7miN2zI6P7mbZ/cbDNORlRu1MYhdew==">AMUW2mXfejHWQTfX96SlnGRtQLIQRJGvtC8KKVcnSp2bm7Rd7NT8QSSV91ksBxeXnR23dtF49aPipi8p7VC/n2xU4X7RwGaMBOzOPFkD9B3djbPWssePIRi+yF626J4uLiT+JHuxSToHf0Ljx3i1ad5oc7sUS5JdHTz7DY0sleqQu4Jy3MkkhH8K8O+CXoAq75CjFdU/D3iYUcUFOVOhwRtPMKhOOOAsl6F05XPhmnMziFrnkbwzalqh+xZoCsyQ8mtNw4DPV1HxxlAJmaqEpXyBQeTg2iMd4nILuT9CWnpTR00bMNF4hwGESvjaP4j1FEf2AJVVsQ0MGDqogDouVHEZz0fj51cLOE+6m5FpukcomkDy4NhRWwQ=</go:docsCustomData>
 </go:gDocsCustomXmlDataStorage>
 </file>
 
-<file path=customXml/item2.xml><?xml version="1.0" encoding="utf-8"?>
-<b:Sources xmlns:b="http://schemas.openxmlformats.org/officeDocument/2006/bibliography" xmlns="http://schemas.openxmlformats.org/officeDocument/2006/bibliography" SelectedStyle="\APASixthEditionOfficeOnline.xsl" StyleName="APA" Version="6"/>
+<file path=customXml/itemProps1.xml><?xml version="1.0" encoding="utf-8"?>
+<ds:datastoreItem xmlns:ds="http://schemas.openxmlformats.org/officeDocument/2006/customXml" ds:itemID="{A3D13532-36FB-49C0-AEE9-9DBA0687B77B}">
+  <ds:schemaRefs>
+    <ds:schemaRef ds:uri="http://schemas.openxmlformats.org/officeDocument/2006/bibliography"/>
+  </ds:schemaRefs>
+</ds:datastoreItem>
 </file>
 
-<file path=customXml/itemProps1.xml><?xml version="1.0" encoding="utf-8"?>
+<file path=customXml/itemProps2.xml><?xml version="1.0" encoding="utf-8"?>
 <ds:datastoreItem xmlns:ds="http://schemas.openxmlformats.org/officeDocument/2006/customXml" ds:itemID="{11111111-1234-1234-1234-123412341234}">
   <ds:schemaRefs>
     <ds:schemaRef ds:uri="http://customooxmlschemas.google.com/"/>
     <ds:schemaRef ds:uri="http://schemas.openxmlformats.org/officeDocument/2006/relationships"/>
   </ds:schemaRefs>
 </ds:datastoreItem>
-</file>
-
-<file path=customXml/itemProps2.xml><?xml version="1.0" encoding="utf-8"?>
-<ds:datastoreItem xmlns:ds="http://schemas.openxmlformats.org/officeDocument/2006/customXml" ds:itemID="{A3D13532-36FB-49C0-AEE9-9DBA0687B77B}">
-  <ds:schemaRefs>
-    <ds:schemaRef ds:uri="http://schemas.openxmlformats.org/officeDocument/2006/bibliography"/>
-  </ds:schemaRefs>
-</ds:datastoreItem>
 </file>
--- a/отчет курсовая.docx
+++ b/отчет курсовая.docx
@@ -608,22 +608,7 @@
           <w:szCs w:val="28"/>
         </w:rPr>
         <w:tab/>
-      </w:r>
-      <w:proofErr w:type="spellStart"/>
-      <w:r>
-        <w:rPr>
-          <w:rFonts w:eastAsia="Times New Roman" w:cs="Times New Roman"/>
-          <w:szCs w:val="28"/>
-        </w:rPr>
-        <w:t>Темникова</w:t>
-      </w:r>
-      <w:proofErr w:type="spellEnd"/>
-      <w:r>
-        <w:rPr>
-          <w:rFonts w:eastAsia="Times New Roman" w:cs="Times New Roman"/>
-          <w:szCs w:val="28"/>
-        </w:rPr>
-        <w:t xml:space="preserve"> К.Н.</w:t>
+        <w:t>Темникова К.Н.</w:t>
       </w:r>
     </w:p>
     <w:p>
@@ -2076,17 +2061,8 @@
           <w:rFonts w:cs="Times New Roman"/>
           <w:szCs w:val="28"/>
         </w:rPr>
-        <w:t xml:space="preserve">Ссылка на макет в </w:t>
-      </w:r>
-      <w:proofErr w:type="spellStart"/>
-      <w:r>
-        <w:rPr>
-          <w:rFonts w:cs="Times New Roman"/>
-          <w:szCs w:val="28"/>
-        </w:rPr>
-        <w:t>Figma</w:t>
-      </w:r>
-      <w:proofErr w:type="spellEnd"/>
+        <w:t>Ссылка на макет в Figma</w:t>
+      </w:r>
       <w:r>
         <w:rPr>
           <w:rFonts w:cs="Times New Roman"/>
@@ -2124,7 +2100,6 @@
         </w:rPr>
         <w:t>.</w:t>
       </w:r>
-      <w:proofErr w:type="spellStart"/>
       <w:r>
         <w:rPr>
           <w:rFonts w:cs="Times New Roman"/>
@@ -2133,7 +2108,6 @@
         </w:rPr>
         <w:t>figma</w:t>
       </w:r>
-      <w:proofErr w:type="spellEnd"/>
       <w:r>
         <w:rPr>
           <w:rFonts w:cs="Times New Roman"/>
@@ -2171,7 +2145,6 @@
         </w:rPr>
         <w:t>/</w:t>
       </w:r>
-      <w:proofErr w:type="spellStart"/>
       <w:r>
         <w:rPr>
           <w:rFonts w:cs="Times New Roman"/>
@@ -2180,7 +2153,6 @@
         </w:rPr>
         <w:t>gFekqDtG</w:t>
       </w:r>
-      <w:proofErr w:type="spellEnd"/>
       <w:r>
         <w:rPr>
           <w:rFonts w:cs="Times New Roman"/>
@@ -2203,7 +2175,6 @@
         </w:rPr>
         <w:t>2</w:t>
       </w:r>
-      <w:proofErr w:type="spellStart"/>
       <w:r>
         <w:rPr>
           <w:rFonts w:cs="Times New Roman"/>
@@ -2212,7 +2183,6 @@
         </w:rPr>
         <w:t>StRi</w:t>
       </w:r>
-      <w:proofErr w:type="spellEnd"/>
       <w:r>
         <w:rPr>
           <w:rFonts w:cs="Times New Roman"/>
@@ -2220,7 +2190,6 @@
         </w:rPr>
         <w:t>510</w:t>
       </w:r>
-      <w:proofErr w:type="spellStart"/>
       <w:r>
         <w:rPr>
           <w:rFonts w:cs="Times New Roman"/>
@@ -2229,7 +2198,6 @@
         </w:rPr>
         <w:t>rakq</w:t>
       </w:r>
-      <w:proofErr w:type="spellEnd"/>
       <w:r>
         <w:rPr>
           <w:rFonts w:cs="Times New Roman"/>
@@ -2402,7 +2370,6 @@
         </w:rPr>
         <w:t>=</w:t>
       </w:r>
-      <w:proofErr w:type="spellStart"/>
       <w:r>
         <w:rPr>
           <w:rFonts w:cs="Times New Roman"/>
@@ -2411,7 +2378,6 @@
         </w:rPr>
         <w:t>xNSLaUPjhUAOGAQi</w:t>
       </w:r>
-      <w:proofErr w:type="spellEnd"/>
       <w:r>
         <w:rPr>
           <w:rFonts w:cs="Times New Roman"/>
@@ -2458,7 +2424,6 @@
         </w:rPr>
         <w:t>://</w:t>
       </w:r>
-      <w:proofErr w:type="spellStart"/>
       <w:r>
         <w:rPr>
           <w:rFonts w:cs="Times New Roman"/>
@@ -2467,7 +2432,6 @@
         </w:rPr>
         <w:t>github</w:t>
       </w:r>
-      <w:proofErr w:type="spellEnd"/>
       <w:r>
         <w:rPr>
           <w:rFonts w:cs="Times New Roman"/>
@@ -2490,7 +2454,6 @@
         </w:rPr>
         <w:t>/</w:t>
       </w:r>
-      <w:proofErr w:type="spellStart"/>
       <w:r>
         <w:rPr>
           <w:rFonts w:cs="Times New Roman"/>
@@ -2499,7 +2462,6 @@
         </w:rPr>
         <w:t>kiraaamel</w:t>
       </w:r>
-      <w:proofErr w:type="spellEnd"/>
       <w:r>
         <w:rPr>
           <w:rFonts w:cs="Times New Roman"/>
@@ -2867,7 +2829,6 @@
         </w:rPr>
         <w:t>://</w:t>
       </w:r>
-      <w:proofErr w:type="spellStart"/>
       <w:r>
         <w:rPr>
           <w:rStyle w:val="a6"/>
@@ -2879,7 +2840,6 @@
         </w:rPr>
         <w:t>ru</w:t>
       </w:r>
-      <w:proofErr w:type="spellEnd"/>
       <w:r>
         <w:rPr>
           <w:rStyle w:val="a6"/>
@@ -3619,13 +3579,8 @@
         </w:rPr>
       </w:pPr>
       <w:r>
-        <w:t xml:space="preserve">4) </w:t>
-      </w:r>
-      <w:proofErr w:type="spellStart"/>
-      <w:r>
-        <w:t>Игроутка</w:t>
-      </w:r>
-      <w:proofErr w:type="spellEnd"/>
+        <w:t>4) Игроутка</w:t>
+      </w:r>
       <w:r>
         <w:rPr>
           <w:rFonts w:eastAsia="Times New Roman" w:cs="Times New Roman"/>
@@ -5586,15 +5541,14 @@
           <w:rFonts w:cs="Times New Roman"/>
           <w:szCs w:val="28"/>
         </w:rPr>
-        <w:t>Страница игры «5 в ряд»: данная страница расположена по клику кнопки «</w:t>
-      </w:r>
-      <w:r>
-        <w:rPr>
-          <w:rFonts w:cs="Times New Roman"/>
-          <w:szCs w:val="28"/>
-          <w:lang w:val="en-US"/>
-        </w:rPr>
-        <w:t>Play</w:t>
+        <w:t xml:space="preserve">Страница игры «5 в ряд»: данная страница расположена по клику кнопки </w:t>
+      </w:r>
+      <w:r>
+        <w:rPr>
+          <w:rFonts w:cs="Times New Roman"/>
+          <w:szCs w:val="28"/>
+        </w:rPr>
+        <w:t>Играть</w:t>
       </w:r>
       <w:r>
         <w:rPr>
@@ -5670,9 +5624,8 @@
         <w:rPr>
           <w:rFonts w:cs="Times New Roman"/>
           <w:szCs w:val="28"/>
-          <w:lang w:val="en-US"/>
-        </w:rPr>
-        <w:t>Play</w:t>
+        </w:rPr>
+        <w:t>Играть</w:t>
       </w:r>
       <w:r>
         <w:rPr>
@@ -5685,9 +5638,8 @@
         <w:rPr>
           <w:rFonts w:cs="Times New Roman"/>
           <w:szCs w:val="28"/>
-          <w:lang w:val="en-US"/>
-        </w:rPr>
-        <w:t>Exit</w:t>
+        </w:rPr>
+        <w:t>Выход</w:t>
       </w:r>
       <w:r>
         <w:rPr>
@@ -5988,27 +5940,14 @@
       <w:r>
         <w:t xml:space="preserve">Пример игрового процесса </w:t>
       </w:r>
-      <w:r>
-        <w:fldChar w:fldCharType="begin"/>
-      </w:r>
-      <w:r>
-        <w:instrText xml:space="preserve"> SEQ Пример_игрового_процесса \* ARABIC </w:instrText>
-      </w:r>
-      <w:r>
-        <w:fldChar w:fldCharType="separate"/>
-      </w:r>
-      <w:r>
-        <w:rPr>
-          <w:noProof/>
-        </w:rPr>
-        <w:t>1</w:t>
-      </w:r>
-      <w:r>
-        <w:rPr>
-          <w:noProof/>
-        </w:rPr>
-        <w:fldChar w:fldCharType="end"/>
-      </w:r>
+      <w:fldSimple w:instr=" SEQ Пример_игрового_процесса \* ARABIC ">
+        <w:r>
+          <w:rPr>
+            <w:noProof/>
+          </w:rPr>
+          <w:t>1</w:t>
+        </w:r>
+      </w:fldSimple>
       <w:bookmarkEnd w:id="12"/>
     </w:p>
     <w:p>
@@ -6144,7 +6083,6 @@
         </w:rPr>
         <w:t>Текст выполнен шрифтами «</w:t>
       </w:r>
-      <w:proofErr w:type="spellStart"/>
       <w:r>
         <w:rPr>
           <w:rFonts w:cs="Times New Roman"/>
@@ -6153,7 +6091,6 @@
         </w:rPr>
         <w:t>Alegreya</w:t>
       </w:r>
-      <w:proofErr w:type="spellEnd"/>
       <w:r>
         <w:rPr>
           <w:rFonts w:cs="Times New Roman"/>
@@ -7109,15 +7046,7 @@
         <w:fldChar w:fldCharType="separate"/>
       </w:r>
       <w:r>
-        <w:t xml:space="preserve">Рисунок 7. Макет </w:t>
-      </w:r>
-      <w:proofErr w:type="spellStart"/>
-      <w:r>
-        <w:t>Figma</w:t>
-      </w:r>
-      <w:proofErr w:type="spellEnd"/>
-      <w:r>
-        <w:t xml:space="preserve"> </w:t>
+        <w:t xml:space="preserve">Рисунок 7. Макет Figma </w:t>
       </w:r>
       <w:r>
         <w:rPr>
@@ -7210,37 +7139,16 @@
       </w:pPr>
       <w:bookmarkStart w:id="16" w:name="_Ref188531857"/>
       <w:r>
-        <w:t xml:space="preserve">Рисунок 7. Макет </w:t>
-      </w:r>
-      <w:proofErr w:type="spellStart"/>
-      <w:r>
-        <w:t>Figma</w:t>
-      </w:r>
-      <w:proofErr w:type="spellEnd"/>
-      <w:r>
-        <w:t xml:space="preserve"> </w:t>
-      </w:r>
-      <w:r>
-        <w:fldChar w:fldCharType="begin"/>
-      </w:r>
-      <w:r>
-        <w:instrText xml:space="preserve"> SEQ Рисунок_7._Макет_Figma \* ARABIC </w:instrText>
-      </w:r>
-      <w:r>
-        <w:fldChar w:fldCharType="separate"/>
-      </w:r>
-      <w:r>
-        <w:rPr>
-          <w:noProof/>
-        </w:rPr>
-        <w:t>1</w:t>
-      </w:r>
-      <w:r>
-        <w:rPr>
-          <w:noProof/>
-        </w:rPr>
-        <w:fldChar w:fldCharType="end"/>
-      </w:r>
+        <w:t xml:space="preserve">Рисунок 7. Макет Figma </w:t>
+      </w:r>
+      <w:fldSimple w:instr=" SEQ Рисунок_7._Макет_Figma \* ARABIC ">
+        <w:r>
+          <w:rPr>
+            <w:noProof/>
+          </w:rPr>
+          <w:t>1</w:t>
+        </w:r>
+      </w:fldSimple>
       <w:bookmarkEnd w:id="16"/>
     </w:p>
     <w:p>
@@ -7835,71 +7743,7 @@
           <w:rFonts w:cs="Times New Roman"/>
           <w:szCs w:val="28"/>
         </w:rPr>
-        <w:t>&gt; строки: &lt;</w:t>
-      </w:r>
-      <w:proofErr w:type="spellStart"/>
-      <w:r>
-        <w:rPr>
-          <w:rFonts w:cs="Times New Roman"/>
-          <w:szCs w:val="28"/>
-        </w:rPr>
-        <w:t>link</w:t>
-      </w:r>
-      <w:proofErr w:type="spellEnd"/>
-      <w:r>
-        <w:rPr>
-          <w:rFonts w:cs="Times New Roman"/>
-          <w:szCs w:val="28"/>
-        </w:rPr>
-        <w:t xml:space="preserve"> </w:t>
-      </w:r>
-      <w:proofErr w:type="spellStart"/>
-      <w:r>
-        <w:rPr>
-          <w:rFonts w:cs="Times New Roman"/>
-          <w:szCs w:val="28"/>
-        </w:rPr>
-        <w:t>rel</w:t>
-      </w:r>
-      <w:proofErr w:type="spellEnd"/>
-      <w:r>
-        <w:rPr>
-          <w:rFonts w:cs="Times New Roman"/>
-          <w:szCs w:val="28"/>
-        </w:rPr>
-        <w:t>="</w:t>
-      </w:r>
-      <w:proofErr w:type="spellStart"/>
-      <w:r>
-        <w:rPr>
-          <w:rFonts w:cs="Times New Roman"/>
-          <w:szCs w:val="28"/>
-        </w:rPr>
-        <w:t>stylesheet</w:t>
-      </w:r>
-      <w:proofErr w:type="spellEnd"/>
-      <w:r>
-        <w:rPr>
-          <w:rFonts w:cs="Times New Roman"/>
-          <w:szCs w:val="28"/>
-        </w:rPr>
-        <w:t xml:space="preserve">" </w:t>
-      </w:r>
-      <w:proofErr w:type="spellStart"/>
-      <w:r>
-        <w:rPr>
-          <w:rFonts w:cs="Times New Roman"/>
-          <w:szCs w:val="28"/>
-        </w:rPr>
-        <w:t>href</w:t>
-      </w:r>
-      <w:proofErr w:type="spellEnd"/>
-      <w:r>
-        <w:rPr>
-          <w:rFonts w:cs="Times New Roman"/>
-          <w:szCs w:val="28"/>
-        </w:rPr>
-        <w:t>="style_library.css"&gt;.</w:t>
+        <w:t>&gt; строки: &lt;link rel="stylesheet" href="style_library.css"&gt;.</w:t>
       </w:r>
       <w:r>
         <w:rPr>
@@ -7914,23 +7758,7 @@
           <w:szCs w:val="28"/>
         </w:rPr>
         <w:lastRenderedPageBreak/>
-        <w:t xml:space="preserve">Для выравнивания элементов на страницах использовались </w:t>
-      </w:r>
-      <w:proofErr w:type="spellStart"/>
-      <w:r>
-        <w:rPr>
-          <w:rFonts w:cs="Times New Roman"/>
-          <w:szCs w:val="28"/>
-        </w:rPr>
-        <w:t>Flexbox</w:t>
-      </w:r>
-      <w:proofErr w:type="spellEnd"/>
-      <w:r>
-        <w:rPr>
-          <w:rFonts w:cs="Times New Roman"/>
-          <w:szCs w:val="28"/>
-        </w:rPr>
-        <w:t xml:space="preserve"> и </w:t>
+        <w:t xml:space="preserve">Для выравнивания элементов на страницах использовались Flexbox и </w:t>
       </w:r>
       <w:r>
         <w:rPr>
@@ -8068,21 +7896,12 @@
         </w:rPr>
         <w:fldChar w:fldCharType="separate"/>
       </w:r>
-      <w:proofErr w:type="spellStart"/>
-      <w:r>
-        <w:rPr>
-          <w:rFonts w:cs="Times New Roman"/>
-          <w:szCs w:val="28"/>
-        </w:rPr>
-        <w:t>transition</w:t>
-      </w:r>
-      <w:proofErr w:type="spellEnd"/>
-      <w:r>
-        <w:rPr>
-          <w:rFonts w:cs="Times New Roman"/>
-          <w:szCs w:val="28"/>
-        </w:rPr>
-        <w:t xml:space="preserve"> </w:t>
+      <w:r>
+        <w:rPr>
+          <w:rFonts w:cs="Times New Roman"/>
+          <w:szCs w:val="28"/>
+        </w:rPr>
+        <w:t xml:space="preserve">transition </w:t>
       </w:r>
       <w:r>
         <w:rPr>
@@ -8287,21 +8106,12 @@
         </w:rPr>
       </w:pPr>
       <w:bookmarkStart w:id="20" w:name="_Ref188464272"/>
-      <w:proofErr w:type="spellStart"/>
-      <w:r>
-        <w:rPr>
-          <w:rFonts w:cs="Times New Roman"/>
-          <w:szCs w:val="28"/>
-        </w:rPr>
-        <w:t>transition</w:t>
-      </w:r>
-      <w:proofErr w:type="spellEnd"/>
-      <w:r>
-        <w:rPr>
-          <w:rFonts w:cs="Times New Roman"/>
-          <w:szCs w:val="28"/>
-        </w:rPr>
-        <w:t xml:space="preserve"> </w:t>
+      <w:r>
+        <w:rPr>
+          <w:rFonts w:cs="Times New Roman"/>
+          <w:szCs w:val="28"/>
+        </w:rPr>
+        <w:t xml:space="preserve">transition </w:t>
       </w:r>
       <w:r>
         <w:rPr>
@@ -8693,7 +8503,6 @@
         </w:rPr>
         <w:t xml:space="preserve">. </w:t>
       </w:r>
-      <w:proofErr w:type="spellStart"/>
       <w:r>
         <w:rPr>
           <w:rFonts w:cs="Times New Roman"/>
@@ -8702,7 +8511,6 @@
         </w:rPr>
         <w:t>Fieldset</w:t>
       </w:r>
-      <w:proofErr w:type="spellEnd"/>
       <w:r>
         <w:rPr>
           <w:rFonts w:cs="Times New Roman"/>
@@ -8891,23 +8699,7 @@
           <w:rFonts w:cs="Times New Roman"/>
           <w:szCs w:val="28"/>
         </w:rPr>
-        <w:t xml:space="preserve">Стилизация </w:t>
-      </w:r>
-      <w:proofErr w:type="spellStart"/>
-      <w:r>
-        <w:rPr>
-          <w:rFonts w:cs="Times New Roman"/>
-          <w:szCs w:val="28"/>
-        </w:rPr>
-        <w:t>input</w:t>
-      </w:r>
-      <w:proofErr w:type="spellEnd"/>
-      <w:r>
-        <w:rPr>
-          <w:rFonts w:cs="Times New Roman"/>
-          <w:szCs w:val="28"/>
-        </w:rPr>
-        <w:t xml:space="preserve"> </w:t>
+        <w:t xml:space="preserve">Стилизация input </w:t>
       </w:r>
       <w:r>
         <w:rPr>
@@ -9003,23 +8795,7 @@
           <w:rFonts w:cs="Times New Roman"/>
           <w:szCs w:val="28"/>
         </w:rPr>
-        <w:t xml:space="preserve">Стилизация </w:t>
-      </w:r>
-      <w:proofErr w:type="spellStart"/>
-      <w:r>
-        <w:rPr>
-          <w:rFonts w:cs="Times New Roman"/>
-          <w:szCs w:val="28"/>
-        </w:rPr>
-        <w:t>input</w:t>
-      </w:r>
-      <w:proofErr w:type="spellEnd"/>
-      <w:r>
-        <w:rPr>
-          <w:rFonts w:cs="Times New Roman"/>
-          <w:szCs w:val="28"/>
-        </w:rPr>
-        <w:t xml:space="preserve"> </w:t>
+        <w:t xml:space="preserve">Стилизация input </w:t>
       </w:r>
       <w:r>
         <w:rPr>
@@ -9106,23 +8882,7 @@
           <w:rFonts w:eastAsia="Times New Roman" w:cs="Times New Roman"/>
           <w:szCs w:val="28"/>
         </w:rPr>
-        <w:t xml:space="preserve">Поле имени имеет атрибут </w:t>
-      </w:r>
-      <w:proofErr w:type="spellStart"/>
-      <w:r>
-        <w:rPr>
-          <w:rFonts w:eastAsia="Times New Roman" w:cs="Times New Roman"/>
-          <w:szCs w:val="28"/>
-        </w:rPr>
-        <w:t>required</w:t>
-      </w:r>
-      <w:proofErr w:type="spellEnd"/>
-      <w:r>
-        <w:rPr>
-          <w:rFonts w:eastAsia="Times New Roman" w:cs="Times New Roman"/>
-          <w:szCs w:val="28"/>
-        </w:rPr>
-        <w:t>, что требует обязательного заполнения.</w:t>
+        <w:t>Поле имени имеет атрибут required, что требует обязательного заполнения.</w:t>
       </w:r>
     </w:p>
     <w:p>
@@ -9145,39 +8905,7 @@
           <w:rFonts w:eastAsia="Times New Roman" w:cs="Times New Roman"/>
           <w:szCs w:val="28"/>
         </w:rPr>
-        <w:t xml:space="preserve">Поле электронной почты проверяется на корректность формата с помощью </w:t>
-      </w:r>
-      <w:proofErr w:type="spellStart"/>
-      <w:r>
-        <w:rPr>
-          <w:rFonts w:eastAsia="Times New Roman" w:cs="Times New Roman"/>
-          <w:szCs w:val="28"/>
-        </w:rPr>
-        <w:t>type</w:t>
-      </w:r>
-      <w:proofErr w:type="spellEnd"/>
-      <w:r>
-        <w:rPr>
-          <w:rFonts w:eastAsia="Times New Roman" w:cs="Times New Roman"/>
-          <w:szCs w:val="28"/>
-        </w:rPr>
-        <w:t>="</w:t>
-      </w:r>
-      <w:proofErr w:type="spellStart"/>
-      <w:r>
-        <w:rPr>
-          <w:rFonts w:eastAsia="Times New Roman" w:cs="Times New Roman"/>
-          <w:szCs w:val="28"/>
-        </w:rPr>
-        <w:t>email</w:t>
-      </w:r>
-      <w:proofErr w:type="spellEnd"/>
-      <w:r>
-        <w:rPr>
-          <w:rFonts w:eastAsia="Times New Roman" w:cs="Times New Roman"/>
-          <w:szCs w:val="28"/>
-        </w:rPr>
-        <w:t>".</w:t>
+        <w:t>Поле электронной почты проверяется на корректность формата с помощью type="email".</w:t>
       </w:r>
     </w:p>
     <w:p>
@@ -9224,23 +8952,7 @@
           <w:szCs w:val="28"/>
         </w:rPr>
         <w:lastRenderedPageBreak/>
-        <w:t xml:space="preserve">Данная анимация отвечает за тень текста и его </w:t>
-      </w:r>
-      <w:proofErr w:type="spellStart"/>
-      <w:r>
-        <w:rPr>
-          <w:rFonts w:eastAsia="Times New Roman" w:cs="Times New Roman"/>
-          <w:szCs w:val="28"/>
-        </w:rPr>
-        <w:t>межбуквенное</w:t>
-      </w:r>
-      <w:proofErr w:type="spellEnd"/>
-      <w:r>
-        <w:rPr>
-          <w:rFonts w:eastAsia="Times New Roman" w:cs="Times New Roman"/>
-          <w:szCs w:val="28"/>
-        </w:rPr>
-        <w:t xml:space="preserve"> расстояние. </w:t>
+        <w:t xml:space="preserve">Данная анимация отвечает за тень текста и его межбуквенное расстояние. </w:t>
       </w:r>
       <w:r>
         <w:rPr>
@@ -10860,39 +10572,7 @@
           <w:rFonts w:cs="Times New Roman"/>
           <w:szCs w:val="28"/>
         </w:rPr>
-        <w:t xml:space="preserve"> CSS медиа-запросы (</w:t>
-      </w:r>
-      <w:proofErr w:type="spellStart"/>
-      <w:r>
-        <w:rPr>
-          <w:rFonts w:cs="Times New Roman"/>
-          <w:szCs w:val="28"/>
-        </w:rPr>
-        <w:t>media</w:t>
-      </w:r>
-      <w:proofErr w:type="spellEnd"/>
-      <w:r>
-        <w:rPr>
-          <w:rFonts w:cs="Times New Roman"/>
-          <w:szCs w:val="28"/>
-        </w:rPr>
-        <w:t xml:space="preserve"> </w:t>
-      </w:r>
-      <w:proofErr w:type="spellStart"/>
-      <w:r>
-        <w:rPr>
-          <w:rFonts w:cs="Times New Roman"/>
-          <w:szCs w:val="28"/>
-        </w:rPr>
-        <w:t>queries</w:t>
-      </w:r>
-      <w:proofErr w:type="spellEnd"/>
-      <w:r>
-        <w:rPr>
-          <w:rFonts w:cs="Times New Roman"/>
-          <w:szCs w:val="28"/>
-        </w:rPr>
-        <w:t>): медиа</w:t>
+        <w:t xml:space="preserve"> CSS медиа-запросы (media queries): медиа</w:t>
       </w:r>
       <w:r>
         <w:rPr>
@@ -11101,7 +10781,6 @@
         </w:rPr>
         <w:t>80</w:t>
       </w:r>
-      <w:proofErr w:type="spellStart"/>
       <w:r>
         <w:rPr>
           <w:rFonts w:cs="Times New Roman"/>
@@ -11110,7 +10789,6 @@
         </w:rPr>
         <w:t>sh</w:t>
       </w:r>
-      <w:proofErr w:type="spellEnd"/>
       <w:r>
         <w:rPr>
           <w:rFonts w:cs="Times New Roman"/>
@@ -11206,23 +10884,7 @@
           <w:rFonts w:cs="Times New Roman"/>
           <w:szCs w:val="28"/>
         </w:rPr>
-        <w:t>-</w:t>
-      </w:r>
-      <w:proofErr w:type="spellStart"/>
-      <w:r>
-        <w:rPr>
-          <w:rFonts w:cs="Times New Roman"/>
-          <w:szCs w:val="28"/>
-        </w:rPr>
-        <w:t>продакшен</w:t>
-      </w:r>
-      <w:proofErr w:type="spellEnd"/>
-      <w:r>
-        <w:rPr>
-          <w:rFonts w:cs="Times New Roman"/>
-          <w:szCs w:val="28"/>
-        </w:rPr>
-        <w:t xml:space="preserve">: использование </w:t>
+        <w:t xml:space="preserve">-продакшен: использование </w:t>
       </w:r>
       <w:r>
         <w:rPr>
@@ -11261,43 +10923,97 @@
             <w:rFonts w:cs="Times New Roman"/>
             <w:szCs w:val="28"/>
           </w:rPr>
-          <w:t>Digital-</w:t>
+          <w:t>Digital-продакшен JetStyle | Веб-дизайн, создание и разработка сайтов</w:t>
         </w:r>
-        <w:proofErr w:type="spellStart"/>
+      </w:hyperlink>
+      <w:r>
+        <w:rPr>
+          <w:rFonts w:cs="Times New Roman"/>
+          <w:szCs w:val="28"/>
+        </w:rPr>
+        <w:t>(дата обращения: 1</w:t>
+      </w:r>
+      <w:r>
+        <w:rPr>
+          <w:rFonts w:cs="Times New Roman"/>
+          <w:szCs w:val="28"/>
+        </w:rPr>
+        <w:t>2</w:t>
+      </w:r>
+      <w:r>
+        <w:rPr>
+          <w:rFonts w:cs="Times New Roman"/>
+          <w:szCs w:val="28"/>
+        </w:rPr>
+        <w:t>.01.2025).</w:t>
+      </w:r>
+    </w:p>
+    <w:p>
+      <w:pPr>
+        <w:numPr>
+          <w:ilvl w:val="0"/>
+          <w:numId w:val="2"/>
+        </w:numPr>
+        <w:spacing w:line="360" w:lineRule="auto"/>
+        <w:jc w:val="both"/>
+        <w:rPr>
+          <w:rFonts w:cs="Times New Roman"/>
+          <w:szCs w:val="28"/>
+        </w:rPr>
+      </w:pPr>
+      <w:r>
+        <w:rPr>
+          <w:rFonts w:cs="Times New Roman"/>
+          <w:szCs w:val="28"/>
+          <w:lang w:val="en-US"/>
+        </w:rPr>
+        <w:t>Aim</w:t>
+      </w:r>
+      <w:r>
+        <w:rPr>
+          <w:rFonts w:cs="Times New Roman"/>
+          <w:szCs w:val="28"/>
+        </w:rPr>
+        <w:t xml:space="preserve"> </w:t>
+      </w:r>
+      <w:r>
+        <w:rPr>
+          <w:rFonts w:cs="Times New Roman"/>
+          <w:szCs w:val="28"/>
+          <w:lang w:val="en-US"/>
+        </w:rPr>
+        <w:t>digital</w:t>
+      </w:r>
+      <w:r>
+        <w:rPr>
+          <w:rFonts w:cs="Times New Roman"/>
+          <w:szCs w:val="28"/>
+        </w:rPr>
+        <w:t xml:space="preserve">. Сайт компании дизайна и разработки цифровых продуктов и сервисов: применение кнопок со стилизацией [Электронный ресурс] / </w:t>
+      </w:r>
+      <w:r>
+        <w:rPr>
+          <w:rFonts w:cs="Times New Roman"/>
+          <w:szCs w:val="28"/>
+          <w:lang w:val="en-US"/>
+        </w:rPr>
+        <w:t>URL</w:t>
+      </w:r>
+      <w:r>
+        <w:rPr>
+          <w:rFonts w:cs="Times New Roman"/>
+          <w:szCs w:val="28"/>
+        </w:rPr>
+        <w:t xml:space="preserve">: </w:t>
+      </w:r>
+      <w:hyperlink r:id="rId37" w:history="1">
         <w:r>
           <w:rPr>
             <w:rStyle w:val="a5"/>
             <w:rFonts w:cs="Times New Roman"/>
             <w:szCs w:val="28"/>
           </w:rPr>
-          <w:t>продакшен</w:t>
-        </w:r>
-        <w:proofErr w:type="spellEnd"/>
-        <w:r>
-          <w:rPr>
-            <w:rStyle w:val="a5"/>
-            <w:rFonts w:cs="Times New Roman"/>
-            <w:szCs w:val="28"/>
-          </w:rPr>
-          <w:t xml:space="preserve"> </w:t>
-        </w:r>
-        <w:proofErr w:type="spellStart"/>
-        <w:r>
-          <w:rPr>
-            <w:rStyle w:val="a5"/>
-            <w:rFonts w:cs="Times New Roman"/>
-            <w:szCs w:val="28"/>
-          </w:rPr>
-          <w:t>JetStyle</w:t>
-        </w:r>
-        <w:proofErr w:type="spellEnd"/>
-        <w:r>
-          <w:rPr>
-            <w:rStyle w:val="a5"/>
-            <w:rFonts w:cs="Times New Roman"/>
-            <w:szCs w:val="28"/>
-          </w:rPr>
-          <w:t xml:space="preserve"> | Веб-дизайн, создание и разработка сайтов</w:t>
+          <w:t>Aim digital — дизайн и разработка цифровых продуктов и сервисов</w:t>
         </w:r>
       </w:hyperlink>
       <w:r>
@@ -11341,128 +11057,8 @@
           <w:szCs w:val="28"/>
           <w:lang w:val="en-US"/>
         </w:rPr>
-        <w:t>Aim</w:t>
-      </w:r>
-      <w:r>
-        <w:rPr>
-          <w:rFonts w:cs="Times New Roman"/>
-          <w:szCs w:val="28"/>
-        </w:rPr>
-        <w:t xml:space="preserve"> </w:t>
-      </w:r>
-      <w:r>
-        <w:rPr>
-          <w:rFonts w:cs="Times New Roman"/>
-          <w:szCs w:val="28"/>
-          <w:lang w:val="en-US"/>
-        </w:rPr>
-        <w:t>digital</w:t>
-      </w:r>
-      <w:r>
-        <w:rPr>
-          <w:rFonts w:cs="Times New Roman"/>
-          <w:szCs w:val="28"/>
-        </w:rPr>
-        <w:t xml:space="preserve">. Сайт компании дизайна и разработки цифровых продуктов и сервисов: применение кнопок со стилизацией [Электронный ресурс] / </w:t>
-      </w:r>
-      <w:r>
-        <w:rPr>
-          <w:rFonts w:cs="Times New Roman"/>
-          <w:szCs w:val="28"/>
-          <w:lang w:val="en-US"/>
-        </w:rPr>
-        <w:t>URL</w:t>
-      </w:r>
-      <w:r>
-        <w:rPr>
-          <w:rFonts w:cs="Times New Roman"/>
-          <w:szCs w:val="28"/>
-        </w:rPr>
-        <w:t xml:space="preserve">: </w:t>
-      </w:r>
-      <w:hyperlink r:id="rId37" w:history="1">
-        <w:proofErr w:type="spellStart"/>
-        <w:r>
-          <w:rPr>
-            <w:rStyle w:val="a5"/>
-            <w:rFonts w:cs="Times New Roman"/>
-            <w:szCs w:val="28"/>
-          </w:rPr>
-          <w:t>Aim</w:t>
-        </w:r>
-        <w:proofErr w:type="spellEnd"/>
-        <w:r>
-          <w:rPr>
-            <w:rStyle w:val="a5"/>
-            <w:rFonts w:cs="Times New Roman"/>
-            <w:szCs w:val="28"/>
-          </w:rPr>
-          <w:t xml:space="preserve"> </w:t>
-        </w:r>
-        <w:proofErr w:type="spellStart"/>
-        <w:r>
-          <w:rPr>
-            <w:rStyle w:val="a5"/>
-            <w:rFonts w:cs="Times New Roman"/>
-            <w:szCs w:val="28"/>
-          </w:rPr>
-          <w:t>digital</w:t>
-        </w:r>
-        <w:proofErr w:type="spellEnd"/>
-        <w:r>
-          <w:rPr>
-            <w:rStyle w:val="a5"/>
-            <w:rFonts w:cs="Times New Roman"/>
-            <w:szCs w:val="28"/>
-          </w:rPr>
-          <w:t xml:space="preserve"> — дизайн и разработка цифровых продуктов и сервисов</w:t>
-        </w:r>
-      </w:hyperlink>
-      <w:r>
-        <w:rPr>
-          <w:rFonts w:cs="Times New Roman"/>
-          <w:szCs w:val="28"/>
-        </w:rPr>
-        <w:t>(дата обращения: 1</w:t>
-      </w:r>
-      <w:r>
-        <w:rPr>
-          <w:rFonts w:cs="Times New Roman"/>
-          <w:szCs w:val="28"/>
-        </w:rPr>
-        <w:t>2</w:t>
-      </w:r>
-      <w:r>
-        <w:rPr>
-          <w:rFonts w:cs="Times New Roman"/>
-          <w:szCs w:val="28"/>
-        </w:rPr>
-        <w:t>.01.2025).</w:t>
-      </w:r>
-    </w:p>
-    <w:p>
-      <w:pPr>
-        <w:numPr>
-          <w:ilvl w:val="0"/>
-          <w:numId w:val="2"/>
-        </w:numPr>
-        <w:spacing w:line="360" w:lineRule="auto"/>
-        <w:jc w:val="both"/>
-        <w:rPr>
-          <w:rFonts w:cs="Times New Roman"/>
-          <w:szCs w:val="28"/>
-        </w:rPr>
-      </w:pPr>
-      <w:proofErr w:type="spellStart"/>
-      <w:r>
-        <w:rPr>
-          <w:rFonts w:cs="Times New Roman"/>
-          <w:szCs w:val="28"/>
-          <w:lang w:val="en-US"/>
-        </w:rPr>
         <w:t>RuTube</w:t>
       </w:r>
-      <w:proofErr w:type="spellEnd"/>
       <w:r>
         <w:rPr>
           <w:rFonts w:cs="Times New Roman"/>
@@ -11960,17 +11556,8 @@
                 <w:rFonts w:cs="Times New Roman"/>
                 <w:szCs w:val="28"/>
               </w:rPr>
-              <w:t xml:space="preserve">Разработка макета для проекта в </w:t>
+              <w:t>Разработка макета для проекта в Figma</w:t>
             </w:r>
-            <w:proofErr w:type="spellStart"/>
-            <w:r>
-              <w:rPr>
-                <w:rFonts w:cs="Times New Roman"/>
-                <w:szCs w:val="28"/>
-              </w:rPr>
-              <w:t>Figma</w:t>
-            </w:r>
-            <w:proofErr w:type="spellEnd"/>
           </w:p>
         </w:tc>
         <w:tc>
@@ -12521,23 +12108,7 @@
                 <w:rFonts w:cs="Times New Roman"/>
                 <w:szCs w:val="28"/>
               </w:rPr>
-              <w:t xml:space="preserve">User </w:t>
-            </w:r>
-            <w:proofErr w:type="spellStart"/>
-            <w:r>
-              <w:rPr>
-                <w:rFonts w:cs="Times New Roman"/>
-                <w:szCs w:val="28"/>
-              </w:rPr>
-              <w:t>friendly</w:t>
-            </w:r>
-            <w:proofErr w:type="spellEnd"/>
-            <w:r>
-              <w:rPr>
-                <w:rFonts w:cs="Times New Roman"/>
-                <w:szCs w:val="28"/>
-              </w:rPr>
-              <w:t xml:space="preserve"> дизайн</w:t>
+              <w:t>User friendly дизайн</w:t>
             </w:r>
           </w:p>
         </w:tc>
@@ -12929,39 +12500,7 @@
                 <w:rFonts w:cs="Times New Roman"/>
                 <w:szCs w:val="28"/>
               </w:rPr>
-              <w:t xml:space="preserve">Единое оформление страниц (общая шапка и подвал, есть </w:t>
-            </w:r>
-            <w:proofErr w:type="spellStart"/>
-            <w:r>
-              <w:rPr>
-                <w:rFonts w:cs="Times New Roman"/>
-                <w:szCs w:val="28"/>
-              </w:rPr>
-              <w:t>кликабельное</w:t>
-            </w:r>
-            <w:proofErr w:type="spellEnd"/>
-            <w:r>
-              <w:rPr>
-                <w:rFonts w:cs="Times New Roman"/>
-                <w:szCs w:val="28"/>
-              </w:rPr>
-              <w:t xml:space="preserve"> меню, название сайта, </w:t>
-            </w:r>
-            <w:proofErr w:type="spellStart"/>
-            <w:r>
-              <w:rPr>
-                <w:rFonts w:cs="Times New Roman"/>
-                <w:szCs w:val="28"/>
-              </w:rPr>
-              <w:t>title</w:t>
-            </w:r>
-            <w:proofErr w:type="spellEnd"/>
-            <w:r>
-              <w:rPr>
-                <w:rFonts w:cs="Times New Roman"/>
-                <w:szCs w:val="28"/>
-              </w:rPr>
-              <w:t xml:space="preserve">). </w:t>
+              <w:t xml:space="preserve">Единое оформление страниц (общая шапка и подвал, есть кликабельное меню, название сайта, title). </w:t>
             </w:r>
           </w:p>
         </w:tc>
@@ -19378,28 +18917,28 @@
 </file>
 
 <file path=customXml/item1.xml><?xml version="1.0" encoding="utf-8"?>
-<b:Sources xmlns:b="http://schemas.openxmlformats.org/officeDocument/2006/bibliography" xmlns="http://schemas.openxmlformats.org/officeDocument/2006/bibliography" SelectedStyle="\APASixthEditionOfficeOnline.xsl" StyleName="APA" Version="6"/>
-</file>
-
-<file path=customXml/item2.xml><?xml version="1.0" encoding="utf-8"?>
 <go:gDocsCustomXmlDataStorage xmlns:go="http://customooxmlschemas.google.com/" xmlns:r="http://schemas.openxmlformats.org/officeDocument/2006/relationships" uri="GoogleDocsCustomDataVersion1">
   <go:docsCustomData roundtripDataSignature="AMtx7miN2zI6P7mbZ/cbDNORlRu1MYhdew==">AMUW2mXfejHWQTfX96SlnGRtQLIQRJGvtC8KKVcnSp2bm7Rd7NT8QSSV91ksBxeXnR23dtF49aPipi8p7VC/n2xU4X7RwGaMBOzOPFkD9B3djbPWssePIRi+yF626J4uLiT+JHuxSToHf0Ljx3i1ad5oc7sUS5JdHTz7DY0sleqQu4Jy3MkkhH8K8O+CXoAq75CjFdU/D3iYUcUFOVOhwRtPMKhOOOAsl6F05XPhmnMziFrnkbwzalqh+xZoCsyQ8mtNw4DPV1HxxlAJmaqEpXyBQeTg2iMd4nILuT9CWnpTR00bMNF4hwGESvjaP4j1FEf2AJVVsQ0MGDqogDouVHEZz0fj51cLOE+6m5FpukcomkDy4NhRWwQ=</go:docsCustomData>
 </go:gDocsCustomXmlDataStorage>
 </file>
 
-<file path=customXml/itemProps1.xml><?xml version="1.0" encoding="utf-8"?>
-<ds:datastoreItem xmlns:ds="http://schemas.openxmlformats.org/officeDocument/2006/customXml" ds:itemID="{A3D13532-36FB-49C0-AEE9-9DBA0687B77B}">
-  <ds:schemaRefs>
-    <ds:schemaRef ds:uri="http://schemas.openxmlformats.org/officeDocument/2006/bibliography"/>
-  </ds:schemaRefs>
-</ds:datastoreItem>
+<file path=customXml/item2.xml><?xml version="1.0" encoding="utf-8"?>
+<b:Sources xmlns:b="http://schemas.openxmlformats.org/officeDocument/2006/bibliography" xmlns="http://schemas.openxmlformats.org/officeDocument/2006/bibliography" SelectedStyle="\APASixthEditionOfficeOnline.xsl" StyleName="APA" Version="6"/>
 </file>
 
-<file path=customXml/itemProps2.xml><?xml version="1.0" encoding="utf-8"?>
+<file path=customXml/itemProps1.xml><?xml version="1.0" encoding="utf-8"?>
 <ds:datastoreItem xmlns:ds="http://schemas.openxmlformats.org/officeDocument/2006/customXml" ds:itemID="{11111111-1234-1234-1234-123412341234}">
   <ds:schemaRefs>
     <ds:schemaRef ds:uri="http://customooxmlschemas.google.com/"/>
     <ds:schemaRef ds:uri="http://schemas.openxmlformats.org/officeDocument/2006/relationships"/>
   </ds:schemaRefs>
 </ds:datastoreItem>
+</file>
+
+<file path=customXml/itemProps2.xml><?xml version="1.0" encoding="utf-8"?>
+<ds:datastoreItem xmlns:ds="http://schemas.openxmlformats.org/officeDocument/2006/customXml" ds:itemID="{A3D13532-36FB-49C0-AEE9-9DBA0687B77B}">
+  <ds:schemaRefs>
+    <ds:schemaRef ds:uri="http://schemas.openxmlformats.org/officeDocument/2006/bibliography"/>
+  </ds:schemaRefs>
+</ds:datastoreItem>
 </file>
--- a/отчет курсовая.docx
+++ b/отчет курсовая.docx
@@ -2376,14 +2376,44 @@
           <w:szCs w:val="28"/>
           <w:lang w:val="en-US"/>
         </w:rPr>
-        <w:t>xNSLaUPjhUAOGAQi</w:t>
-      </w:r>
-      <w:r>
-        <w:rPr>
-          <w:rFonts w:cs="Times New Roman"/>
-          <w:szCs w:val="28"/>
-        </w:rPr>
-        <w:t>-0</w:t>
+        <w:t>zIPz</w:t>
+      </w:r>
+      <w:r>
+        <w:rPr>
+          <w:rFonts w:cs="Times New Roman"/>
+          <w:szCs w:val="28"/>
+        </w:rPr>
+        <w:t>4</w:t>
+      </w:r>
+      <w:r>
+        <w:rPr>
+          <w:rFonts w:cs="Times New Roman"/>
+          <w:szCs w:val="28"/>
+          <w:lang w:val="en-US"/>
+        </w:rPr>
+        <w:t>CLummsqL</w:t>
+      </w:r>
+      <w:r>
+        <w:rPr>
+          <w:rFonts w:cs="Times New Roman"/>
+          <w:szCs w:val="28"/>
+        </w:rPr>
+        <w:t>2</w:t>
+      </w:r>
+      <w:r>
+        <w:rPr>
+          <w:rFonts w:cs="Times New Roman"/>
+          <w:szCs w:val="28"/>
+          <w:lang w:val="en-US"/>
+        </w:rPr>
+        <w:t>a</w:t>
+      </w:r>
+      <w:r>
+        <w:rPr>
+          <w:rFonts w:cs="Times New Roman"/>
+          <w:szCs w:val="28"/>
+        </w:rPr>
+        <w:t>6-0</w:t>
       </w:r>
     </w:p>
     <w:p>
@@ -5057,14 +5087,7 @@
           <w:rFonts w:cs="Times New Roman"/>
           <w:szCs w:val="28"/>
         </w:rPr>
-        <w:instrText xml:space="preserve"> REF _Ref188461228 \h </w:instrText>
-      </w:r>
-      <w:r>
-        <w:rPr>
-          <w:rFonts w:cs="Times New Roman"/>
-          <w:szCs w:val="28"/>
-        </w:rPr>
-        <w:instrText xml:space="preserve"> \* MERGEFORMAT </w:instrText>
+        <w:instrText xml:space="preserve"> REF _Ref188544536 \h </w:instrText>
       </w:r>
       <w:r>
         <w:rPr>
@@ -5080,17 +5103,17 @@
         <w:fldChar w:fldCharType="separate"/>
       </w:r>
       <w:r>
-        <w:rPr>
-          <w:rFonts w:cs="Times New Roman"/>
-          <w:szCs w:val="28"/>
-        </w:rPr>
-        <w:t xml:space="preserve">Рисунок 2. Пример карточек с играми </w:t>
-      </w:r>
-      <w:r>
-        <w:rPr>
-          <w:rFonts w:cs="Times New Roman"/>
+        <w:t>Пример карто</w:t>
+      </w:r>
+      <w:r>
+        <w:t>ч</w:t>
+      </w:r>
+      <w:r>
+        <w:t xml:space="preserve">ек с играми </w:t>
+      </w:r>
+      <w:r>
+        <w:rPr>
           <w:noProof/>
-          <w:szCs w:val="28"/>
         </w:rPr>
         <w:t>1</w:t>
       </w:r>
@@ -5135,23 +5158,17 @@
         <w:keepNext/>
         <w:spacing w:line="360" w:lineRule="auto"/>
         <w:jc w:val="both"/>
-        <w:rPr>
-          <w:rFonts w:cs="Times New Roman"/>
-          <w:szCs w:val="28"/>
-        </w:rPr>
-      </w:pPr>
-      <w:r>
-        <w:rPr>
-          <w:rFonts w:cs="Times New Roman"/>
+      </w:pPr>
+      <w:r>
+        <w:rPr>
           <w:noProof/>
-          <w:szCs w:val="28"/>
         </w:rPr>
         <w:lastRenderedPageBreak/>
         <w:drawing>
-          <wp:inline distT="0" distB="0" distL="0" distR="0" wp14:anchorId="0A6081C6" wp14:editId="79783830">
-            <wp:extent cx="6120130" cy="3916045"/>
-            <wp:effectExtent l="0" t="0" r="0" b="8255"/>
-            <wp:docPr id="4" name="Рисунок 4"/>
+          <wp:inline distT="0" distB="0" distL="0" distR="0" wp14:anchorId="1A71D32A" wp14:editId="6D0C5E0E">
+            <wp:extent cx="6120130" cy="4069715"/>
+            <wp:effectExtent l="0" t="0" r="0" b="6985"/>
+            <wp:docPr id="6" name="Рисунок 6"/>
             <wp:cNvGraphicFramePr>
               <a:graphicFrameLocks xmlns:a="http://schemas.openxmlformats.org/drawingml/2006/main" noChangeAspect="1"/>
             </wp:cNvGraphicFramePr>
@@ -5171,7 +5188,7 @@
                   <pic:spPr>
                     <a:xfrm>
                       <a:off x="0" y="0"/>
-                      <a:ext cx="6120130" cy="3916045"/>
+                      <a:ext cx="6120130" cy="4069715"/>
                     </a:xfrm>
                     <a:prstGeom prst="rect">
                       <a:avLst/>
@@ -5187,71 +5204,24 @@
     <w:p>
       <w:pPr>
         <w:pStyle w:val="af2"/>
-        <w:spacing w:line="360" w:lineRule="auto"/>
         <w:jc w:val="both"/>
         <w:rPr>
           <w:rFonts w:cs="Times New Roman"/>
           <w:szCs w:val="28"/>
         </w:rPr>
       </w:pPr>
-      <w:bookmarkStart w:id="9" w:name="_Ref188461228"/>
-      <w:r>
-        <w:rPr>
-          <w:rFonts w:cs="Times New Roman"/>
-          <w:szCs w:val="28"/>
-        </w:rPr>
-        <w:t xml:space="preserve">Рисунок </w:t>
-      </w:r>
-      <w:r>
-        <w:rPr>
-          <w:rFonts w:cs="Times New Roman"/>
-          <w:szCs w:val="28"/>
-        </w:rPr>
-        <w:t>2</w:t>
-      </w:r>
-      <w:r>
-        <w:rPr>
-          <w:rFonts w:cs="Times New Roman"/>
-          <w:szCs w:val="28"/>
-        </w:rPr>
-        <w:t xml:space="preserve">. Пример карточек с играми </w:t>
-      </w:r>
-      <w:r>
-        <w:rPr>
-          <w:rFonts w:cs="Times New Roman"/>
-          <w:szCs w:val="28"/>
-        </w:rPr>
-        <w:fldChar w:fldCharType="begin"/>
-      </w:r>
-      <w:r>
-        <w:rPr>
-          <w:rFonts w:cs="Times New Roman"/>
-          <w:szCs w:val="28"/>
-        </w:rPr>
-        <w:instrText xml:space="preserve"> SEQ Рисунок_1._Пример_карточек_с_играми \* ARABIC </w:instrText>
-      </w:r>
-      <w:r>
-        <w:rPr>
-          <w:rFonts w:cs="Times New Roman"/>
-          <w:szCs w:val="28"/>
-        </w:rPr>
-        <w:fldChar w:fldCharType="separate"/>
-      </w:r>
-      <w:r>
-        <w:rPr>
-          <w:rFonts w:cs="Times New Roman"/>
-          <w:noProof/>
-          <w:szCs w:val="28"/>
-        </w:rPr>
-        <w:t>1</w:t>
-      </w:r>
-      <w:r>
-        <w:rPr>
-          <w:rFonts w:cs="Times New Roman"/>
-          <w:szCs w:val="28"/>
-        </w:rPr>
-        <w:fldChar w:fldCharType="end"/>
-      </w:r>
+      <w:bookmarkStart w:id="9" w:name="_Ref188544536"/>
+      <w:r>
+        <w:t xml:space="preserve">Пример карточек с играми </w:t>
+      </w:r>
+      <w:fldSimple w:instr=" SEQ Пример_карточек_с_играми \* ARABIC ">
+        <w:r>
+          <w:rPr>
+            <w:noProof/>
+          </w:rPr>
+          <w:t>1</w:t>
+        </w:r>
+      </w:fldSimple>
       <w:bookmarkEnd w:id="9"/>
     </w:p>
     <w:p>
@@ -5541,7 +5511,59 @@
           <w:rFonts w:cs="Times New Roman"/>
           <w:szCs w:val="28"/>
         </w:rPr>
-        <w:t xml:space="preserve">Страница игры «5 в ряд»: данная страница расположена по клику кнопки </w:t>
+        <w:t>Страница игры «</w:t>
+      </w:r>
+      <w:r>
+        <w:rPr>
+          <w:rFonts w:cs="Times New Roman"/>
+          <w:szCs w:val="28"/>
+          <w:lang w:val="en-US"/>
+        </w:rPr>
+        <w:t>Five</w:t>
+      </w:r>
+      <w:r>
+        <w:rPr>
+          <w:rFonts w:cs="Times New Roman"/>
+          <w:szCs w:val="28"/>
+        </w:rPr>
+        <w:t xml:space="preserve"> </w:t>
+      </w:r>
+      <w:r>
+        <w:rPr>
+          <w:rFonts w:cs="Times New Roman"/>
+          <w:szCs w:val="28"/>
+          <w:lang w:val="en-US"/>
+        </w:rPr>
+        <w:t>In</w:t>
+      </w:r>
+      <w:r>
+        <w:rPr>
+          <w:rFonts w:cs="Times New Roman"/>
+          <w:szCs w:val="28"/>
+        </w:rPr>
+        <w:t xml:space="preserve"> </w:t>
+      </w:r>
+      <w:r>
+        <w:rPr>
+          <w:rFonts w:cs="Times New Roman"/>
+          <w:szCs w:val="28"/>
+          <w:lang w:val="en-US"/>
+        </w:rPr>
+        <w:t>Row</w:t>
+      </w:r>
+      <w:r>
+        <w:rPr>
+          <w:rFonts w:cs="Times New Roman"/>
+          <w:szCs w:val="28"/>
+        </w:rPr>
+        <w:t xml:space="preserve">»: данная страница расположена по клику кнопки </w:t>
+      </w:r>
+      <w:r>
+        <w:rPr>
+          <w:rFonts w:cs="Times New Roman"/>
+          <w:szCs w:val="28"/>
+        </w:rPr>
+        <w:t>«</w:t>
       </w:r>
       <w:r>
         <w:rPr>
@@ -6198,7 +6220,21 @@
           <w:szCs w:val="28"/>
         </w:rPr>
         <w:tab/>
-        <w:t>Дизайн на мобильных устройствах сохраняет все элементы интерфейса, но их расположение меняется: элементы навигационного меню выстраиваются не в строку, а в столбец, расположение карточек на странице «Библиотека игр» (</w:t>
+        <w:t xml:space="preserve">Дизайн на мобильных устройствах сохраняет все элементы интерфейса, но их расположение меняется: элементы навигационного меню выстраиваются не в строку, а в столбец, расположение карточек на странице «Библиотека игр» становится по </w:t>
+      </w:r>
+      <w:r>
+        <w:rPr>
+          <w:rFonts w:cs="Times New Roman"/>
+          <w:szCs w:val="28"/>
+        </w:rPr>
+        <w:t xml:space="preserve">1 </w:t>
+      </w:r>
+      <w:r>
+        <w:rPr>
+          <w:rFonts w:cs="Times New Roman"/>
+          <w:szCs w:val="28"/>
+        </w:rPr>
+        <w:t>на строку, а элементы вкладки «О нас» меняют свое строчное расположение на столбчатое. (</w:t>
       </w:r>
       <w:r>
         <w:rPr>
@@ -6212,6 +6248,64 @@
           <w:rFonts w:cs="Times New Roman"/>
           <w:szCs w:val="28"/>
         </w:rPr>
+        <w:instrText xml:space="preserve"> REF _Ref188544734 \h </w:instrText>
+      </w:r>
+      <w:r>
+        <w:rPr>
+          <w:rFonts w:cs="Times New Roman"/>
+          <w:szCs w:val="28"/>
+        </w:rPr>
+      </w:r>
+      <w:r>
+        <w:rPr>
+          <w:rFonts w:cs="Times New Roman"/>
+          <w:szCs w:val="28"/>
+        </w:rPr>
+        <w:fldChar w:fldCharType="separate"/>
+      </w:r>
+      <w:r>
+        <w:t>Рисунок 5. Адапт</w:t>
+      </w:r>
+      <w:r>
+        <w:t>и</w:t>
+      </w:r>
+      <w:r>
+        <w:t xml:space="preserve">вность </w:t>
+      </w:r>
+      <w:r>
+        <w:rPr>
+          <w:noProof/>
+        </w:rPr>
+        <w:t>1</w:t>
+      </w:r>
+      <w:r>
+        <w:t xml:space="preserve">    Рисунок 6. Адаптивность </w:t>
+      </w:r>
+      <w:r>
+        <w:rPr>
+          <w:noProof/>
+        </w:rPr>
+        <w:t>2</w:t>
+      </w:r>
+      <w:r>
+        <w:rPr>
+          <w:rFonts w:cs="Times New Roman"/>
+          <w:szCs w:val="28"/>
+        </w:rPr>
+        <w:fldChar w:fldCharType="end"/>
+      </w:r>
+      <w:r>
+        <w:rPr>
+          <w:rFonts w:cs="Times New Roman"/>
+          <w:szCs w:val="28"/>
+        </w:rPr>
+        <w:fldChar w:fldCharType="begin"/>
+      </w:r>
+      <w:r>
+        <w:rPr>
+          <w:rFonts w:cs="Times New Roman"/>
+          <w:szCs w:val="28"/>
+        </w:rPr>
         <w:instrText xml:space="preserve"> REF _Ref188462573 \h </w:instrText>
       </w:r>
       <w:r>
@@ -6239,7 +6333,132 @@
           <w:rFonts w:cs="Times New Roman"/>
           <w:szCs w:val="28"/>
         </w:rPr>
-        <w:t xml:space="preserve">Рисунок 5. Адаптивность </w:t>
+        <w:fldChar w:fldCharType="end"/>
+      </w:r>
+      <w:r>
+        <w:rPr>
+          <w:rFonts w:cs="Times New Roman"/>
+          <w:szCs w:val="28"/>
+        </w:rPr>
+        <w:t xml:space="preserve"> и </w:t>
+      </w:r>
+      <w:r>
+        <w:rPr>
+          <w:rFonts w:cs="Times New Roman"/>
+          <w:szCs w:val="28"/>
+          <w:lang w:val="en-US"/>
+        </w:rPr>
+        <w:fldChar w:fldCharType="begin"/>
+      </w:r>
+      <w:r>
+        <w:rPr>
+          <w:rFonts w:cs="Times New Roman"/>
+          <w:szCs w:val="28"/>
+        </w:rPr>
+        <w:instrText xml:space="preserve"> </w:instrText>
+      </w:r>
+      <w:r>
+        <w:rPr>
+          <w:rFonts w:cs="Times New Roman"/>
+          <w:szCs w:val="28"/>
+          <w:lang w:val="en-US"/>
+        </w:rPr>
+        <w:instrText>REF</w:instrText>
+      </w:r>
+      <w:r>
+        <w:rPr>
+          <w:rFonts w:cs="Times New Roman"/>
+          <w:szCs w:val="28"/>
+        </w:rPr>
+        <w:instrText xml:space="preserve"> _</w:instrText>
+      </w:r>
+      <w:r>
+        <w:rPr>
+          <w:rFonts w:cs="Times New Roman"/>
+          <w:szCs w:val="28"/>
+          <w:lang w:val="en-US"/>
+        </w:rPr>
+        <w:instrText>Ref</w:instrText>
+      </w:r>
+      <w:r>
+        <w:rPr>
+          <w:rFonts w:cs="Times New Roman"/>
+          <w:szCs w:val="28"/>
+        </w:rPr>
+        <w:instrText>188462870 \</w:instrText>
+      </w:r>
+      <w:r>
+        <w:rPr>
+          <w:rFonts w:cs="Times New Roman"/>
+          <w:szCs w:val="28"/>
+          <w:lang w:val="en-US"/>
+        </w:rPr>
+        <w:instrText>h</w:instrText>
+      </w:r>
+      <w:r>
+        <w:rPr>
+          <w:rFonts w:cs="Times New Roman"/>
+          <w:szCs w:val="28"/>
+        </w:rPr>
+        <w:instrText xml:space="preserve"> </w:instrText>
+      </w:r>
+      <w:r>
+        <w:rPr>
+          <w:rFonts w:cs="Times New Roman"/>
+          <w:szCs w:val="28"/>
+        </w:rPr>
+        <w:instrText xml:space="preserve"> \* </w:instrText>
+      </w:r>
+      <w:r>
+        <w:rPr>
+          <w:rFonts w:cs="Times New Roman"/>
+          <w:szCs w:val="28"/>
+          <w:lang w:val="en-US"/>
+        </w:rPr>
+        <w:instrText>MERGEFORMAT</w:instrText>
+      </w:r>
+      <w:r>
+        <w:rPr>
+          <w:rFonts w:cs="Times New Roman"/>
+          <w:szCs w:val="28"/>
+        </w:rPr>
+        <w:instrText xml:space="preserve"> </w:instrText>
+      </w:r>
+      <w:r>
+        <w:rPr>
+          <w:rFonts w:cs="Times New Roman"/>
+          <w:szCs w:val="28"/>
+          <w:lang w:val="en-US"/>
+        </w:rPr>
+      </w:r>
+      <w:r>
+        <w:rPr>
+          <w:rFonts w:cs="Times New Roman"/>
+          <w:szCs w:val="28"/>
+          <w:lang w:val="en-US"/>
+        </w:rPr>
+        <w:fldChar w:fldCharType="separate"/>
+      </w:r>
+      <w:r>
+        <w:rPr>
+          <w:rFonts w:cs="Times New Roman"/>
+          <w:szCs w:val="28"/>
+        </w:rPr>
+        <w:t>Рисунок 6. Метод д</w:t>
+      </w:r>
+      <w:r>
+        <w:rPr>
+          <w:rFonts w:cs="Times New Roman"/>
+          <w:szCs w:val="28"/>
+        </w:rPr>
+        <w:t>о</w:t>
+      </w:r>
+      <w:r>
+        <w:rPr>
+          <w:rFonts w:cs="Times New Roman"/>
+          <w:szCs w:val="28"/>
+        </w:rPr>
+        <w:t xml:space="preserve">стижения адаптивности </w:t>
       </w:r>
       <w:r>
         <w:rPr>
@@ -6253,6 +6472,7 @@
         <w:rPr>
           <w:rFonts w:cs="Times New Roman"/>
           <w:szCs w:val="28"/>
+          <w:lang w:val="en-US"/>
         </w:rPr>
         <w:fldChar w:fldCharType="end"/>
       </w:r>
@@ -6261,84 +6481,28 @@
           <w:rFonts w:cs="Times New Roman"/>
           <w:szCs w:val="28"/>
         </w:rPr>
-        <w:t xml:space="preserve">) становится по </w:t>
-      </w:r>
-      <w:r>
-        <w:rPr>
-          <w:rFonts w:cs="Times New Roman"/>
-          <w:szCs w:val="28"/>
-        </w:rPr>
-        <w:t xml:space="preserve">1 </w:t>
-      </w:r>
-      <w:r>
-        <w:rPr>
-          <w:rFonts w:cs="Times New Roman"/>
-          <w:szCs w:val="28"/>
-        </w:rPr>
-        <w:t>на строку, а элементы вкладки «О нас» меняют свое строчное расположение на столбчатое. (</w:t>
-      </w:r>
-      <w:r>
-        <w:rPr>
-          <w:rFonts w:cs="Times New Roman"/>
-          <w:szCs w:val="28"/>
-        </w:rPr>
-        <w:fldChar w:fldCharType="begin"/>
-      </w:r>
-      <w:r>
-        <w:rPr>
-          <w:rFonts w:cs="Times New Roman"/>
-          <w:szCs w:val="28"/>
-        </w:rPr>
-        <w:instrText xml:space="preserve"> REF _Ref188462573 \h </w:instrText>
-      </w:r>
-      <w:r>
-        <w:rPr>
-          <w:rFonts w:cs="Times New Roman"/>
-          <w:szCs w:val="28"/>
-        </w:rPr>
-        <w:instrText xml:space="preserve"> \* MERGEFORMAT </w:instrText>
-      </w:r>
-      <w:r>
-        <w:rPr>
-          <w:rFonts w:cs="Times New Roman"/>
-          <w:szCs w:val="28"/>
-        </w:rPr>
-      </w:r>
-      <w:r>
-        <w:rPr>
-          <w:rFonts w:cs="Times New Roman"/>
-          <w:szCs w:val="28"/>
-        </w:rPr>
-        <w:fldChar w:fldCharType="separate"/>
-      </w:r>
-      <w:r>
-        <w:rPr>
-          <w:rFonts w:cs="Times New Roman"/>
-          <w:szCs w:val="28"/>
-        </w:rPr>
-        <w:t xml:space="preserve">Рисунок 5. Адаптивность </w:t>
-      </w:r>
-      <w:r>
-        <w:rPr>
-          <w:rFonts w:cs="Times New Roman"/>
-          <w:noProof/>
-          <w:szCs w:val="28"/>
-        </w:rPr>
-        <w:t>2</w:t>
-      </w:r>
-      <w:r>
-        <w:rPr>
-          <w:rFonts w:cs="Times New Roman"/>
-          <w:szCs w:val="28"/>
-        </w:rPr>
-        <w:fldChar w:fldCharType="end"/>
-      </w:r>
-      <w:r>
-        <w:rPr>
-          <w:rFonts w:cs="Times New Roman"/>
-          <w:szCs w:val="28"/>
-        </w:rPr>
-        <w:t xml:space="preserve"> и </w:t>
+        <w:t xml:space="preserve">) </w:t>
+      </w:r>
+      <w:r>
+        <w:rPr>
+          <w:rFonts w:cs="Times New Roman"/>
+          <w:szCs w:val="28"/>
+        </w:rPr>
+        <w:t xml:space="preserve">Адаптивность </w:t>
+      </w:r>
+      <w:r>
+        <w:rPr>
+          <w:rFonts w:cs="Times New Roman"/>
+          <w:szCs w:val="28"/>
+        </w:rPr>
+        <w:t xml:space="preserve"> </w:t>
+      </w:r>
+      <w:r>
+        <w:rPr>
+          <w:rFonts w:cs="Times New Roman"/>
+          <w:szCs w:val="28"/>
+        </w:rPr>
+        <w:t xml:space="preserve">реализовывалась с помощью медиа-запросов </w:t>
       </w:r>
       <w:r>
         <w:rPr>
@@ -6346,14 +6510,14 @@
           <w:szCs w:val="28"/>
           <w:lang w:val="en-US"/>
         </w:rPr>
-        <w:fldChar w:fldCharType="begin"/>
-      </w:r>
-      <w:r>
-        <w:rPr>
-          <w:rFonts w:cs="Times New Roman"/>
-          <w:szCs w:val="28"/>
-        </w:rPr>
-        <w:instrText xml:space="preserve"> </w:instrText>
+        <w:t>CSS</w:t>
+      </w:r>
+      <w:r>
+        <w:rPr>
+          <w:rFonts w:cs="Times New Roman"/>
+          <w:szCs w:val="28"/>
+        </w:rPr>
+        <w:t xml:space="preserve"> (@</w:t>
       </w:r>
       <w:r>
         <w:rPr>
@@ -6361,154 +6525,6 @@
           <w:szCs w:val="28"/>
           <w:lang w:val="en-US"/>
         </w:rPr>
-        <w:instrText>REF</w:instrText>
-      </w:r>
-      <w:r>
-        <w:rPr>
-          <w:rFonts w:cs="Times New Roman"/>
-          <w:szCs w:val="28"/>
-        </w:rPr>
-        <w:instrText xml:space="preserve"> _</w:instrText>
-      </w:r>
-      <w:r>
-        <w:rPr>
-          <w:rFonts w:cs="Times New Roman"/>
-          <w:szCs w:val="28"/>
-          <w:lang w:val="en-US"/>
-        </w:rPr>
-        <w:instrText>Ref</w:instrText>
-      </w:r>
-      <w:r>
-        <w:rPr>
-          <w:rFonts w:cs="Times New Roman"/>
-          <w:szCs w:val="28"/>
-        </w:rPr>
-        <w:instrText>188462870 \</w:instrText>
-      </w:r>
-      <w:r>
-        <w:rPr>
-          <w:rFonts w:cs="Times New Roman"/>
-          <w:szCs w:val="28"/>
-          <w:lang w:val="en-US"/>
-        </w:rPr>
-        <w:instrText>h</w:instrText>
-      </w:r>
-      <w:r>
-        <w:rPr>
-          <w:rFonts w:cs="Times New Roman"/>
-          <w:szCs w:val="28"/>
-        </w:rPr>
-        <w:instrText xml:space="preserve"> </w:instrText>
-      </w:r>
-      <w:r>
-        <w:rPr>
-          <w:rFonts w:cs="Times New Roman"/>
-          <w:szCs w:val="28"/>
-        </w:rPr>
-        <w:instrText xml:space="preserve"> \* </w:instrText>
-      </w:r>
-      <w:r>
-        <w:rPr>
-          <w:rFonts w:cs="Times New Roman"/>
-          <w:szCs w:val="28"/>
-          <w:lang w:val="en-US"/>
-        </w:rPr>
-        <w:instrText>MERGEFORMAT</w:instrText>
-      </w:r>
-      <w:r>
-        <w:rPr>
-          <w:rFonts w:cs="Times New Roman"/>
-          <w:szCs w:val="28"/>
-        </w:rPr>
-        <w:instrText xml:space="preserve"> </w:instrText>
-      </w:r>
-      <w:r>
-        <w:rPr>
-          <w:rFonts w:cs="Times New Roman"/>
-          <w:szCs w:val="28"/>
-          <w:lang w:val="en-US"/>
-        </w:rPr>
-      </w:r>
-      <w:r>
-        <w:rPr>
-          <w:rFonts w:cs="Times New Roman"/>
-          <w:szCs w:val="28"/>
-          <w:lang w:val="en-US"/>
-        </w:rPr>
-        <w:fldChar w:fldCharType="separate"/>
-      </w:r>
-      <w:r>
-        <w:rPr>
-          <w:rFonts w:cs="Times New Roman"/>
-          <w:szCs w:val="28"/>
-        </w:rPr>
-        <w:t xml:space="preserve">Рисунок 6. Метод достижения адаптивности </w:t>
-      </w:r>
-      <w:r>
-        <w:rPr>
-          <w:rFonts w:cs="Times New Roman"/>
-          <w:noProof/>
-          <w:szCs w:val="28"/>
-        </w:rPr>
-        <w:t>1</w:t>
-      </w:r>
-      <w:r>
-        <w:rPr>
-          <w:rFonts w:cs="Times New Roman"/>
-          <w:szCs w:val="28"/>
-          <w:lang w:val="en-US"/>
-        </w:rPr>
-        <w:fldChar w:fldCharType="end"/>
-      </w:r>
-      <w:r>
-        <w:rPr>
-          <w:rFonts w:cs="Times New Roman"/>
-          <w:szCs w:val="28"/>
-        </w:rPr>
-        <w:t xml:space="preserve">) </w:t>
-      </w:r>
-      <w:r>
-        <w:rPr>
-          <w:rFonts w:cs="Times New Roman"/>
-          <w:szCs w:val="28"/>
-        </w:rPr>
-        <w:t xml:space="preserve">Адаптивность </w:t>
-      </w:r>
-      <w:r>
-        <w:rPr>
-          <w:rFonts w:cs="Times New Roman"/>
-          <w:szCs w:val="28"/>
-        </w:rPr>
-        <w:t xml:space="preserve"> </w:t>
-      </w:r>
-      <w:r>
-        <w:rPr>
-          <w:rFonts w:cs="Times New Roman"/>
-          <w:szCs w:val="28"/>
-        </w:rPr>
-        <w:t xml:space="preserve">реализовывалась с помощью медиа-запросов </w:t>
-      </w:r>
-      <w:r>
-        <w:rPr>
-          <w:rFonts w:cs="Times New Roman"/>
-          <w:szCs w:val="28"/>
-          <w:lang w:val="en-US"/>
-        </w:rPr>
-        <w:t>CSS</w:t>
-      </w:r>
-      <w:r>
-        <w:rPr>
-          <w:rFonts w:cs="Times New Roman"/>
-          <w:szCs w:val="28"/>
-        </w:rPr>
-        <w:t xml:space="preserve"> (@</w:t>
-      </w:r>
-      <w:r>
-        <w:rPr>
-          <w:rFonts w:cs="Times New Roman"/>
-          <w:szCs w:val="28"/>
-          <w:lang w:val="en-US"/>
-        </w:rPr>
         <w:t>media</w:t>
       </w:r>
       <w:r>
@@ -6522,28 +6538,19 @@
     <w:p>
       <w:pPr>
         <w:keepNext/>
-        <w:tabs>
-          <w:tab w:val="left" w:pos="7230"/>
-        </w:tabs>
         <w:spacing w:line="360" w:lineRule="auto"/>
         <w:jc w:val="both"/>
-        <w:rPr>
-          <w:rFonts w:cs="Times New Roman"/>
-          <w:szCs w:val="28"/>
-        </w:rPr>
-      </w:pPr>
-      <w:r>
-        <w:rPr>
-          <w:rFonts w:cs="Times New Roman"/>
+      </w:pPr>
+      <w:r>
+        <w:rPr>
           <w:noProof/>
-          <w:szCs w:val="28"/>
         </w:rPr>
         <w:lastRenderedPageBreak/>
         <w:drawing>
-          <wp:inline distT="0" distB="0" distL="0" distR="0" wp14:anchorId="271AB5C1" wp14:editId="5FFF6CCF">
-            <wp:extent cx="2428875" cy="4998401"/>
-            <wp:effectExtent l="0" t="0" r="0" b="0"/>
-            <wp:docPr id="10" name="Рисунок 10"/>
+          <wp:inline distT="0" distB="0" distL="0" distR="0" wp14:anchorId="514B4ED5" wp14:editId="4803B350">
+            <wp:extent cx="2608976" cy="4843635"/>
+            <wp:effectExtent l="0" t="0" r="1270" b="0"/>
+            <wp:docPr id="13" name="Рисунок 13"/>
             <wp:cNvGraphicFramePr>
               <a:graphicFrameLocks xmlns:a="http://schemas.openxmlformats.org/drawingml/2006/main" noChangeAspect="1"/>
             </wp:cNvGraphicFramePr>
@@ -6554,20 +6561,27 @@
                     <pic:cNvPr id="1" name=""/>
                     <pic:cNvPicPr/>
                   </pic:nvPicPr>
-                  <pic:blipFill>
+                  <pic:blipFill rotWithShape="1">
                     <a:blip r:embed="rId18"/>
-                    <a:stretch>
-                      <a:fillRect/>
-                    </a:stretch>
+                    <a:srcRect t="6133" b="8304"/>
+                    <a:stretch/>
                   </pic:blipFill>
-                  <pic:spPr>
+                  <pic:spPr bwMode="auto">
                     <a:xfrm>
                       <a:off x="0" y="0"/>
-                      <a:ext cx="2430457" cy="5001657"/>
+                      <a:ext cx="2628027" cy="4879003"/>
                     </a:xfrm>
                     <a:prstGeom prst="rect">
                       <a:avLst/>
                     </a:prstGeom>
+                    <a:ln>
+                      <a:noFill/>
+                    </a:ln>
+                    <a:extLst>
+                      <a:ext uri="{53640926-AAD7-44D8-BBD7-CCE9431645EC}">
+                        <a14:shadowObscured xmlns:a14="http://schemas.microsoft.com/office/drawing/2010/main"/>
+                      </a:ext>
+                    </a:extLst>
                   </pic:spPr>
                 </pic:pic>
               </a:graphicData>
@@ -6582,7 +6596,7 @@
           <w:szCs w:val="28"/>
         </w:rPr>
         <w:drawing>
-          <wp:inline distT="0" distB="0" distL="0" distR="0" wp14:anchorId="4A155370" wp14:editId="27811C29">
+          <wp:inline distT="0" distB="0" distL="0" distR="0" wp14:anchorId="736D8428" wp14:editId="4B73F8F4">
             <wp:extent cx="2771775" cy="4990325"/>
             <wp:effectExtent l="0" t="0" r="0" b="1270"/>
             <wp:docPr id="11" name="Рисунок 11"/>
@@ -6621,100 +6635,31 @@
     <w:p>
       <w:pPr>
         <w:pStyle w:val="af2"/>
-        <w:spacing w:line="360" w:lineRule="auto"/>
         <w:jc w:val="both"/>
-        <w:rPr>
-          <w:rFonts w:cs="Times New Roman"/>
-          <w:szCs w:val="28"/>
-        </w:rPr>
-      </w:pPr>
-      <w:r>
-        <w:rPr>
-          <w:rFonts w:cs="Times New Roman"/>
-          <w:szCs w:val="28"/>
-        </w:rPr>
+      </w:pPr>
+      <w:bookmarkStart w:id="14" w:name="_Ref188544734"/>
+      <w:r>
         <w:t xml:space="preserve">Рисунок 5. Адаптивность </w:t>
       </w:r>
-      <w:r>
-        <w:rPr>
-          <w:rFonts w:cs="Times New Roman"/>
-          <w:szCs w:val="28"/>
-        </w:rPr>
-        <w:fldChar w:fldCharType="begin"/>
-      </w:r>
-      <w:r>
-        <w:rPr>
-          <w:rFonts w:cs="Times New Roman"/>
-          <w:szCs w:val="28"/>
-        </w:rPr>
-        <w:instrText xml:space="preserve"> SEQ Рисунок_5._Адаптивность \* ARABIC </w:instrText>
-      </w:r>
-      <w:r>
-        <w:rPr>
-          <w:rFonts w:cs="Times New Roman"/>
-          <w:szCs w:val="28"/>
-        </w:rPr>
-        <w:fldChar w:fldCharType="separate"/>
-      </w:r>
-      <w:r>
-        <w:rPr>
-          <w:rFonts w:cs="Times New Roman"/>
-          <w:noProof/>
-          <w:szCs w:val="28"/>
-        </w:rPr>
-        <w:t>1</w:t>
-      </w:r>
-      <w:r>
-        <w:rPr>
-          <w:rFonts w:cs="Times New Roman"/>
-          <w:szCs w:val="28"/>
-        </w:rPr>
-        <w:fldChar w:fldCharType="end"/>
-      </w:r>
-      <w:bookmarkStart w:id="14" w:name="_Ref188462573"/>
-      <w:r>
-        <w:rPr>
-          <w:rFonts w:cs="Times New Roman"/>
-          <w:szCs w:val="28"/>
-        </w:rPr>
-        <w:t xml:space="preserve">          Рисунок 5. Адаптивность </w:t>
-      </w:r>
-      <w:r>
-        <w:rPr>
-          <w:rFonts w:cs="Times New Roman"/>
-          <w:szCs w:val="28"/>
-        </w:rPr>
-        <w:fldChar w:fldCharType="begin"/>
-      </w:r>
-      <w:r>
-        <w:rPr>
-          <w:rFonts w:cs="Times New Roman"/>
-          <w:szCs w:val="28"/>
-        </w:rPr>
-        <w:instrText xml:space="preserve"> SEQ Рисунок_5._Адаптивность \* ARABIC </w:instrText>
-      </w:r>
-      <w:r>
-        <w:rPr>
-          <w:rFonts w:cs="Times New Roman"/>
-          <w:szCs w:val="28"/>
-        </w:rPr>
-        <w:fldChar w:fldCharType="separate"/>
-      </w:r>
-      <w:r>
-        <w:rPr>
-          <w:rFonts w:cs="Times New Roman"/>
-          <w:noProof/>
-          <w:szCs w:val="28"/>
-        </w:rPr>
-        <w:t>2</w:t>
-      </w:r>
-      <w:r>
-        <w:rPr>
-          <w:rFonts w:cs="Times New Roman"/>
-          <w:szCs w:val="28"/>
-        </w:rPr>
-        <w:fldChar w:fldCharType="end"/>
-      </w:r>
+      <w:fldSimple w:instr=" SEQ Рисунок_5._Адаптивность \* ARABIC ">
+        <w:r>
+          <w:rPr>
+            <w:noProof/>
+          </w:rPr>
+          <w:t>1</w:t>
+        </w:r>
+      </w:fldSimple>
+      <w:r>
+        <w:t xml:space="preserve">    Рисунок 6. Адаптивность </w:t>
+      </w:r>
+      <w:fldSimple w:instr=" SEQ Рисунок_5._Адаптивность \* ARABIC ">
+        <w:r>
+          <w:rPr>
+            <w:noProof/>
+          </w:rPr>
+          <w:t>2</w:t>
+        </w:r>
+      </w:fldSimple>
       <w:bookmarkEnd w:id="14"/>
     </w:p>
     <w:p>
